--- a/ML_Hybrid_Nanofluid_PHE_Manuscript.docx
+++ b/ML_Hybrid_Nanofluid_PHE_Manuscript.docx
@@ -1,6 +1,6 @@
 
 <file path=word/document.xml><?xml version="1.0" encoding="utf-8"?>
-<w:document xmlns:w="http://schemas.openxmlformats.org/wordprocessingml/2006/main" xmlns:r="http://schemas.openxmlformats.org/officeDocument/2006/relationships" xmlns:wp="http://schemas.openxmlformats.org/drawingml/2006/wordprocessingDrawing" xmlns:a="http://schemas.openxmlformats.org/drawingml/2006/main" xmlns:pic="http://schemas.openxmlformats.org/drawingml/2006/picture">
+<w:document xmlns:w="http://schemas.openxmlformats.org/wordprocessingml/2006/main" xmlns:r="http://schemas.openxmlformats.org/officeDocument/2006/relationships" xmlns:wp="http://schemas.openxmlformats.org/drawingml/2006/wordprocessingDrawing" xmlns:a="http://schemas.openxmlformats.org/drawingml/2006/main" xmlns:m="http://schemas.openxmlformats.org/officeDocument/2006/math" xmlns:pic="http://schemas.openxmlformats.org/drawingml/2006/picture">
   <w:body>
     <w:p>
       <w:pPr>
@@ -13,7 +13,98 @@
           <w:sz w:val="32"/>
           <w:szCs w:val="32"/>
         </w:rPr>
-        <w:t xml:space="preserve">A MACHINE LEARNING-BASED MULTI-TARGET PREDICTIVE FRAMEWORK FOR HEAT TRANSFER AND FLUID FLOW PERFORMANCE OF TiO2–Al2O3/WATER HYBRID NANOFLUID IN A PLATE HEAT EXCHANGER</w:t>
+        <w:t xml:space="preserve">A MACHINE LEARNING-BASED MULTI-TARGET PREDICTIVE FRAMEWORK FOR HEAT TRANSFER AND FLUID FLOW PERFORMANCE OF </w:t>
+      </w:r>
+      <w:r>
+        <w:rPr>
+          <w:b/>
+          <w:sz w:val="32"/>
+          <w:szCs w:val="32"/>
+        </w:rPr>
+        <w:t xml:space="preserve">T</w:t>
+      </w:r>
+      <w:r>
+        <w:rPr>
+          <w:b/>
+          <w:sz w:val="32"/>
+          <w:szCs w:val="32"/>
+        </w:rPr>
+        <w:t xml:space="preserve">i</w:t>
+      </w:r>
+      <w:r>
+        <w:rPr>
+          <w:b/>
+          <w:sz w:val="32"/>
+          <w:szCs w:val="32"/>
+        </w:rPr>
+        <w:t xml:space="preserve">O</w:t>
+      </w:r>
+      <w:r>
+        <w:rPr>
+          <w:b/>
+          <w:sz w:val="32"/>
+          <w:szCs w:val="32"/>
+          <w:vertAlign w:val="subscript"/>
+        </w:rPr>
+        <w:t xml:space="preserve">2</w:t>
+      </w:r>
+      <w:r>
+        <w:rPr>
+          <w:b/>
+          <w:sz w:val="32"/>
+          <w:szCs w:val="32"/>
+        </w:rPr>
+        <w:t xml:space="preserve">–</w:t>
+      </w:r>
+      <w:r>
+        <w:rPr>
+          <w:b/>
+          <w:sz w:val="32"/>
+          <w:szCs w:val="32"/>
+        </w:rPr>
+        <w:t xml:space="preserve">A</w:t>
+      </w:r>
+      <w:r>
+        <w:rPr>
+          <w:b/>
+          <w:sz w:val="32"/>
+          <w:szCs w:val="32"/>
+        </w:rPr>
+        <w:t xml:space="preserve">l</w:t>
+      </w:r>
+      <w:r>
+        <w:rPr>
+          <w:b/>
+          <w:sz w:val="32"/>
+          <w:szCs w:val="32"/>
+          <w:vertAlign w:val="subscript"/>
+        </w:rPr>
+        <w:t xml:space="preserve">2</w:t>
+      </w:r>
+      <w:r>
+        <w:rPr>
+          <w:b/>
+          <w:sz w:val="32"/>
+          <w:szCs w:val="32"/>
+        </w:rPr>
+        <w:t xml:space="preserve">O</w:t>
+      </w:r>
+      <w:r>
+        <w:rPr>
+          <w:b/>
+          <w:sz w:val="32"/>
+          <w:szCs w:val="32"/>
+          <w:vertAlign w:val="subscript"/>
+        </w:rPr>
+        <w:t xml:space="preserve">3</w:t>
+      </w:r>
+      <w:r>
+        <w:rPr>
+          <w:b/>
+          <w:sz w:val="32"/>
+          <w:szCs w:val="32"/>
+        </w:rPr>
+        <w:t xml:space="preserve">/WATER HYBRID NANOFLUID IN A PLATE HEAT EXCHANGER</w:t>
       </w:r>
     </w:p>
     <w:p/>
@@ -54,7 +145,118 @@
         <w:jc w:val="both"/>
       </w:pPr>
       <w:r>
-        <w:t xml:space="preserve">The design of hybrid nanofluids for plate heat exchangers (PHEs) remains constrained by empirical correlations that are largely insensitive to the strongly coupled influence of particle mixture ratio, loading and flow regime on the simultaneous thermal and hydraulic response of the device. The present study develops and validates a machine-learning (ML) based multi-target predictive framework for the heat transfer and fluid-flow performance of a TiO2–Al2O3/water hybrid nanofluid circulating in a gasketed chevron PHE. Twenty-five compositions were synthesised and characterised, then tested over a Reynolds-number window of 500 to 2000, using five TiO2:Al2O3 volumetric ratios from 0:5 to 4:1 and five total particle loadings from 0.01 to 0.20 vol.%. For every operating point the convection coefficient h, the Nusselt number Nu and the Darcy friction factor f were extracted through a validated log-mean-temperature-difference (LMTD) reduction, yielding a three-output dataset of 375 experimental records. Four representative multi-output regressors — a Bayesian-regularised artificial neural network (BR-ANN), a random forest (RF), gradient-boosted trees (XGBoost) and support-vector regression (SVR) — were benchmarked under an identical stratified train–test protocol. XGBoost delivered the highest overall accuracy, attaining a coefficient of determination of 0.9969, 0.9969 and 0.9831 for h, Nu and f, respectively, with a maximum mean absolute percentage error below 2%; the classical nanofluid correlations trailed by 4 to 11 percentage points of R-squared. Permutation-importance analysis recovered the expected physics, identifying the Reynolds number as the governing variable for the thermal targets and the particle loading as the governing variable for the friction factor. The experiments confirmed that alumina-rich mixtures deliver the largest enhancement — approximately 23% in h at 0.20 vol.% — and that every alumina-rich composition maintains a thermal performance factor greater than unity across the tested loading range. The proposed framework predicts all principal design quantities simultaneously, offering a fast, interpretable and cost-efficient tool for optimising hybrid-nanofluid composition in PHE design.</w:t>
+        <w:t xml:space="preserve">The design of hybrid nanofluids for plate heat exchangers (PHEs) remains constrained by empirical correlations that are largely insensitive to the strongly coupled influence of particle mixture ratio, loading and flow regime on the simultaneous thermal and hydraulic response of the device. The present study develops and validates a machine-learning (ML) based multi-target predictive framework for the heat transfer and fluid-flow performance of a </w:t>
+      </w:r>
+      <w:r>
+        <w:t xml:space="preserve">T</w:t>
+      </w:r>
+      <w:r>
+        <w:t xml:space="preserve">i</w:t>
+      </w:r>
+      <w:r>
+        <w:t xml:space="preserve">O</w:t>
+      </w:r>
+      <w:r>
+        <w:rPr>
+          <w:vertAlign w:val="subscript"/>
+        </w:rPr>
+        <w:t xml:space="preserve">2</w:t>
+      </w:r>
+      <w:r>
+        <w:t xml:space="preserve">–</w:t>
+      </w:r>
+      <w:r>
+        <w:t xml:space="preserve">A</w:t>
+      </w:r>
+      <w:r>
+        <w:t xml:space="preserve">l</w:t>
+      </w:r>
+      <w:r>
+        <w:rPr>
+          <w:vertAlign w:val="subscript"/>
+        </w:rPr>
+        <w:t xml:space="preserve">2</w:t>
+      </w:r>
+      <w:r>
+        <w:t xml:space="preserve">O</w:t>
+      </w:r>
+      <w:r>
+        <w:rPr>
+          <w:vertAlign w:val="subscript"/>
+        </w:rPr>
+        <w:t xml:space="preserve">3</w:t>
+      </w:r>
+      <w:r>
+        <w:t xml:space="preserve">/water hybrid nanofluid circulating in a gasketed chevron PHE. Twenty-five compositions were synthesised and characterised, then tested over a Reynolds-number window of 500 to 2000, using five </w:t>
+      </w:r>
+      <w:r>
+        <w:t xml:space="preserve">T</w:t>
+      </w:r>
+      <w:r>
+        <w:t xml:space="preserve">i</w:t>
+      </w:r>
+      <w:r>
+        <w:t xml:space="preserve">O</w:t>
+      </w:r>
+      <w:r>
+        <w:rPr>
+          <w:vertAlign w:val="subscript"/>
+        </w:rPr>
+        <w:t xml:space="preserve">2</w:t>
+      </w:r>
+      <w:r>
+        <w:t xml:space="preserve">:</w:t>
+      </w:r>
+      <w:r>
+        <w:t xml:space="preserve">A</w:t>
+      </w:r>
+      <w:r>
+        <w:t xml:space="preserve">l</w:t>
+      </w:r>
+      <w:r>
+        <w:rPr>
+          <w:vertAlign w:val="subscript"/>
+        </w:rPr>
+        <w:t xml:space="preserve">2</w:t>
+      </w:r>
+      <w:r>
+        <w:t xml:space="preserve">O</w:t>
+      </w:r>
+      <w:r>
+        <w:rPr>
+          <w:vertAlign w:val="subscript"/>
+        </w:rPr>
+        <w:t xml:space="preserve">3</w:t>
+      </w:r>
+      <w:r>
+        <w:t xml:space="preserve"> volumetric ratios from 0:5 to 4:1 and five total particle loadings from 0.01 to 0.20 vol.%. For every operating point the convection coefficient h, the Nusselt number Nu and the Darcy friction factor f were extracted through a validated log-mean-temperature-difference (LMTD) reduction, yielding a three-output dataset of 375 experimental records. Four representative multi-output regressors — a Bayesian-regularised artificial neural network (BR-ANN), a random forest (RF), gradient-boosted trees (XGBoost) and support-vector regression (SVR) — were benchmarked under an identical stratified train–test protocol. XGBoost delivered the highest overall accuracy, attaining a coefficient of determination of 0.9969, 0.9969 and 0.9831 for </w:t>
+      </w:r>
+      <m:oMath>
+        <m:r>
+          <m:t xml:space="preserve">h</m:t>
+        </m:r>
+      </m:oMath>
+      <w:r>
+        <w:t xml:space="preserve">, </w:t>
+      </w:r>
+      <m:oMath>
+        <m:r>
+          <m:rPr>
+            <m:sty m:val="p"/>
+          </m:rPr>
+          <m:t xml:space="preserve">Nu</m:t>
+        </m:r>
+      </m:oMath>
+      <w:r>
+        <w:t xml:space="preserve"> and </w:t>
+      </w:r>
+      <m:oMath>
+        <m:r>
+          <m:t xml:space="preserve">f</m:t>
+        </m:r>
+      </m:oMath>
+      <w:r>
+        <w:t xml:space="preserve">, respectively, with a maximum mean absolute percentage error below 2%; the classical nanofluid correlations trailed by 4 to 11 percentage points of R-squared. Permutation-importance analysis recovered the expected physics, identifying the Reynolds number as the governing variable for the thermal targets and the particle loading as the governing variable for the friction factor. The experiments confirmed that alumina-rich mixtures deliver the largest enhancement — approximately 23% in h at 0.20 vol.% — and that every alumina-rich composition maintains a thermal performance factor greater than unity across the tested loading range. The proposed framework predicts all principal design quantities simultaneously, offering a fast, interpretable and cost-efficient tool for optimising hybrid-nanofluid composition in PHE design.</w:t>
       </w:r>
     </w:p>
     <w:p/>
@@ -69,7 +271,49 @@
         <w:t xml:space="preserve">Keywords:</w:t>
       </w:r>
       <w:r>
-        <w:t xml:space="preserve"> hybrid nanofluid; TiO2–Al2O3/water; plate heat exchanger; machine learning; XGBoost; multi-target regression; heat transfer enhancement; friction factor; thermal performance factor.</w:t>
+        <w:t xml:space="preserve"> hybrid nanofluid; </w:t>
+      </w:r>
+      <w:r>
+        <w:t xml:space="preserve">T</w:t>
+      </w:r>
+      <w:r>
+        <w:t xml:space="preserve">i</w:t>
+      </w:r>
+      <w:r>
+        <w:t xml:space="preserve">O</w:t>
+      </w:r>
+      <w:r>
+        <w:rPr>
+          <w:vertAlign w:val="subscript"/>
+        </w:rPr>
+        <w:t xml:space="preserve">2</w:t>
+      </w:r>
+      <w:r>
+        <w:t xml:space="preserve">–</w:t>
+      </w:r>
+      <w:r>
+        <w:t xml:space="preserve">A</w:t>
+      </w:r>
+      <w:r>
+        <w:t xml:space="preserve">l</w:t>
+      </w:r>
+      <w:r>
+        <w:rPr>
+          <w:vertAlign w:val="subscript"/>
+        </w:rPr>
+        <w:t xml:space="preserve">2</w:t>
+      </w:r>
+      <w:r>
+        <w:t xml:space="preserve">O</w:t>
+      </w:r>
+      <w:r>
+        <w:rPr>
+          <w:vertAlign w:val="subscript"/>
+        </w:rPr>
+        <w:t xml:space="preserve">3</w:t>
+      </w:r>
+      <w:r>
+        <w:t xml:space="preserve">/water; plate heat exchanger; machine learning; XGBoost; multi-target regression; heat transfer enhancement; friction factor; thermal performance factor.</w:t>
       </w:r>
     </w:p>
     <w:p/>
@@ -119,7 +363,199 @@
         <w:jc w:val="both"/>
       </w:pPr>
       <w:r>
-        <w:t xml:space="preserve">The TiO2–Al2O3/water system is an especially promising hybrid candidate: Al2O3 contributes high thermal conductivity and good dispersion stability, whereas TiO2 adds chemical stability, low cost, and favourable optical and anti-agglomeration behaviour. Ajeeb and Murshed [9] combined experiments with single-phase numerical modelling for Al2O3 and TiO2 nanofluids flowing through a compact PHE and found that the simulations systematically underpredicted the measured enhancement because they could not capture nanoparticle migration and micro-convection. Bhattad et al. [10] systematically varied the Al2O3:TiO2 ratio at a fixed 0.1 vol.% loading and observed that increasing the titania fraction depressed the convective coefficient, the Nusselt number and the heat-transfer rate, with the greatest gain in the convective coefficient (16.9%) occurring for the pure-alumina 5:0 case. Analogous ratio sensitivity has been reported for solar collectors [11] and for MWCNT–Al2O3/water systems in PHEs [12], the latter proposing a performance index to arbitrate between raising the flow rate and raising the concentration. Bhattad [13] subsequently examined which of these two levers — flow rate or concentration — provides the better performance criterion for a hybrid-nanofluid PHE. More recent investigations have probed hybrid-nanofluid PHE performance under an imposed magnetic field [14], in plate–fin exchangers fitted with vortex generators [15], in triple-tube exchangers with particles of differing shape [16], and in brazed PHEs [17]. Across this literature, enhancement is consistently achievable, yet the quantitative scatter is large owing to differences in particle morphology, preparation route and operating envelope.</w:t>
+        <w:t xml:space="preserve">The </w:t>
+      </w:r>
+      <w:r>
+        <w:t xml:space="preserve">T</w:t>
+      </w:r>
+      <w:r>
+        <w:t xml:space="preserve">i</w:t>
+      </w:r>
+      <w:r>
+        <w:t xml:space="preserve">O</w:t>
+      </w:r>
+      <w:r>
+        <w:rPr>
+          <w:vertAlign w:val="subscript"/>
+        </w:rPr>
+        <w:t xml:space="preserve">2</w:t>
+      </w:r>
+      <w:r>
+        <w:t xml:space="preserve">–</w:t>
+      </w:r>
+      <w:r>
+        <w:t xml:space="preserve">A</w:t>
+      </w:r>
+      <w:r>
+        <w:t xml:space="preserve">l</w:t>
+      </w:r>
+      <w:r>
+        <w:rPr>
+          <w:vertAlign w:val="subscript"/>
+        </w:rPr>
+        <w:t xml:space="preserve">2</w:t>
+      </w:r>
+      <w:r>
+        <w:t xml:space="preserve">O</w:t>
+      </w:r>
+      <w:r>
+        <w:rPr>
+          <w:vertAlign w:val="subscript"/>
+        </w:rPr>
+        <w:t xml:space="preserve">3</w:t>
+      </w:r>
+      <w:r>
+        <w:t xml:space="preserve">/water system is an especially promising hybrid candidate: </w:t>
+      </w:r>
+      <w:r>
+        <w:t xml:space="preserve">A</w:t>
+      </w:r>
+      <w:r>
+        <w:t xml:space="preserve">l</w:t>
+      </w:r>
+      <w:r>
+        <w:rPr>
+          <w:vertAlign w:val="subscript"/>
+        </w:rPr>
+        <w:t xml:space="preserve">2</w:t>
+      </w:r>
+      <w:r>
+        <w:t xml:space="preserve">O</w:t>
+      </w:r>
+      <w:r>
+        <w:rPr>
+          <w:vertAlign w:val="subscript"/>
+        </w:rPr>
+        <w:t xml:space="preserve">3</w:t>
+      </w:r>
+      <w:r>
+        <w:t xml:space="preserve"> contributes high thermal conductivity and good dispersion stability, whereas </w:t>
+      </w:r>
+      <w:r>
+        <w:t xml:space="preserve">T</w:t>
+      </w:r>
+      <w:r>
+        <w:t xml:space="preserve">i</w:t>
+      </w:r>
+      <w:r>
+        <w:t xml:space="preserve">O</w:t>
+      </w:r>
+      <w:r>
+        <w:rPr>
+          <w:vertAlign w:val="subscript"/>
+        </w:rPr>
+        <w:t xml:space="preserve">2</w:t>
+      </w:r>
+      <w:r>
+        <w:t xml:space="preserve"> adds chemical stability, low cost, and favourable optical and anti-agglomeration behaviour. Ajeeb and Murshed [9] combined experiments with single-phase numerical modelling for </w:t>
+      </w:r>
+      <w:r>
+        <w:t xml:space="preserve">A</w:t>
+      </w:r>
+      <w:r>
+        <w:t xml:space="preserve">l</w:t>
+      </w:r>
+      <w:r>
+        <w:rPr>
+          <w:vertAlign w:val="subscript"/>
+        </w:rPr>
+        <w:t xml:space="preserve">2</w:t>
+      </w:r>
+      <w:r>
+        <w:t xml:space="preserve">O</w:t>
+      </w:r>
+      <w:r>
+        <w:rPr>
+          <w:vertAlign w:val="subscript"/>
+        </w:rPr>
+        <w:t xml:space="preserve">3</w:t>
+      </w:r>
+      <w:r>
+        <w:t xml:space="preserve"> and </w:t>
+      </w:r>
+      <w:r>
+        <w:t xml:space="preserve">T</w:t>
+      </w:r>
+      <w:r>
+        <w:t xml:space="preserve">i</w:t>
+      </w:r>
+      <w:r>
+        <w:t xml:space="preserve">O</w:t>
+      </w:r>
+      <w:r>
+        <w:rPr>
+          <w:vertAlign w:val="subscript"/>
+        </w:rPr>
+        <w:t xml:space="preserve">2</w:t>
+      </w:r>
+      <w:r>
+        <w:t xml:space="preserve"> nanofluids flowing through a compact PHE and found that the simulations systematically underpredicted the measured enhancement because they could not capture nanoparticle migration and micro-convection. Bhattad et al. [10] systematically varied the </w:t>
+      </w:r>
+      <w:r>
+        <w:t xml:space="preserve">A</w:t>
+      </w:r>
+      <w:r>
+        <w:t xml:space="preserve">l</w:t>
+      </w:r>
+      <w:r>
+        <w:rPr>
+          <w:vertAlign w:val="subscript"/>
+        </w:rPr>
+        <w:t xml:space="preserve">2</w:t>
+      </w:r>
+      <w:r>
+        <w:t xml:space="preserve">O</w:t>
+      </w:r>
+      <w:r>
+        <w:rPr>
+          <w:vertAlign w:val="subscript"/>
+        </w:rPr>
+        <w:t xml:space="preserve">3</w:t>
+      </w:r>
+      <w:r>
+        <w:t xml:space="preserve">:</w:t>
+      </w:r>
+      <w:r>
+        <w:t xml:space="preserve">T</w:t>
+      </w:r>
+      <w:r>
+        <w:t xml:space="preserve">i</w:t>
+      </w:r>
+      <w:r>
+        <w:t xml:space="preserve">O</w:t>
+      </w:r>
+      <w:r>
+        <w:rPr>
+          <w:vertAlign w:val="subscript"/>
+        </w:rPr>
+        <w:t xml:space="preserve">2</w:t>
+      </w:r>
+      <w:r>
+        <w:t xml:space="preserve"> ratio at a fixed 0.1 vol.% loading and observed that increasing the titania fraction depressed the convective coefficient, the Nusselt number and the heat-transfer rate, with the greatest gain in the convective coefficient (16.9%) occurring for the pure-alumina 5:0 case. Analogous ratio sensitivity has been reported for solar collectors [11] and for MWCNT–</w:t>
+      </w:r>
+      <w:r>
+        <w:t xml:space="preserve">A</w:t>
+      </w:r>
+      <w:r>
+        <w:t xml:space="preserve">l</w:t>
+      </w:r>
+      <w:r>
+        <w:rPr>
+          <w:vertAlign w:val="subscript"/>
+        </w:rPr>
+        <w:t xml:space="preserve">2</w:t>
+      </w:r>
+      <w:r>
+        <w:t xml:space="preserve">O</w:t>
+      </w:r>
+      <w:r>
+        <w:rPr>
+          <w:vertAlign w:val="subscript"/>
+        </w:rPr>
+        <w:t xml:space="preserve">3</w:t>
+      </w:r>
+      <w:r>
+        <w:t xml:space="preserve">/water systems in PHEs [12], the latter proposing a performance index to arbitrate between raising the flow rate and raising the concentration. Bhattad [13] subsequently examined which of these two levers — flow rate or concentration — provides the better performance criterion for a hybrid-nanofluid PHE. More recent investigations have probed hybrid-nanofluid PHE performance under an imposed magnetic field [14], in plate–fin exchangers fitted with vortex generators [15], in triple-tube exchangers with particles of differing shape [16], and in brazed PHEs [17]. Across this literature, enhancement is consistently achievable, yet the quantitative scatter is large owing to differences in particle morphology, preparation route and operating envelope.</w:t>
       </w:r>
     </w:p>
     <w:p/>
@@ -137,7 +573,61 @@
         <w:jc w:val="both"/>
       </w:pPr>
       <w:r>
-        <w:t xml:space="preserve">Artificial neural networks have since been deployed for ternary hybrid-nanofluid flows over several geometries [21], for flow over stretching surfaces [22], and for biomedical hybrid flows with entropy generation [23]; hybrid deep-learning–statistical frameworks have been built for radiative polar-nanofluid flows [24]; and dedicated ML models have targeted hybrid-nanofluid density [25,26] and thermal conductivity under varying operating conditions [27]. Experimental–ML couplings have proved especially effective: Kanti et al. [28] fused measurements with ML to predict the heat transfer and friction factor of novel hybrid nanofluids at several mixture ratios; Tota et al. [29] combined measurement, modelling and ML to predict the heat transfer of an Al2O3/MWCNT hybrid with competitive accuracy; deep learning has modelled TiO2–CuO/water systems [30], thin-film [31] and cavity-flow [32] hybrids; a Bayesian-regularised network has been applied to a tri-hybrid nanofluid over a stretched sheet [33]; and deep learning has described heat transfer in Maxwell-type hybrid nanofluids with non-Fourier conduction and radiation [34]. Notably, Krishna et al. [35] recently demonstrated that ML can predict the heat transfer and fluid-flow performance of a fly-ash–Cu hybrid nanofluid simultaneously, establishing the viability of genuinely multi-target frameworks.</w:t>
+        <w:t xml:space="preserve">Artificial neural networks have since been deployed for ternary hybrid-nanofluid flows over several geometries [21], for flow over stretching surfaces [22], and for biomedical hybrid flows with entropy generation [23]; hybrid deep-learning–statistical frameworks have been built for radiative polar-nanofluid flows [24]; and dedicated ML models have targeted hybrid-nanofluid density [25,26] and thermal conductivity under varying operating conditions [27]. Experimental–ML couplings have proved especially effective: Kanti et al. [28] fused measurements with ML to predict the heat transfer and friction factor of novel hybrid nanofluids at several mixture ratios; Tota et al. [29] combined measurement, modelling and ML to predict the heat transfer of an </w:t>
+      </w:r>
+      <w:r>
+        <w:t xml:space="preserve">A</w:t>
+      </w:r>
+      <w:r>
+        <w:t xml:space="preserve">l</w:t>
+      </w:r>
+      <w:r>
+        <w:rPr>
+          <w:vertAlign w:val="subscript"/>
+        </w:rPr>
+        <w:t xml:space="preserve">2</w:t>
+      </w:r>
+      <w:r>
+        <w:t xml:space="preserve">O</w:t>
+      </w:r>
+      <w:r>
+        <w:rPr>
+          <w:vertAlign w:val="subscript"/>
+        </w:rPr>
+        <w:t xml:space="preserve">3</w:t>
+      </w:r>
+      <w:r>
+        <w:t xml:space="preserve">/MWCNT hybrid with competitive accuracy; deep learning has modelled </w:t>
+      </w:r>
+      <w:r>
+        <w:t xml:space="preserve">T</w:t>
+      </w:r>
+      <w:r>
+        <w:t xml:space="preserve">i</w:t>
+      </w:r>
+      <w:r>
+        <w:t xml:space="preserve">O</w:t>
+      </w:r>
+      <w:r>
+        <w:rPr>
+          <w:vertAlign w:val="subscript"/>
+        </w:rPr>
+        <w:t xml:space="preserve">2</w:t>
+      </w:r>
+      <w:r>
+        <w:t xml:space="preserve">–</w:t>
+      </w:r>
+      <w:r>
+        <w:t xml:space="preserve">C</w:t>
+      </w:r>
+      <w:r>
+        <w:t xml:space="preserve">u</w:t>
+      </w:r>
+      <w:r>
+        <w:t xml:space="preserve">O</w:t>
+      </w:r>
+      <w:r>
+        <w:t xml:space="preserve">/water systems [30], thin-film [31] and cavity-flow [32] hybrids; a Bayesian-regularised network has been applied to a tri-hybrid nanofluid over a stretched sheet [33]; and deep learning has described heat transfer in Maxwell-type hybrid nanofluids with non-Fourier conduction and radiation [34]. Notably, Krishna et al. [35] recently demonstrated that ML can predict the heat transfer and fluid-flow performance of a fly-ash–Cu hybrid nanofluid simultaneously, establishing the viability of genuinely multi-target frameworks.</w:t>
       </w:r>
     </w:p>
     <w:p/>
@@ -146,7 +636,49 @@
         <w:jc w:val="both"/>
       </w:pPr>
       <w:r>
-        <w:t xml:space="preserve">A closer reading of these contributions is instructive, because it exposes how fragmented the current evidence base remains. The analytical and semi-analytical ANN studies [21–24] are elegant but are trained on similarity-solution data rather than on measured exchanger performance, so their mappings inherit whatever idealisations the underlying boundary-layer model imposes; they rarely report a pressure-drop target at all. The property-prediction studies [25–27] are experimentally grounded but target a single thermophysical quantity — density or conductivity — that is one step removed from the engineering outputs a designer actually needs. The experimental–ML couplings closest in spirit to the present work [28,29,35] do predict device-level quantities, yet two of them [28,29] treat heat transfer and friction factor as separate single-output problems solved by separate models, and only the fly-ash–Cu study [35] attempts true simultaneous multi-output prediction. None of these works addresses the TiO2–Al2O3/water pair in a chevron PHE, and none couples the prediction to an explicit, like-for-like comparison of several algorithm families under one protocol. The deep-learning studies [30–34], while methodologically sophisticated, are mostly validated on simulated or stretching-sheet configurations and emphasise accuracy over interpretability, so the physical meaning of the learned mapping is seldom examined.</w:t>
+        <w:t xml:space="preserve">A closer reading of these contributions is instructive, because it exposes how fragmented the current evidence base remains. The analytical and semi-analytical ANN studies [21–24] are elegant but are trained on similarity-solution data rather than on measured exchanger performance, so their mappings inherit whatever idealisations the underlying boundary-layer model imposes; they rarely report a pressure-drop target at all. The property-prediction studies [25–27] are experimentally grounded but target a single thermophysical quantity — density or conductivity — that is one step removed from the engineering outputs a designer actually needs. The experimental–ML couplings closest in spirit to the present work [28,29,35] do predict device-level quantities, yet two of them [28,29] treat heat transfer and friction factor as separate single-output problems solved by separate models, and only the fly-ash–Cu study [35] attempts true simultaneous multi-output prediction. None of these works addresses the </w:t>
+      </w:r>
+      <w:r>
+        <w:t xml:space="preserve">T</w:t>
+      </w:r>
+      <w:r>
+        <w:t xml:space="preserve">i</w:t>
+      </w:r>
+      <w:r>
+        <w:t xml:space="preserve">O</w:t>
+      </w:r>
+      <w:r>
+        <w:rPr>
+          <w:vertAlign w:val="subscript"/>
+        </w:rPr>
+        <w:t xml:space="preserve">2</w:t>
+      </w:r>
+      <w:r>
+        <w:t xml:space="preserve">–</w:t>
+      </w:r>
+      <w:r>
+        <w:t xml:space="preserve">A</w:t>
+      </w:r>
+      <w:r>
+        <w:t xml:space="preserve">l</w:t>
+      </w:r>
+      <w:r>
+        <w:rPr>
+          <w:vertAlign w:val="subscript"/>
+        </w:rPr>
+        <w:t xml:space="preserve">2</w:t>
+      </w:r>
+      <w:r>
+        <w:t xml:space="preserve">O</w:t>
+      </w:r>
+      <w:r>
+        <w:rPr>
+          <w:vertAlign w:val="subscript"/>
+        </w:rPr>
+        <w:t xml:space="preserve">3</w:t>
+      </w:r>
+      <w:r>
+        <w:t xml:space="preserve">/water pair in a chevron PHE, and none couples the prediction to an explicit, like-for-like comparison of several algorithm families under one protocol. The deep-learning studies [30–34], while methodologically sophisticated, are mostly validated on simulated or stretching-sheet configurations and emphasise accuracy over interpretability, so the physical meaning of the learned mapping is seldom examined.</w:t>
       </w:r>
     </w:p>
     <w:p/>
@@ -155,7 +687,91 @@
         <w:jc w:val="both"/>
       </w:pPr>
       <w:r>
-        <w:t xml:space="preserve">Despite this momentum, therefore, three gaps persist. First, most ML studies address a single output, whereas rational exchanger design requires the simultaneous estimation of the convective coefficient, the Nusselt number and the pressure drop, because these quantities trade off against one another through the thermal performance factor. Second, the specific TiO2–Al2O3/water hybrid in a PHE has been characterised experimentally but has not been modelled with ML. Third, a systematic, like-for-like comparison of competing algorithms for this particular fluid–geometry pair is absent, so practitioners have no evidence base on which to choose between a neural network, a tree ensemble and a kernel method for this problem. The present work closes these gaps by developing a machine-learning-based multi-target predictive framework for the thermal and hydraulic performance of a TiO2–Al2O3/water hybrid nanofluid in a plate heat exchanger. The framework is trained on experimental data spanning particle ratio, concentration, flow rate and temperature, is interrogated with permutation importance to confirm physical plausibility, and is benchmarked against both competing ML algorithms and conventional correlations. The contribution is thus threefold: a curated multi-target experimental dataset for a technologically important hybrid, a rigorously benchmarked predictor that halves the error of classical correlations, and an interpretability analysis that ties the learned structure back to the governing transport physics.</w:t>
+        <w:t xml:space="preserve">Despite this momentum, therefore, three gaps persist. First, most ML studies address a single output, whereas rational exchanger design requires the simultaneous estimation of the convective coefficient, the Nusselt number and the pressure drop, because these quantities trade off against one another through the thermal performance factor. Second, the specific </w:t>
+      </w:r>
+      <w:r>
+        <w:t xml:space="preserve">T</w:t>
+      </w:r>
+      <w:r>
+        <w:t xml:space="preserve">i</w:t>
+      </w:r>
+      <w:r>
+        <w:t xml:space="preserve">O</w:t>
+      </w:r>
+      <w:r>
+        <w:rPr>
+          <w:vertAlign w:val="subscript"/>
+        </w:rPr>
+        <w:t xml:space="preserve">2</w:t>
+      </w:r>
+      <w:r>
+        <w:t xml:space="preserve">–</w:t>
+      </w:r>
+      <w:r>
+        <w:t xml:space="preserve">A</w:t>
+      </w:r>
+      <w:r>
+        <w:t xml:space="preserve">l</w:t>
+      </w:r>
+      <w:r>
+        <w:rPr>
+          <w:vertAlign w:val="subscript"/>
+        </w:rPr>
+        <w:t xml:space="preserve">2</w:t>
+      </w:r>
+      <w:r>
+        <w:t xml:space="preserve">O</w:t>
+      </w:r>
+      <w:r>
+        <w:rPr>
+          <w:vertAlign w:val="subscript"/>
+        </w:rPr>
+        <w:t xml:space="preserve">3</w:t>
+      </w:r>
+      <w:r>
+        <w:t xml:space="preserve">/water hybrid in a PHE has been characterised experimentally but has not been modelled with ML. Third, a systematic, like-for-like comparison of competing algorithms for this particular fluid–geometry pair is absent, so practitioners have no evidence base on which to choose between a neural network, a tree ensemble and a kernel method for this problem. The present work closes these gaps by developing a machine-learning-based multi-target predictive framework for the thermal and hydraulic performance of a </w:t>
+      </w:r>
+      <w:r>
+        <w:t xml:space="preserve">T</w:t>
+      </w:r>
+      <w:r>
+        <w:t xml:space="preserve">i</w:t>
+      </w:r>
+      <w:r>
+        <w:t xml:space="preserve">O</w:t>
+      </w:r>
+      <w:r>
+        <w:rPr>
+          <w:vertAlign w:val="subscript"/>
+        </w:rPr>
+        <w:t xml:space="preserve">2</w:t>
+      </w:r>
+      <w:r>
+        <w:t xml:space="preserve">–</w:t>
+      </w:r>
+      <w:r>
+        <w:t xml:space="preserve">A</w:t>
+      </w:r>
+      <w:r>
+        <w:t xml:space="preserve">l</w:t>
+      </w:r>
+      <w:r>
+        <w:rPr>
+          <w:vertAlign w:val="subscript"/>
+        </w:rPr>
+        <w:t xml:space="preserve">2</w:t>
+      </w:r>
+      <w:r>
+        <w:t xml:space="preserve">O</w:t>
+      </w:r>
+      <w:r>
+        <w:rPr>
+          <w:vertAlign w:val="subscript"/>
+        </w:rPr>
+        <w:t xml:space="preserve">3</w:t>
+      </w:r>
+      <w:r>
+        <w:t xml:space="preserve">/water hybrid nanofluid in a plate heat exchanger. The framework is trained on experimental data spanning particle ratio, concentration, flow rate and temperature, is interrogated with permutation importance to confirm physical plausibility, and is benchmarked against both competing ML algorithms and conventional correlations. The contribution is thus threefold: a curated multi-target experimental dataset for a technologically important hybrid, a rigorously benchmarked predictor that halves the error of classical correlations, and an interpretability analysis that ties the learned structure back to the governing transport physics.</w:t>
       </w:r>
     </w:p>
     <w:p/>
@@ -178,7 +794,49 @@
         <w:jc w:val="both"/>
       </w:pPr>
       <w:r>
-        <w:t xml:space="preserve">The overall research methodology couples an experimental programme with a computational modelling pipeline, as summarised in Figure 1. The workflow comprises four phases: (i) preparation and characterisation of the TiO2–Al2O3/water hybrid nanofluid; (ii) controlled experiments in a plate heat exchanger to generate a multi-target dataset; (iii) construction and benchmarking of machine-learning multi-output regression models; and (iv) validation against classical correlations. This structure directly implements the gaps identified in Section 1 — simultaneous prediction of thermal and hydraulic targets together with a systematic algorithm comparison for this particular fluid–geometry pair [21,28,35].</w:t>
+        <w:t xml:space="preserve">The overall research methodology couples an experimental programme with a computational modelling pipeline, as summarised in Figure 1. The workflow comprises four phases: (i) preparation and characterisation of the </w:t>
+      </w:r>
+      <w:r>
+        <w:t xml:space="preserve">T</w:t>
+      </w:r>
+      <w:r>
+        <w:t xml:space="preserve">i</w:t>
+      </w:r>
+      <w:r>
+        <w:t xml:space="preserve">O</w:t>
+      </w:r>
+      <w:r>
+        <w:rPr>
+          <w:vertAlign w:val="subscript"/>
+        </w:rPr>
+        <w:t xml:space="preserve">2</w:t>
+      </w:r>
+      <w:r>
+        <w:t xml:space="preserve">–</w:t>
+      </w:r>
+      <w:r>
+        <w:t xml:space="preserve">A</w:t>
+      </w:r>
+      <w:r>
+        <w:t xml:space="preserve">l</w:t>
+      </w:r>
+      <w:r>
+        <w:rPr>
+          <w:vertAlign w:val="subscript"/>
+        </w:rPr>
+        <w:t xml:space="preserve">2</w:t>
+      </w:r>
+      <w:r>
+        <w:t xml:space="preserve">O</w:t>
+      </w:r>
+      <w:r>
+        <w:rPr>
+          <w:vertAlign w:val="subscript"/>
+        </w:rPr>
+        <w:t xml:space="preserve">3</w:t>
+      </w:r>
+      <w:r>
+        <w:t xml:space="preserve">/water hybrid nanofluid; (ii) controlled experiments in a plate heat exchanger to generate a multi-target dataset; (iii) construction and benchmarking of machine-learning multi-output regression models; and (iv) validation against classical correlations. This structure directly implements the gaps identified in Section 1 — simultaneous prediction of thermal and hydraulic targets together with a systematic algorithm comparison for this particular fluid–geometry pair [21,28,35].</w:t>
       </w:r>
     </w:p>
     <w:p/>
@@ -254,7 +912,91 @@
         <w:jc w:val="both"/>
       </w:pPr>
       <w:r>
-        <w:t xml:space="preserve">The hybrid nanofluid was synthesised by the well-established two-step method previously validated for oxide nanofluids in PHEs [9,12]. Commercial TiO2 (anatase, nominal diameter ≈ 25 nm) and Al2O3 (nominal diameter ≈ 40 nm) nanoparticles of ≥ 99% purity were dispersed in distilled water. Five volumetric mixture ratios, TiO2:Al2O3 = 0:5, 1:4, 2:3, 3:2 and 4:1, were prepared at five total particle loadings of 0.01, 0.05, 0.10, 0.15 and 0.20 vol.%, giving 25 distinct compositions. Each sample was magnetically stirred for 15 min and probe-ultrasonicated for 25 min at 40 kHz to break up agglomerates and improve colloidal stability [9]. Stability was verified by zeta-potential measurement and by 48-hour sedimentation photography; any sample whose zeta potential was less negative than −30 mV was discarded. For every retained composition the thermal conductivity was measured by the transient hot-wire technique, the dynamic viscosity by a rotational rheometer over 20–60 °C, while density and specific heat were obtained from the standard mixing rules, whose accuracy is well documented at the low concentrations used here [9].</w:t>
+        <w:t xml:space="preserve">The hybrid nanofluid was synthesised by the well-established two-step method previously validated for oxide nanofluids in PHEs [9,12]. Commercial </w:t>
+      </w:r>
+      <w:r>
+        <w:t xml:space="preserve">T</w:t>
+      </w:r>
+      <w:r>
+        <w:t xml:space="preserve">i</w:t>
+      </w:r>
+      <w:r>
+        <w:t xml:space="preserve">O</w:t>
+      </w:r>
+      <w:r>
+        <w:rPr>
+          <w:vertAlign w:val="subscript"/>
+        </w:rPr>
+        <w:t xml:space="preserve">2</w:t>
+      </w:r>
+      <w:r>
+        <w:t xml:space="preserve"> (anatase, nominal diameter ≈ 25 nm) and </w:t>
+      </w:r>
+      <w:r>
+        <w:t xml:space="preserve">A</w:t>
+      </w:r>
+      <w:r>
+        <w:t xml:space="preserve">l</w:t>
+      </w:r>
+      <w:r>
+        <w:rPr>
+          <w:vertAlign w:val="subscript"/>
+        </w:rPr>
+        <w:t xml:space="preserve">2</w:t>
+      </w:r>
+      <w:r>
+        <w:t xml:space="preserve">O</w:t>
+      </w:r>
+      <w:r>
+        <w:rPr>
+          <w:vertAlign w:val="subscript"/>
+        </w:rPr>
+        <w:t xml:space="preserve">3</w:t>
+      </w:r>
+      <w:r>
+        <w:t xml:space="preserve"> (nominal diameter ≈ 40 nm) nanoparticles of ≥ 99% purity were dispersed in distilled water. Five volumetric mixture ratios, </w:t>
+      </w:r>
+      <w:r>
+        <w:t xml:space="preserve">T</w:t>
+      </w:r>
+      <w:r>
+        <w:t xml:space="preserve">i</w:t>
+      </w:r>
+      <w:r>
+        <w:t xml:space="preserve">O</w:t>
+      </w:r>
+      <w:r>
+        <w:rPr>
+          <w:vertAlign w:val="subscript"/>
+        </w:rPr>
+        <w:t xml:space="preserve">2</w:t>
+      </w:r>
+      <w:r>
+        <w:t xml:space="preserve">:</w:t>
+      </w:r>
+      <w:r>
+        <w:t xml:space="preserve">A</w:t>
+      </w:r>
+      <w:r>
+        <w:t xml:space="preserve">l</w:t>
+      </w:r>
+      <w:r>
+        <w:rPr>
+          <w:vertAlign w:val="subscript"/>
+        </w:rPr>
+        <w:t xml:space="preserve">2</w:t>
+      </w:r>
+      <w:r>
+        <w:t xml:space="preserve">O</w:t>
+      </w:r>
+      <w:r>
+        <w:rPr>
+          <w:vertAlign w:val="subscript"/>
+        </w:rPr>
+        <w:t xml:space="preserve">3</w:t>
+      </w:r>
+      <w:r>
+        <w:t xml:space="preserve"> = 0:5, 1:4, 2:3, 3:2 and 4:1, were prepared at five total particle loadings of 0.01, 0.05, 0.10, 0.15 and 0.20 vol.%, giving 25 distinct compositions. Each sample was magnetically stirred for 15 min and probe-ultrasonicated for 25 min at 40 kHz to break up agglomerates and improve colloidal stability [9]. Stability was verified by zeta-potential measurement and by 48-hour sedimentation photography; any sample whose zeta potential was less negative than −30 mV was discarded. For every retained composition the thermal conductivity was measured by the transient hot-wire technique, the dynamic viscosity by a rotational rheometer over 20–60 °C, while density and specific heat were obtained from the standard mixing rules, whose accuracy is well documented at the low concentrations used here [9].</w:t>
       </w:r>
     </w:p>
     <w:p/>
@@ -267,60 +1009,608 @@
       </w:r>
     </w:p>
     <w:p/>
-    <w:p>
-      <w:pPr>
+    <w:p/>
+    <w:tbl>
+      <w:tblPr>
+        <w:tblW w:w="9360" w:type="dxa"/>
         <w:jc w:val="center"/>
-        <w:spacing w:before="80" w:after="20"/>
-      </w:pPr>
-      <w:r>
-        <w:rPr>
+        <w:tblBorders>
+          <w:top w:val="none" w:sz="0" w:space="0" w:color="auto"/>
+          <w:left w:val="none" w:sz="0" w:space="0" w:color="auto"/>
+          <w:bottom w:val="none" w:sz="0" w:space="0" w:color="auto"/>
+          <w:right w:val="none" w:sz="0" w:space="0" w:color="auto"/>
+          <w:insideH w:val="none" w:sz="0" w:space="0" w:color="auto"/>
+          <w:insideV w:val="none" w:sz="0" w:space="0" w:color="auto"/>
+        </w:tblBorders>
+      </w:tblPr>
+      <w:tblGrid>
+        <w:gridCol w:w="7800"/>
+        <w:gridCol w:w="1560"/>
+      </w:tblGrid>
+      <w:tr>
+        <w:tc>
+          <w:tcPr>
+            <w:tcW w:w="7800" w:type="dxa"/>
+          </w:tcPr>
+          <w:p>
+            <w:pPr>
+              <w:jc w:val="center"/>
+              <w:spacing w:after="0"/>
+            </w:pPr>
+            <m:oMath>
+              <m:sSub>
+                <m:e>
+                  <m:r>
+                    <m:t xml:space="preserve">ρ</m:t>
+                  </m:r>
+                </m:e>
+                <m:sub>
+                  <m:r>
+                    <m:rPr>
+                      <m:sty m:val="p"/>
+                    </m:rPr>
+                    <m:t xml:space="preserve">nf</m:t>
+                  </m:r>
+                </m:sub>
+              </m:sSub>
+              <m:r>
+                <m:rPr>
+                  <m:sty m:val="p"/>
+                </m:rPr>
+                <m:t xml:space="preserve"> = </m:t>
+              </m:r>
+              <m:d>
+                <m:dPr>
+                  <m:begChr m:val="("/>
+                  <m:endChr m:val=")"/>
+                </m:dPr>
+                <m:e>
+                  <m:r>
+                    <m:rPr>
+                      <m:sty m:val="p"/>
+                    </m:rPr>
+                    <m:t xml:space="preserve">1</m:t>
+                  </m:r>
+                  <m:r>
+                    <m:rPr>
+                      <m:sty m:val="p"/>
+                    </m:rPr>
+                    <m:t xml:space="preserve"> − </m:t>
+                  </m:r>
+                  <m:sSub>
+                    <m:e>
+                      <m:r>
+                        <m:t xml:space="preserve">φ</m:t>
+                      </m:r>
+                    </m:e>
+                    <m:sub>
+                      <m:r>
+                        <m:rPr>
+                          <m:sty m:val="p"/>
+                        </m:rPr>
+                        <m:t xml:space="preserve">1</m:t>
+                      </m:r>
+                    </m:sub>
+                  </m:sSub>
+                  <m:r>
+                    <m:rPr>
+                      <m:sty m:val="p"/>
+                    </m:rPr>
+                    <m:t xml:space="preserve"> − </m:t>
+                  </m:r>
+                  <m:sSub>
+                    <m:e>
+                      <m:r>
+                        <m:t xml:space="preserve">φ</m:t>
+                      </m:r>
+                    </m:e>
+                    <m:sub>
+                      <m:r>
+                        <m:rPr>
+                          <m:sty m:val="p"/>
+                        </m:rPr>
+                        <m:t xml:space="preserve">2</m:t>
+                      </m:r>
+                    </m:sub>
+                  </m:sSub>
+                </m:e>
+              </m:d>
+              <m:r>
+                <m:rPr>
+                  <m:sty m:val="p"/>
+                </m:rPr>
+                <m:t xml:space="preserve">·</m:t>
+              </m:r>
+              <m:sSub>
+                <m:e>
+                  <m:r>
+                    <m:t xml:space="preserve">ρ</m:t>
+                  </m:r>
+                </m:e>
+                <m:sub>
+                  <m:r>
+                    <m:rPr>
+                      <m:sty m:val="p"/>
+                    </m:rPr>
+                    <m:t xml:space="preserve">bf</m:t>
+                  </m:r>
+                </m:sub>
+              </m:sSub>
+              <m:r>
+                <m:rPr>
+                  <m:sty m:val="p"/>
+                </m:rPr>
+                <m:t xml:space="preserve"> + </m:t>
+              </m:r>
+              <m:sSub>
+                <m:e>
+                  <m:r>
+                    <m:t xml:space="preserve">φ</m:t>
+                  </m:r>
+                </m:e>
+                <m:sub>
+                  <m:r>
+                    <m:rPr>
+                      <m:sty m:val="p"/>
+                    </m:rPr>
+                    <m:t xml:space="preserve">1</m:t>
+                  </m:r>
+                </m:sub>
+              </m:sSub>
+              <m:r>
+                <m:rPr>
+                  <m:sty m:val="p"/>
+                </m:rPr>
+                <m:t xml:space="preserve">·</m:t>
+              </m:r>
+              <m:sSub>
+                <m:e>
+                  <m:r>
+                    <m:t xml:space="preserve">ρ</m:t>
+                  </m:r>
+                </m:e>
+                <m:sub>
+                  <m:r>
+                    <m:rPr>
+                      <m:sty m:val="p"/>
+                    </m:rPr>
+                    <m:t xml:space="preserve">p1</m:t>
+                  </m:r>
+                </m:sub>
+              </m:sSub>
+              <m:r>
+                <m:rPr>
+                  <m:sty m:val="p"/>
+                </m:rPr>
+                <m:t xml:space="preserve"> + </m:t>
+              </m:r>
+              <m:sSub>
+                <m:e>
+                  <m:r>
+                    <m:t xml:space="preserve">φ</m:t>
+                  </m:r>
+                </m:e>
+                <m:sub>
+                  <m:r>
+                    <m:rPr>
+                      <m:sty m:val="p"/>
+                    </m:rPr>
+                    <m:t xml:space="preserve">2</m:t>
+                  </m:r>
+                </m:sub>
+              </m:sSub>
+              <m:r>
+                <m:rPr>
+                  <m:sty m:val="p"/>
+                </m:rPr>
+                <m:t xml:space="preserve">·</m:t>
+              </m:r>
+              <m:sSub>
+                <m:e>
+                  <m:r>
+                    <m:t xml:space="preserve">ρ</m:t>
+                  </m:r>
+                </m:e>
+                <m:sub>
+                  <m:r>
+                    <m:rPr>
+                      <m:sty m:val="p"/>
+                    </m:rPr>
+                    <m:t xml:space="preserve">p2</m:t>
+                  </m:r>
+                </m:sub>
+              </m:sSub>
+            </m:oMath>
+          </w:p>
+        </w:tc>
+        <w:tc>
+          <w:tcPr>
+            <w:tcW w:w="1560" w:type="dxa"/>
+            <w:vAlign w:val="center"/>
+          </w:tcPr>
+          <w:p>
+            <w:pPr>
+              <w:jc w:val="right"/>
+              <w:spacing w:after="0"/>
+            </w:pPr>
+            <w:r>
+              <w:t xml:space="preserve">(1)</w:t>
+            </w:r>
+          </w:p>
+        </w:tc>
+      </w:tr>
+    </w:tbl>
+    <w:p>
+      <w:pPr>
+        <w:jc w:val="center"/>
+        <w:spacing w:before="40" w:after="140"/>
+      </w:pPr>
+      <w:r>
+        <w:rPr>
+          <w:sz w:val="20"/>
           <w:i/>
         </w:rPr>
-        <w:t xml:space="preserve">rho_nf  =  (1 - phi_1 - phi_2) * rho_bf  +  phi_1 * rho_p1  +  phi_2 * rho_p2</w:t>
-      </w:r>
-      <w:r>
-        <w:tab/>
-        <w:t xml:space="preserve">(1)</w:t>
-      </w:r>
-    </w:p>
-    <w:p>
-      <w:pPr>
+        <w:t xml:space="preserve">In words: Mixture density equals base-fluid volume fraction times base-fluid density, plus each particle volume fraction times its solid density.</w:t>
+      </w:r>
+    </w:p>
+    <w:p/>
+    <w:p/>
+    <w:tbl>
+      <w:tblPr>
+        <w:tblW w:w="9360" w:type="dxa"/>
         <w:jc w:val="center"/>
-        <w:spacing w:after="140"/>
+        <w:tblBorders>
+          <w:top w:val="none" w:sz="0" w:space="0" w:color="auto"/>
+          <w:left w:val="none" w:sz="0" w:space="0" w:color="auto"/>
+          <w:bottom w:val="none" w:sz="0" w:space="0" w:color="auto"/>
+          <w:right w:val="none" w:sz="0" w:space="0" w:color="auto"/>
+          <w:insideH w:val="none" w:sz="0" w:space="0" w:color="auto"/>
+          <w:insideV w:val="none" w:sz="0" w:space="0" w:color="auto"/>
+        </w:tblBorders>
+      </w:tblPr>
+      <w:tblGrid>
+        <w:gridCol w:w="7800"/>
+        <w:gridCol w:w="1560"/>
+      </w:tblGrid>
+      <w:tr>
+        <w:tc>
+          <w:tcPr>
+            <w:tcW w:w="7800" w:type="dxa"/>
+          </w:tcPr>
+          <w:p>
+            <w:pPr>
+              <w:jc w:val="center"/>
+              <w:spacing w:after="0"/>
+            </w:pPr>
+            <m:oMath>
+              <m:sSub>
+                <m:e>
+                  <m:d>
+                    <m:dPr>
+                      <m:begChr m:val="("/>
+                      <m:endChr m:val=")"/>
+                    </m:dPr>
+                    <m:e>
+                      <m:r>
+                        <m:t xml:space="preserve">ρ</m:t>
+                      </m:r>
+                      <m:r>
+                        <m:rPr>
+                          <m:sty m:val="p"/>
+                        </m:rPr>
+                        <m:t xml:space="preserve">·</m:t>
+                      </m:r>
+                      <m:sSub>
+                        <m:e>
+                          <m:r>
+                            <m:t xml:space="preserve">c</m:t>
+                          </m:r>
+                        </m:e>
+                        <m:sub>
+                          <m:r>
+                            <m:rPr>
+                              <m:sty m:val="p"/>
+                            </m:rPr>
+                            <m:t xml:space="preserve">p</m:t>
+                          </m:r>
+                        </m:sub>
+                      </m:sSub>
+                    </m:e>
+                  </m:d>
+                </m:e>
+                <m:sub>
+                  <m:r>
+                    <m:rPr>
+                      <m:sty m:val="p"/>
+                    </m:rPr>
+                    <m:t xml:space="preserve">nf</m:t>
+                  </m:r>
+                </m:sub>
+              </m:sSub>
+              <m:r>
+                <m:rPr>
+                  <m:sty m:val="p"/>
+                </m:rPr>
+                <m:t xml:space="preserve"> = </m:t>
+              </m:r>
+              <m:d>
+                <m:dPr>
+                  <m:begChr m:val="("/>
+                  <m:endChr m:val=")"/>
+                </m:dPr>
+                <m:e>
+                  <m:r>
+                    <m:rPr>
+                      <m:sty m:val="p"/>
+                    </m:rPr>
+                    <m:t xml:space="preserve">1</m:t>
+                  </m:r>
+                  <m:r>
+                    <m:rPr>
+                      <m:sty m:val="p"/>
+                    </m:rPr>
+                    <m:t xml:space="preserve"> − </m:t>
+                  </m:r>
+                  <m:sSub>
+                    <m:e>
+                      <m:r>
+                        <m:t xml:space="preserve">φ</m:t>
+                      </m:r>
+                    </m:e>
+                    <m:sub>
+                      <m:r>
+                        <m:rPr>
+                          <m:sty m:val="p"/>
+                        </m:rPr>
+                        <m:t xml:space="preserve">1</m:t>
+                      </m:r>
+                    </m:sub>
+                  </m:sSub>
+                  <m:r>
+                    <m:rPr>
+                      <m:sty m:val="p"/>
+                    </m:rPr>
+                    <m:t xml:space="preserve"> − </m:t>
+                  </m:r>
+                  <m:sSub>
+                    <m:e>
+                      <m:r>
+                        <m:t xml:space="preserve">φ</m:t>
+                      </m:r>
+                    </m:e>
+                    <m:sub>
+                      <m:r>
+                        <m:rPr>
+                          <m:sty m:val="p"/>
+                        </m:rPr>
+                        <m:t xml:space="preserve">2</m:t>
+                      </m:r>
+                    </m:sub>
+                  </m:sSub>
+                </m:e>
+              </m:d>
+              <m:r>
+                <m:rPr>
+                  <m:sty m:val="p"/>
+                </m:rPr>
+                <m:t xml:space="preserve">·</m:t>
+              </m:r>
+              <m:sSub>
+                <m:e>
+                  <m:d>
+                    <m:dPr>
+                      <m:begChr m:val="("/>
+                      <m:endChr m:val=")"/>
+                    </m:dPr>
+                    <m:e>
+                      <m:r>
+                        <m:t xml:space="preserve">ρ</m:t>
+                      </m:r>
+                      <m:r>
+                        <m:rPr>
+                          <m:sty m:val="p"/>
+                        </m:rPr>
+                        <m:t xml:space="preserve">·</m:t>
+                      </m:r>
+                      <m:sSub>
+                        <m:e>
+                          <m:r>
+                            <m:t xml:space="preserve">c</m:t>
+                          </m:r>
+                        </m:e>
+                        <m:sub>
+                          <m:r>
+                            <m:rPr>
+                              <m:sty m:val="p"/>
+                            </m:rPr>
+                            <m:t xml:space="preserve">p</m:t>
+                          </m:r>
+                        </m:sub>
+                      </m:sSub>
+                    </m:e>
+                  </m:d>
+                </m:e>
+                <m:sub>
+                  <m:r>
+                    <m:rPr>
+                      <m:sty m:val="p"/>
+                    </m:rPr>
+                    <m:t xml:space="preserve">bf</m:t>
+                  </m:r>
+                </m:sub>
+              </m:sSub>
+              <m:r>
+                <m:rPr>
+                  <m:sty m:val="p"/>
+                </m:rPr>
+                <m:t xml:space="preserve"> + </m:t>
+              </m:r>
+              <m:sSub>
+                <m:e>
+                  <m:r>
+                    <m:t xml:space="preserve">φ</m:t>
+                  </m:r>
+                </m:e>
+                <m:sub>
+                  <m:r>
+                    <m:rPr>
+                      <m:sty m:val="p"/>
+                    </m:rPr>
+                    <m:t xml:space="preserve">1</m:t>
+                  </m:r>
+                </m:sub>
+              </m:sSub>
+              <m:r>
+                <m:rPr>
+                  <m:sty m:val="p"/>
+                </m:rPr>
+                <m:t xml:space="preserve">·</m:t>
+              </m:r>
+              <m:sSub>
+                <m:e>
+                  <m:d>
+                    <m:dPr>
+                      <m:begChr m:val="("/>
+                      <m:endChr m:val=")"/>
+                    </m:dPr>
+                    <m:e>
+                      <m:r>
+                        <m:t xml:space="preserve">ρ</m:t>
+                      </m:r>
+                      <m:r>
+                        <m:rPr>
+                          <m:sty m:val="p"/>
+                        </m:rPr>
+                        <m:t xml:space="preserve">·</m:t>
+                      </m:r>
+                      <m:sSub>
+                        <m:e>
+                          <m:r>
+                            <m:t xml:space="preserve">c</m:t>
+                          </m:r>
+                        </m:e>
+                        <m:sub>
+                          <m:r>
+                            <m:rPr>
+                              <m:sty m:val="p"/>
+                            </m:rPr>
+                            <m:t xml:space="preserve">p</m:t>
+                          </m:r>
+                        </m:sub>
+                      </m:sSub>
+                    </m:e>
+                  </m:d>
+                </m:e>
+                <m:sub>
+                  <m:r>
+                    <m:rPr>
+                      <m:sty m:val="p"/>
+                    </m:rPr>
+                    <m:t xml:space="preserve">p1</m:t>
+                  </m:r>
+                </m:sub>
+              </m:sSub>
+              <m:r>
+                <m:rPr>
+                  <m:sty m:val="p"/>
+                </m:rPr>
+                <m:t xml:space="preserve"> + </m:t>
+              </m:r>
+              <m:sSub>
+                <m:e>
+                  <m:r>
+                    <m:t xml:space="preserve">φ</m:t>
+                  </m:r>
+                </m:e>
+                <m:sub>
+                  <m:r>
+                    <m:rPr>
+                      <m:sty m:val="p"/>
+                    </m:rPr>
+                    <m:t xml:space="preserve">2</m:t>
+                  </m:r>
+                </m:sub>
+              </m:sSub>
+              <m:r>
+                <m:rPr>
+                  <m:sty m:val="p"/>
+                </m:rPr>
+                <m:t xml:space="preserve">·</m:t>
+              </m:r>
+              <m:sSub>
+                <m:e>
+                  <m:d>
+                    <m:dPr>
+                      <m:begChr m:val="("/>
+                      <m:endChr m:val=")"/>
+                    </m:dPr>
+                    <m:e>
+                      <m:r>
+                        <m:t xml:space="preserve">ρ</m:t>
+                      </m:r>
+                      <m:r>
+                        <m:rPr>
+                          <m:sty m:val="p"/>
+                        </m:rPr>
+                        <m:t xml:space="preserve">·</m:t>
+                      </m:r>
+                      <m:sSub>
+                        <m:e>
+                          <m:r>
+                            <m:t xml:space="preserve">c</m:t>
+                          </m:r>
+                        </m:e>
+                        <m:sub>
+                          <m:r>
+                            <m:rPr>
+                              <m:sty m:val="p"/>
+                            </m:rPr>
+                            <m:t xml:space="preserve">p</m:t>
+                          </m:r>
+                        </m:sub>
+                      </m:sSub>
+                    </m:e>
+                  </m:d>
+                </m:e>
+                <m:sub>
+                  <m:r>
+                    <m:rPr>
+                      <m:sty m:val="p"/>
+                    </m:rPr>
+                    <m:t xml:space="preserve">p2</m:t>
+                  </m:r>
+                </m:sub>
+              </m:sSub>
+            </m:oMath>
+          </w:p>
+        </w:tc>
+        <w:tc>
+          <w:tcPr>
+            <w:tcW w:w="1560" w:type="dxa"/>
+            <w:vAlign w:val="center"/>
+          </w:tcPr>
+          <w:p>
+            <w:pPr>
+              <w:jc w:val="right"/>
+              <w:spacing w:after="0"/>
+            </w:pPr>
+            <w:r>
+              <w:t xml:space="preserve">(2)</w:t>
+            </w:r>
+          </w:p>
+        </w:tc>
+      </w:tr>
+    </w:tbl>
+    <w:p>
+      <w:pPr>
+        <w:jc w:val="center"/>
+        <w:spacing w:before="40" w:after="140"/>
       </w:pPr>
       <w:r>
         <w:rPr>
           <w:sz w:val="20"/>
-        </w:rPr>
-        <w:t xml:space="preserve">In words: Mixture density equals base-fluid volume fraction times base-fluid density, plus each particle volume fraction times its solid density.</w:t>
-      </w:r>
-    </w:p>
-    <w:p/>
-    <w:p>
-      <w:pPr>
-        <w:jc w:val="center"/>
-        <w:spacing w:before="80" w:after="20"/>
-      </w:pPr>
-      <w:r>
-        <w:rPr>
           <w:i/>
         </w:rPr>
-        <w:t xml:space="preserve">(rho * c_p)_nf  =  (1 - phi_1 - phi_2)(rho * c_p)_bf  +  phi_1 (rho * c_p)_p1  +  phi_2 (rho * c_p)_p2</w:t>
-      </w:r>
-      <w:r>
-        <w:tab/>
-        <w:t xml:space="preserve">(2)</w:t>
-      </w:r>
-    </w:p>
-    <w:p>
-      <w:pPr>
-        <w:jc w:val="center"/>
-        <w:spacing w:after="140"/>
-      </w:pPr>
-      <w:r>
-        <w:rPr>
-          <w:sz w:val="20"/>
-        </w:rPr>
         <w:t xml:space="preserve">In words: The product of mixture density and specific heat equals the volume-weighted sum of the density-specific-heat products of base fluid and particles.</w:t>
       </w:r>
     </w:p>
@@ -330,7 +1620,49 @@
         <w:jc w:val="both"/>
       </w:pPr>
       <w:r>
-        <w:t xml:space="preserve">Because the mixing rule is known to introduce error for conductivity and viscosity, these two properties were measured directly rather than estimated, which is a deliberate departure from earlier purely numerical studies [9]. The measured conductivity was later supplied to the models as an explicit feature so that the data-driven mapping could exploit the true, rather than the assumed, transport property. This choice is important in light of the Ajeeb and Murshed [9] finding that single-phase simulations underpredict measured enhancement precisely because they rely on effective-medium conductivity models that neglect Brownian micro-convection and particle migration; by injecting the measured conductivity we allow the regressors to internalise the net effect of those mechanisms without having to model them explicitly. The particle diameters selected here (≈ 25 nm for anatase TiO2 and ≈ 40 nm for Al2O3) and the ≤ 0.20 vol.% loading window were chosen to match the ranges over which the mixing rules for density and specific heat have been shown to remain accurate [9,10], so that the only properties carrying appreciable model risk — conductivity and viscosity — are the two that were measured. The 48-hour sedimentation screen and the −30 mV zeta-potential cut-off are consistent with the stability protocols adopted in comparable PHE nanofluid campaigns [3,5,9], and they guard against the agglomeration-driven property drift that is a frequent source of inter-study scatter [13].</w:t>
+        <w:t xml:space="preserve">Because the mixing rule is known to introduce error for conductivity and viscosity, these two properties were measured directly rather than estimated, which is a deliberate departure from earlier purely numerical studies [9]. The measured conductivity was later supplied to the models as an explicit feature so that the data-driven mapping could exploit the true, rather than the assumed, transport property. This choice is important in light of the Ajeeb and Murshed [9] finding that single-phase simulations underpredict measured enhancement precisely because they rely on effective-medium conductivity models that neglect Brownian micro-convection and particle migration; by injecting the measured conductivity we allow the regressors to internalise the net effect of those mechanisms without having to model them explicitly. The particle diameters selected here (≈ 25 nm for anatase </w:t>
+      </w:r>
+      <w:r>
+        <w:t xml:space="preserve">T</w:t>
+      </w:r>
+      <w:r>
+        <w:t xml:space="preserve">i</w:t>
+      </w:r>
+      <w:r>
+        <w:t xml:space="preserve">O</w:t>
+      </w:r>
+      <w:r>
+        <w:rPr>
+          <w:vertAlign w:val="subscript"/>
+        </w:rPr>
+        <w:t xml:space="preserve">2</w:t>
+      </w:r>
+      <w:r>
+        <w:t xml:space="preserve"> and ≈ 40 nm for </w:t>
+      </w:r>
+      <w:r>
+        <w:t xml:space="preserve">A</w:t>
+      </w:r>
+      <w:r>
+        <w:t xml:space="preserve">l</w:t>
+      </w:r>
+      <w:r>
+        <w:rPr>
+          <w:vertAlign w:val="subscript"/>
+        </w:rPr>
+        <w:t xml:space="preserve">2</w:t>
+      </w:r>
+      <w:r>
+        <w:t xml:space="preserve">O</w:t>
+      </w:r>
+      <w:r>
+        <w:rPr>
+          <w:vertAlign w:val="subscript"/>
+        </w:rPr>
+        <w:t xml:space="preserve">3</w:t>
+      </w:r>
+      <w:r>
+        <w:t xml:space="preserve">) and the ≤ 0.20 vol.% loading window were chosen to match the ranges over which the mixing rules for density and specific heat have been shown to remain accurate [9,10], so that the only properties carrying appreciable model risk — conductivity and viscosity — are the two that were measured. The 48-hour sedimentation screen and the −30 mV zeta-potential cut-off are consistent with the stability protocols adopted in comparable PHE nanofluid campaigns [3,5,9], and they guard against the agglomeration-driven property drift that is a frequent source of inter-study scatter [13].</w:t>
       </w:r>
     </w:p>
     <w:p/>
@@ -366,59 +1698,259 @@
       </w:r>
     </w:p>
     <w:p/>
-    <w:p>
-      <w:pPr>
+    <w:p/>
+    <w:tbl>
+      <w:tblPr>
+        <w:tblW w:w="9360" w:type="dxa"/>
         <w:jc w:val="center"/>
-        <w:spacing w:before="80" w:after="20"/>
-      </w:pPr>
-      <w:r>
-        <w:rPr>
+        <w:tblBorders>
+          <w:top w:val="none" w:sz="0" w:space="0" w:color="auto"/>
+          <w:left w:val="none" w:sz="0" w:space="0" w:color="auto"/>
+          <w:bottom w:val="none" w:sz="0" w:space="0" w:color="auto"/>
+          <w:right w:val="none" w:sz="0" w:space="0" w:color="auto"/>
+          <w:insideH w:val="none" w:sz="0" w:space="0" w:color="auto"/>
+          <w:insideV w:val="none" w:sz="0" w:space="0" w:color="auto"/>
+        </w:tblBorders>
+      </w:tblPr>
+      <w:tblGrid>
+        <w:gridCol w:w="7800"/>
+        <w:gridCol w:w="1560"/>
+      </w:tblGrid>
+      <w:tr>
+        <w:tc>
+          <w:tcPr>
+            <w:tcW w:w="7800" w:type="dxa"/>
+          </w:tcPr>
+          <w:p>
+            <w:pPr>
+              <w:jc w:val="center"/>
+              <w:spacing w:after="0"/>
+            </w:pPr>
+            <m:oMath>
+              <m:r>
+                <m:rPr>
+                  <m:sty m:val="p"/>
+                </m:rPr>
+                <m:t xml:space="preserve">Re</m:t>
+              </m:r>
+              <m:r>
+                <m:rPr>
+                  <m:sty m:val="p"/>
+                </m:rPr>
+                <m:t xml:space="preserve"> = </m:t>
+              </m:r>
+              <m:f>
+                <m:fPr>
+                  <m:type m:val="bar"/>
+                </m:fPr>
+                <m:num>
+                  <m:r>
+                    <m:t xml:space="preserve">G</m:t>
+                  </m:r>
+                  <m:r>
+                    <m:rPr>
+                      <m:sty m:val="p"/>
+                    </m:rPr>
+                    <m:t xml:space="preserve">·</m:t>
+                  </m:r>
+                  <m:sSub>
+                    <m:e>
+                      <m:r>
+                        <m:t xml:space="preserve">D</m:t>
+                      </m:r>
+                    </m:e>
+                    <m:sub>
+                      <m:r>
+                        <m:rPr>
+                          <m:sty m:val="p"/>
+                        </m:rPr>
+                        <m:t xml:space="preserve">h</m:t>
+                      </m:r>
+                    </m:sub>
+                  </m:sSub>
+                </m:num>
+                <m:den>
+                  <m:sSub>
+                    <m:e>
+                      <m:r>
+                        <m:t xml:space="preserve">μ</m:t>
+                      </m:r>
+                    </m:e>
+                    <m:sub>
+                      <m:r>
+                        <m:rPr>
+                          <m:sty m:val="p"/>
+                        </m:rPr>
+                        <m:t xml:space="preserve">nf</m:t>
+                      </m:r>
+                    </m:sub>
+                  </m:sSub>
+                </m:den>
+              </m:f>
+            </m:oMath>
+          </w:p>
+        </w:tc>
+        <w:tc>
+          <w:tcPr>
+            <w:tcW w:w="1560" w:type="dxa"/>
+            <w:vAlign w:val="center"/>
+          </w:tcPr>
+          <w:p>
+            <w:pPr>
+              <w:jc w:val="right"/>
+              <w:spacing w:after="0"/>
+            </w:pPr>
+            <w:r>
+              <w:t xml:space="preserve">(3)</w:t>
+            </w:r>
+          </w:p>
+        </w:tc>
+      </w:tr>
+    </w:tbl>
+    <w:p>
+      <w:pPr>
+        <w:jc w:val="center"/>
+        <w:spacing w:before="40" w:after="140"/>
+      </w:pPr>
+      <w:r>
+        <w:rPr>
+          <w:sz w:val="20"/>
           <w:i/>
         </w:rPr>
-        <w:t xml:space="preserve">Re  =  (G * D_h) / mu_nf</w:t>
-      </w:r>
-      <w:r>
-        <w:tab/>
-        <w:t xml:space="preserve">(3)</w:t>
-      </w:r>
-    </w:p>
-    <w:p>
-      <w:pPr>
+        <w:t xml:space="preserve">In words: Reynolds number equals channel mass flux times hydraulic diameter divided by dynamic viscosity.</w:t>
+      </w:r>
+    </w:p>
+    <w:p/>
+    <w:p/>
+    <w:tbl>
+      <w:tblPr>
+        <w:tblW w:w="9360" w:type="dxa"/>
         <w:jc w:val="center"/>
-        <w:spacing w:after="140"/>
+        <w:tblBorders>
+          <w:top w:val="none" w:sz="0" w:space="0" w:color="auto"/>
+          <w:left w:val="none" w:sz="0" w:space="0" w:color="auto"/>
+          <w:bottom w:val="none" w:sz="0" w:space="0" w:color="auto"/>
+          <w:right w:val="none" w:sz="0" w:space="0" w:color="auto"/>
+          <w:insideH w:val="none" w:sz="0" w:space="0" w:color="auto"/>
+          <w:insideV w:val="none" w:sz="0" w:space="0" w:color="auto"/>
+        </w:tblBorders>
+      </w:tblPr>
+      <w:tblGrid>
+        <w:gridCol w:w="7800"/>
+        <w:gridCol w:w="1560"/>
+      </w:tblGrid>
+      <w:tr>
+        <w:tc>
+          <w:tcPr>
+            <w:tcW w:w="7800" w:type="dxa"/>
+          </w:tcPr>
+          <w:p>
+            <w:pPr>
+              <w:jc w:val="center"/>
+              <w:spacing w:after="0"/>
+            </w:pPr>
+            <m:oMath>
+              <m:r>
+                <m:rPr>
+                  <m:sty m:val="p"/>
+                </m:rPr>
+                <m:t xml:space="preserve">Pr</m:t>
+              </m:r>
+              <m:r>
+                <m:rPr>
+                  <m:sty m:val="p"/>
+                </m:rPr>
+                <m:t xml:space="preserve"> = </m:t>
+              </m:r>
+              <m:f>
+                <m:fPr>
+                  <m:type m:val="bar"/>
+                </m:fPr>
+                <m:num>
+                  <m:sSub>
+                    <m:e>
+                      <m:r>
+                        <m:t xml:space="preserve">μ</m:t>
+                      </m:r>
+                    </m:e>
+                    <m:sub>
+                      <m:r>
+                        <m:rPr>
+                          <m:sty m:val="p"/>
+                        </m:rPr>
+                        <m:t xml:space="preserve">nf</m:t>
+                      </m:r>
+                    </m:sub>
+                  </m:sSub>
+                  <m:r>
+                    <m:rPr>
+                      <m:sty m:val="p"/>
+                    </m:rPr>
+                    <m:t xml:space="preserve">·</m:t>
+                  </m:r>
+                  <m:sSub>
+                    <m:e>
+                      <m:r>
+                        <m:t xml:space="preserve">c</m:t>
+                      </m:r>
+                    </m:e>
+                    <m:sub>
+                      <m:r>
+                        <m:rPr>
+                          <m:sty m:val="p"/>
+                        </m:rPr>
+                        <m:t xml:space="preserve">p,nf</m:t>
+                      </m:r>
+                    </m:sub>
+                  </m:sSub>
+                </m:num>
+                <m:den>
+                  <m:sSub>
+                    <m:e>
+                      <m:r>
+                        <m:t xml:space="preserve">k</m:t>
+                      </m:r>
+                    </m:e>
+                    <m:sub>
+                      <m:r>
+                        <m:rPr>
+                          <m:sty m:val="p"/>
+                        </m:rPr>
+                        <m:t xml:space="preserve">nf</m:t>
+                      </m:r>
+                    </m:sub>
+                  </m:sSub>
+                </m:den>
+              </m:f>
+            </m:oMath>
+          </w:p>
+        </w:tc>
+        <w:tc>
+          <w:tcPr>
+            <w:tcW w:w="1560" w:type="dxa"/>
+            <w:vAlign w:val="center"/>
+          </w:tcPr>
+          <w:p>
+            <w:pPr>
+              <w:jc w:val="right"/>
+              <w:spacing w:after="0"/>
+            </w:pPr>
+            <w:r>
+              <w:t xml:space="preserve">(4)</w:t>
+            </w:r>
+          </w:p>
+        </w:tc>
+      </w:tr>
+    </w:tbl>
+    <w:p>
+      <w:pPr>
+        <w:jc w:val="center"/>
+        <w:spacing w:before="40" w:after="140"/>
       </w:pPr>
       <w:r>
         <w:rPr>
           <w:sz w:val="20"/>
-        </w:rPr>
-        <w:t xml:space="preserve">In words: Reynolds number equals channel mass flux times hydraulic diameter divided by dynamic viscosity.</w:t>
-      </w:r>
-    </w:p>
-    <w:p/>
-    <w:p>
-      <w:pPr>
-        <w:jc w:val="center"/>
-        <w:spacing w:before="80" w:after="20"/>
-      </w:pPr>
-      <w:r>
-        <w:rPr>
           <w:i/>
-        </w:rPr>
-        <w:t xml:space="preserve">Pr  =  (mu_nf * c_p,nf) / k_nf</w:t>
-      </w:r>
-      <w:r>
-        <w:tab/>
-        <w:t xml:space="preserve">(4)</w:t>
-      </w:r>
-    </w:p>
-    <w:p>
-      <w:pPr>
-        <w:jc w:val="center"/>
-        <w:spacing w:after="140"/>
-      </w:pPr>
-      <w:r>
-        <w:rPr>
-          <w:sz w:val="20"/>
         </w:rPr>
         <w:t xml:space="preserve">In words: Prandtl number equals dynamic viscosity times specific heat divided by thermal conductivity.</w:t>
       </w:r>
@@ -443,226 +1975,1175 @@
         <w:jc w:val="both"/>
       </w:pPr>
       <w:r>
-        <w:t xml:space="preserve">The raw measurements were reduced to the three engineering targets that constitute the multi-output label vector: the convective coefficient h, the Nusselt number Nu, and the friction factor f (equivalently the pressure drop). The heat duty transferred on the hot side was first obtained from an energy balance, in which the duty equals the mass flow rate multiplied by the specific heat and by the difference between the inlet and outlet temperatures; this is Equation (5). The duty and the exchanger area were then combined through the log-mean-temperature-difference method, so that the overall heat-transfer coefficient equals the heat duty divided by the product of the effective area and the log-mean temperature difference, which is Equation (6). The log-mean temperature difference itself was computed from the terminal temperature differences at the two ends of the counter-flow device as the difference of the two terminal differences divided by the natural logarithm of their ratio, defining Equation (7).</w:t>
-      </w:r>
-    </w:p>
-    <w:p/>
-    <w:p>
-      <w:pPr>
+        <w:t xml:space="preserve">The raw measurements were reduced to the three engineering targets that constitute the multi-output label vector: the convective coefficient </w:t>
+      </w:r>
+      <m:oMath>
+        <m:r>
+          <m:t xml:space="preserve">h</m:t>
+        </m:r>
+      </m:oMath>
+      <w:r>
+        <w:t xml:space="preserve">, the Nusselt number </w:t>
+      </w:r>
+      <m:oMath>
+        <m:r>
+          <m:rPr>
+            <m:sty m:val="p"/>
+          </m:rPr>
+          <m:t xml:space="preserve">Nu</m:t>
+        </m:r>
+      </m:oMath>
+      <w:r>
+        <w:t xml:space="preserve">, and the friction factor </w:t>
+      </w:r>
+      <m:oMath>
+        <m:r>
+          <m:t xml:space="preserve">f</m:t>
+        </m:r>
+      </m:oMath>
+      <w:r>
+        <w:t xml:space="preserve"> (equivalently the pressure drop). The heat duty transferred on the hot side was first obtained from an energy balance, in which the duty equals the mass flow rate multiplied by the specific heat and by the difference between the inlet and outlet temperatures; this is Equation (5). The duty and the exchanger area were then combined through the log-mean-temperature-difference method, so that the overall heat-transfer coefficient equals the heat duty divided by the product of the effective area and the log-mean temperature difference, which is Equation (6). The log-mean temperature difference itself was computed from the terminal temperature differences at the two ends of the counter-flow device as the difference of the two terminal differences divided by the natural logarithm of their ratio, defining Equation (7).</w:t>
+      </w:r>
+    </w:p>
+    <w:p/>
+    <w:p/>
+    <w:tbl>
+      <w:tblPr>
+        <w:tblW w:w="9360" w:type="dxa"/>
         <w:jc w:val="center"/>
-        <w:spacing w:before="80" w:after="20"/>
-      </w:pPr>
-      <w:r>
-        <w:rPr>
+        <w:tblBorders>
+          <w:top w:val="none" w:sz="0" w:space="0" w:color="auto"/>
+          <w:left w:val="none" w:sz="0" w:space="0" w:color="auto"/>
+          <w:bottom w:val="none" w:sz="0" w:space="0" w:color="auto"/>
+          <w:right w:val="none" w:sz="0" w:space="0" w:color="auto"/>
+          <w:insideH w:val="none" w:sz="0" w:space="0" w:color="auto"/>
+          <w:insideV w:val="none" w:sz="0" w:space="0" w:color="auto"/>
+        </w:tblBorders>
+      </w:tblPr>
+      <w:tblGrid>
+        <w:gridCol w:w="7800"/>
+        <w:gridCol w:w="1560"/>
+      </w:tblGrid>
+      <w:tr>
+        <w:tc>
+          <w:tcPr>
+            <w:tcW w:w="7800" w:type="dxa"/>
+          </w:tcPr>
+          <w:p>
+            <w:pPr>
+              <w:jc w:val="center"/>
+              <w:spacing w:after="0"/>
+            </w:pPr>
+            <m:oMath>
+              <m:r>
+                <m:t xml:space="preserve">Q</m:t>
+              </m:r>
+              <m:r>
+                <m:rPr>
+                  <m:sty m:val="p"/>
+                </m:rPr>
+                <m:t xml:space="preserve"> = </m:t>
+              </m:r>
+              <m:r>
+                <m:t xml:space="preserve">ṁ</m:t>
+              </m:r>
+              <m:r>
+                <m:rPr>
+                  <m:sty m:val="p"/>
+                </m:rPr>
+                <m:t xml:space="preserve">·</m:t>
+              </m:r>
+              <m:sSub>
+                <m:e>
+                  <m:r>
+                    <m:t xml:space="preserve">c</m:t>
+                  </m:r>
+                </m:e>
+                <m:sub>
+                  <m:r>
+                    <m:rPr>
+                      <m:sty m:val="p"/>
+                    </m:rPr>
+                    <m:t xml:space="preserve">p</m:t>
+                  </m:r>
+                </m:sub>
+              </m:sSub>
+              <m:r>
+                <m:rPr>
+                  <m:sty m:val="p"/>
+                </m:rPr>
+                <m:t xml:space="preserve">·</m:t>
+              </m:r>
+              <m:d>
+                <m:dPr>
+                  <m:begChr m:val="("/>
+                  <m:endChr m:val=")"/>
+                </m:dPr>
+                <m:e>
+                  <m:sSub>
+                    <m:e>
+                      <m:r>
+                        <m:t xml:space="preserve">T</m:t>
+                      </m:r>
+                    </m:e>
+                    <m:sub>
+                      <m:r>
+                        <m:rPr>
+                          <m:sty m:val="p"/>
+                        </m:rPr>
+                        <m:t xml:space="preserve">in</m:t>
+                      </m:r>
+                    </m:sub>
+                  </m:sSub>
+                  <m:r>
+                    <m:rPr>
+                      <m:sty m:val="p"/>
+                    </m:rPr>
+                    <m:t xml:space="preserve"> − </m:t>
+                  </m:r>
+                  <m:sSub>
+                    <m:e>
+                      <m:r>
+                        <m:t xml:space="preserve">T</m:t>
+                      </m:r>
+                    </m:e>
+                    <m:sub>
+                      <m:r>
+                        <m:rPr>
+                          <m:sty m:val="p"/>
+                        </m:rPr>
+                        <m:t xml:space="preserve">out</m:t>
+                      </m:r>
+                    </m:sub>
+                  </m:sSub>
+                </m:e>
+              </m:d>
+            </m:oMath>
+          </w:p>
+        </w:tc>
+        <w:tc>
+          <w:tcPr>
+            <w:tcW w:w="1560" w:type="dxa"/>
+            <w:vAlign w:val="center"/>
+          </w:tcPr>
+          <w:p>
+            <w:pPr>
+              <w:jc w:val="right"/>
+              <w:spacing w:after="0"/>
+            </w:pPr>
+            <w:r>
+              <w:t xml:space="preserve">(5)</w:t>
+            </w:r>
+          </w:p>
+        </w:tc>
+      </w:tr>
+    </w:tbl>
+    <w:p>
+      <w:pPr>
+        <w:jc w:val="center"/>
+        <w:spacing w:before="40" w:after="140"/>
+      </w:pPr>
+      <w:r>
+        <w:rPr>
+          <w:sz w:val="20"/>
           <w:i/>
         </w:rPr>
-        <w:t xml:space="preserve">Q  =  m-dot * c_p * (T_in - T_out)</w:t>
-      </w:r>
-      <w:r>
-        <w:tab/>
-        <w:t xml:space="preserve">(5)</w:t>
-      </w:r>
-    </w:p>
-    <w:p>
-      <w:pPr>
+        <w:t xml:space="preserve">In words: Heat duty equals mass flow rate times specific heat times the inlet-to-outlet temperature difference.</w:t>
+      </w:r>
+    </w:p>
+    <w:p/>
+    <w:p/>
+    <w:tbl>
+      <w:tblPr>
+        <w:tblW w:w="9360" w:type="dxa"/>
         <w:jc w:val="center"/>
-        <w:spacing w:after="140"/>
+        <w:tblBorders>
+          <w:top w:val="none" w:sz="0" w:space="0" w:color="auto"/>
+          <w:left w:val="none" w:sz="0" w:space="0" w:color="auto"/>
+          <w:bottom w:val="none" w:sz="0" w:space="0" w:color="auto"/>
+          <w:right w:val="none" w:sz="0" w:space="0" w:color="auto"/>
+          <w:insideH w:val="none" w:sz="0" w:space="0" w:color="auto"/>
+          <w:insideV w:val="none" w:sz="0" w:space="0" w:color="auto"/>
+        </w:tblBorders>
+      </w:tblPr>
+      <w:tblGrid>
+        <w:gridCol w:w="7800"/>
+        <w:gridCol w:w="1560"/>
+      </w:tblGrid>
+      <w:tr>
+        <w:tc>
+          <w:tcPr>
+            <w:tcW w:w="7800" w:type="dxa"/>
+          </w:tcPr>
+          <w:p>
+            <w:pPr>
+              <w:jc w:val="center"/>
+              <w:spacing w:after="0"/>
+            </w:pPr>
+            <m:oMath>
+              <m:r>
+                <m:t xml:space="preserve">U</m:t>
+              </m:r>
+              <m:r>
+                <m:rPr>
+                  <m:sty m:val="p"/>
+                </m:rPr>
+                <m:t xml:space="preserve"> = </m:t>
+              </m:r>
+              <m:f>
+                <m:fPr>
+                  <m:type m:val="bar"/>
+                </m:fPr>
+                <m:num>
+                  <m:r>
+                    <m:t xml:space="preserve">Q</m:t>
+                  </m:r>
+                </m:num>
+                <m:den>
+                  <m:r>
+                    <m:t xml:space="preserve">A</m:t>
+                  </m:r>
+                  <m:r>
+                    <m:rPr>
+                      <m:sty m:val="p"/>
+                    </m:rPr>
+                    <m:t xml:space="preserve">·</m:t>
+                  </m:r>
+                  <m:r>
+                    <m:rPr>
+                      <m:sty m:val="p"/>
+                    </m:rPr>
+                    <m:t xml:space="preserve">LMTD</m:t>
+                  </m:r>
+                </m:den>
+              </m:f>
+            </m:oMath>
+          </w:p>
+        </w:tc>
+        <w:tc>
+          <w:tcPr>
+            <w:tcW w:w="1560" w:type="dxa"/>
+            <w:vAlign w:val="center"/>
+          </w:tcPr>
+          <w:p>
+            <w:pPr>
+              <w:jc w:val="right"/>
+              <w:spacing w:after="0"/>
+            </w:pPr>
+            <w:r>
+              <w:t xml:space="preserve">(6)</w:t>
+            </w:r>
+          </w:p>
+        </w:tc>
+      </w:tr>
+    </w:tbl>
+    <w:p>
+      <w:pPr>
+        <w:jc w:val="center"/>
+        <w:spacing w:before="40" w:after="140"/>
       </w:pPr>
       <w:r>
         <w:rPr>
           <w:sz w:val="20"/>
-        </w:rPr>
-        <w:t xml:space="preserve">In words: Heat duty equals mass flow rate times specific heat times the inlet-to-outlet temperature difference.</w:t>
-      </w:r>
-    </w:p>
-    <w:p/>
-    <w:p>
-      <w:pPr>
+          <w:i/>
+        </w:rPr>
+        <w:t xml:space="preserve">In words: Overall heat-transfer coefficient equals heat duty divided by the product of area and log-mean temperature difference.</w:t>
+      </w:r>
+    </w:p>
+    <w:p/>
+    <w:p/>
+    <w:tbl>
+      <w:tblPr>
+        <w:tblW w:w="9360" w:type="dxa"/>
         <w:jc w:val="center"/>
-        <w:spacing w:before="80" w:after="20"/>
-      </w:pPr>
-      <w:r>
-        <w:rPr>
+        <w:tblBorders>
+          <w:top w:val="none" w:sz="0" w:space="0" w:color="auto"/>
+          <w:left w:val="none" w:sz="0" w:space="0" w:color="auto"/>
+          <w:bottom w:val="none" w:sz="0" w:space="0" w:color="auto"/>
+          <w:right w:val="none" w:sz="0" w:space="0" w:color="auto"/>
+          <w:insideH w:val="none" w:sz="0" w:space="0" w:color="auto"/>
+          <w:insideV w:val="none" w:sz="0" w:space="0" w:color="auto"/>
+        </w:tblBorders>
+      </w:tblPr>
+      <w:tblGrid>
+        <w:gridCol w:w="7800"/>
+        <w:gridCol w:w="1560"/>
+      </w:tblGrid>
+      <w:tr>
+        <w:tc>
+          <w:tcPr>
+            <w:tcW w:w="7800" w:type="dxa"/>
+          </w:tcPr>
+          <w:p>
+            <w:pPr>
+              <w:jc w:val="center"/>
+              <w:spacing w:after="0"/>
+            </w:pPr>
+            <m:oMath>
+              <m:r>
+                <m:rPr>
+                  <m:sty m:val="p"/>
+                </m:rPr>
+                <m:t xml:space="preserve">LMTD</m:t>
+              </m:r>
+              <m:r>
+                <m:rPr>
+                  <m:sty m:val="p"/>
+                </m:rPr>
+                <m:t xml:space="preserve"> = </m:t>
+              </m:r>
+              <m:f>
+                <m:fPr>
+                  <m:type m:val="bar"/>
+                </m:fPr>
+                <m:num>
+                  <m:sSub>
+                    <m:e>
+                      <m:r>
+                        <m:rPr>
+                          <m:sty m:val="p"/>
+                        </m:rPr>
+                        <m:t xml:space="preserve">ΔT</m:t>
+                      </m:r>
+                    </m:e>
+                    <m:sub>
+                      <m:r>
+                        <m:rPr>
+                          <m:sty m:val="p"/>
+                        </m:rPr>
+                        <m:t xml:space="preserve">1</m:t>
+                      </m:r>
+                    </m:sub>
+                  </m:sSub>
+                  <m:r>
+                    <m:rPr>
+                      <m:sty m:val="p"/>
+                    </m:rPr>
+                    <m:t xml:space="preserve"> − </m:t>
+                  </m:r>
+                  <m:sSub>
+                    <m:e>
+                      <m:r>
+                        <m:rPr>
+                          <m:sty m:val="p"/>
+                        </m:rPr>
+                        <m:t xml:space="preserve">ΔT</m:t>
+                      </m:r>
+                    </m:e>
+                    <m:sub>
+                      <m:r>
+                        <m:rPr>
+                          <m:sty m:val="p"/>
+                        </m:rPr>
+                        <m:t xml:space="preserve">2</m:t>
+                      </m:r>
+                    </m:sub>
+                  </m:sSub>
+                </m:num>
+                <m:den>
+                  <m:r>
+                    <m:rPr>
+                      <m:sty m:val="p"/>
+                    </m:rPr>
+                    <m:t xml:space="preserve">ln</m:t>
+                  </m:r>
+                  <m:d>
+                    <m:dPr>
+                      <m:begChr m:val="("/>
+                      <m:endChr m:val=")"/>
+                    </m:dPr>
+                    <m:e>
+                      <m:f>
+                        <m:fPr>
+                          <m:type m:val="bar"/>
+                        </m:fPr>
+                        <m:num>
+                          <m:sSub>
+                            <m:e>
+                              <m:r>
+                                <m:rPr>
+                                  <m:sty m:val="p"/>
+                                </m:rPr>
+                                <m:t xml:space="preserve">ΔT</m:t>
+                              </m:r>
+                            </m:e>
+                            <m:sub>
+                              <m:r>
+                                <m:rPr>
+                                  <m:sty m:val="p"/>
+                                </m:rPr>
+                                <m:t xml:space="preserve">1</m:t>
+                              </m:r>
+                            </m:sub>
+                          </m:sSub>
+                        </m:num>
+                        <m:den>
+                          <m:sSub>
+                            <m:e>
+                              <m:r>
+                                <m:rPr>
+                                  <m:sty m:val="p"/>
+                                </m:rPr>
+                                <m:t xml:space="preserve">ΔT</m:t>
+                              </m:r>
+                            </m:e>
+                            <m:sub>
+                              <m:r>
+                                <m:rPr>
+                                  <m:sty m:val="p"/>
+                                </m:rPr>
+                                <m:t xml:space="preserve">2</m:t>
+                              </m:r>
+                            </m:sub>
+                          </m:sSub>
+                        </m:den>
+                      </m:f>
+                    </m:e>
+                  </m:d>
+                </m:den>
+              </m:f>
+            </m:oMath>
+          </w:p>
+        </w:tc>
+        <w:tc>
+          <w:tcPr>
+            <w:tcW w:w="1560" w:type="dxa"/>
+            <w:vAlign w:val="center"/>
+          </w:tcPr>
+          <w:p>
+            <w:pPr>
+              <w:jc w:val="right"/>
+              <w:spacing w:after="0"/>
+            </w:pPr>
+            <w:r>
+              <w:t xml:space="preserve">(7)</w:t>
+            </w:r>
+          </w:p>
+        </w:tc>
+      </w:tr>
+    </w:tbl>
+    <w:p>
+      <w:pPr>
+        <w:jc w:val="center"/>
+        <w:spacing w:before="40" w:after="140"/>
+      </w:pPr>
+      <w:r>
+        <w:rPr>
+          <w:sz w:val="20"/>
           <w:i/>
         </w:rPr>
-        <w:t xml:space="preserve">U  =  Q / (A * LMTD)</w:t>
-      </w:r>
-      <w:r>
-        <w:tab/>
-        <w:t xml:space="preserve">(6)</w:t>
-      </w:r>
-    </w:p>
-    <w:p>
-      <w:pPr>
+        <w:t xml:space="preserve">In words: Log-mean temperature difference equals the difference of the terminal temperature differences divided by the natural logarithm of their ratio.</w:t>
+      </w:r>
+    </w:p>
+    <w:p/>
+    <w:p>
+      <w:pPr>
+        <w:jc w:val="both"/>
+      </w:pPr>
+      <w:r>
+        <w:t xml:space="preserve">The hot-side convective coefficient was then isolated by subtracting the two series resistances from the overall resistance: the reciprocal of the product of the overall coefficient and the area equals the reciprocal of the hot-side convective conductance, plus the plate-wall conduction resistance, plus the reciprocal of the cold-side convective conductance. This resistance decomposition is Equation (8). The cold-side coefficient was supplied by a previously validated water-side correlation, and the wall resistance from the plate thickness divided by the product of the plate thermal conductivity and area, so that the hot-side convective coefficient could be recovered unambiguously. The convective coefficient was subsequently cast in dimensionless form through the Nusselt number </w:t>
+      </w:r>
+      <m:oMath>
+        <m:r>
+          <m:rPr>
+            <m:sty m:val="p"/>
+          </m:rPr>
+          <m:t xml:space="preserve">Nu</m:t>
+        </m:r>
+      </m:oMath>
+      <w:r>
+        <w:t xml:space="preserve">, defined as the product of the convective coefficient and the hydraulic diameter divided by the nanofluid thermal conductivity, which is Equation (9).</w:t>
+      </w:r>
+    </w:p>
+    <w:p/>
+    <w:p/>
+    <w:tbl>
+      <w:tblPr>
+        <w:tblW w:w="9360" w:type="dxa"/>
         <w:jc w:val="center"/>
-        <w:spacing w:after="140"/>
+        <w:tblBorders>
+          <w:top w:val="none" w:sz="0" w:space="0" w:color="auto"/>
+          <w:left w:val="none" w:sz="0" w:space="0" w:color="auto"/>
+          <w:bottom w:val="none" w:sz="0" w:space="0" w:color="auto"/>
+          <w:right w:val="none" w:sz="0" w:space="0" w:color="auto"/>
+          <w:insideH w:val="none" w:sz="0" w:space="0" w:color="auto"/>
+          <w:insideV w:val="none" w:sz="0" w:space="0" w:color="auto"/>
+        </w:tblBorders>
+      </w:tblPr>
+      <w:tblGrid>
+        <w:gridCol w:w="7800"/>
+        <w:gridCol w:w="1560"/>
+      </w:tblGrid>
+      <w:tr>
+        <w:tc>
+          <w:tcPr>
+            <w:tcW w:w="7800" w:type="dxa"/>
+          </w:tcPr>
+          <w:p>
+            <w:pPr>
+              <w:jc w:val="center"/>
+              <w:spacing w:after="0"/>
+            </w:pPr>
+            <m:oMath>
+              <m:f>
+                <m:fPr>
+                  <m:type m:val="bar"/>
+                </m:fPr>
+                <m:num>
+                  <m:r>
+                    <m:rPr>
+                      <m:sty m:val="p"/>
+                    </m:rPr>
+                    <m:t xml:space="preserve">1</m:t>
+                  </m:r>
+                </m:num>
+                <m:den>
+                  <m:r>
+                    <m:t xml:space="preserve">U</m:t>
+                  </m:r>
+                  <m:r>
+                    <m:rPr>
+                      <m:sty m:val="p"/>
+                    </m:rPr>
+                    <m:t xml:space="preserve">·</m:t>
+                  </m:r>
+                  <m:r>
+                    <m:t xml:space="preserve">A</m:t>
+                  </m:r>
+                </m:den>
+              </m:f>
+              <m:r>
+                <m:rPr>
+                  <m:sty m:val="p"/>
+                </m:rPr>
+                <m:t xml:space="preserve"> = </m:t>
+              </m:r>
+              <m:f>
+                <m:fPr>
+                  <m:type m:val="bar"/>
+                </m:fPr>
+                <m:num>
+                  <m:r>
+                    <m:rPr>
+                      <m:sty m:val="p"/>
+                    </m:rPr>
+                    <m:t xml:space="preserve">1</m:t>
+                  </m:r>
+                </m:num>
+                <m:den>
+                  <m:sSub>
+                    <m:e>
+                      <m:r>
+                        <m:t xml:space="preserve">h</m:t>
+                      </m:r>
+                    </m:e>
+                    <m:sub>
+                      <m:r>
+                        <m:rPr>
+                          <m:sty m:val="p"/>
+                        </m:rPr>
+                        <m:t xml:space="preserve">h</m:t>
+                      </m:r>
+                    </m:sub>
+                  </m:sSub>
+                  <m:r>
+                    <m:rPr>
+                      <m:sty m:val="p"/>
+                    </m:rPr>
+                    <m:t xml:space="preserve">·</m:t>
+                  </m:r>
+                  <m:r>
+                    <m:t xml:space="preserve">A</m:t>
+                  </m:r>
+                </m:den>
+              </m:f>
+              <m:r>
+                <m:rPr>
+                  <m:sty m:val="p"/>
+                </m:rPr>
+                <m:t xml:space="preserve"> + </m:t>
+              </m:r>
+              <m:f>
+                <m:fPr>
+                  <m:type m:val="bar"/>
+                </m:fPr>
+                <m:num>
+                  <m:sSub>
+                    <m:e>
+                      <m:r>
+                        <m:t xml:space="preserve">t</m:t>
+                      </m:r>
+                    </m:e>
+                    <m:sub>
+                      <m:r>
+                        <m:rPr>
+                          <m:sty m:val="p"/>
+                        </m:rPr>
+                        <m:t xml:space="preserve">w</m:t>
+                      </m:r>
+                    </m:sub>
+                  </m:sSub>
+                </m:num>
+                <m:den>
+                  <m:sSub>
+                    <m:e>
+                      <m:r>
+                        <m:t xml:space="preserve">k</m:t>
+                      </m:r>
+                    </m:e>
+                    <m:sub>
+                      <m:r>
+                        <m:rPr>
+                          <m:sty m:val="p"/>
+                        </m:rPr>
+                        <m:t xml:space="preserve">w</m:t>
+                      </m:r>
+                    </m:sub>
+                  </m:sSub>
+                  <m:r>
+                    <m:rPr>
+                      <m:sty m:val="p"/>
+                    </m:rPr>
+                    <m:t xml:space="preserve">·</m:t>
+                  </m:r>
+                  <m:r>
+                    <m:t xml:space="preserve">A</m:t>
+                  </m:r>
+                </m:den>
+              </m:f>
+              <m:r>
+                <m:rPr>
+                  <m:sty m:val="p"/>
+                </m:rPr>
+                <m:t xml:space="preserve"> + </m:t>
+              </m:r>
+              <m:f>
+                <m:fPr>
+                  <m:type m:val="bar"/>
+                </m:fPr>
+                <m:num>
+                  <m:r>
+                    <m:rPr>
+                      <m:sty m:val="p"/>
+                    </m:rPr>
+                    <m:t xml:space="preserve">1</m:t>
+                  </m:r>
+                </m:num>
+                <m:den>
+                  <m:sSub>
+                    <m:e>
+                      <m:r>
+                        <m:t xml:space="preserve">h</m:t>
+                      </m:r>
+                    </m:e>
+                    <m:sub>
+                      <m:r>
+                        <m:rPr>
+                          <m:sty m:val="p"/>
+                        </m:rPr>
+                        <m:t xml:space="preserve">c</m:t>
+                      </m:r>
+                    </m:sub>
+                  </m:sSub>
+                  <m:r>
+                    <m:rPr>
+                      <m:sty m:val="p"/>
+                    </m:rPr>
+                    <m:t xml:space="preserve">·</m:t>
+                  </m:r>
+                  <m:r>
+                    <m:t xml:space="preserve">A</m:t>
+                  </m:r>
+                </m:den>
+              </m:f>
+            </m:oMath>
+          </w:p>
+        </w:tc>
+        <w:tc>
+          <w:tcPr>
+            <w:tcW w:w="1560" w:type="dxa"/>
+            <w:vAlign w:val="center"/>
+          </w:tcPr>
+          <w:p>
+            <w:pPr>
+              <w:jc w:val="right"/>
+              <w:spacing w:after="0"/>
+            </w:pPr>
+            <w:r>
+              <w:t xml:space="preserve">(8)</w:t>
+            </w:r>
+          </w:p>
+        </w:tc>
+      </w:tr>
+    </w:tbl>
+    <w:p>
+      <w:pPr>
+        <w:jc w:val="center"/>
+        <w:spacing w:before="40" w:after="140"/>
       </w:pPr>
       <w:r>
         <w:rPr>
           <w:sz w:val="20"/>
-        </w:rPr>
-        <w:t xml:space="preserve">In words: Overall heat-transfer coefficient equals heat duty divided by the product of area and log-mean temperature difference.</w:t>
-      </w:r>
-    </w:p>
-    <w:p/>
-    <w:p>
-      <w:pPr>
+          <w:i/>
+        </w:rPr>
+        <w:t xml:space="preserve">In words: Overall thermal resistance equals the hot-side convective resistance plus the plate-wall conduction resistance plus the cold-side convective resistance.</w:t>
+      </w:r>
+    </w:p>
+    <w:p/>
+    <w:p/>
+    <w:tbl>
+      <w:tblPr>
+        <w:tblW w:w="9360" w:type="dxa"/>
         <w:jc w:val="center"/>
-        <w:spacing w:before="80" w:after="20"/>
-      </w:pPr>
-      <w:r>
-        <w:rPr>
+        <w:tblBorders>
+          <w:top w:val="none" w:sz="0" w:space="0" w:color="auto"/>
+          <w:left w:val="none" w:sz="0" w:space="0" w:color="auto"/>
+          <w:bottom w:val="none" w:sz="0" w:space="0" w:color="auto"/>
+          <w:right w:val="none" w:sz="0" w:space="0" w:color="auto"/>
+          <w:insideH w:val="none" w:sz="0" w:space="0" w:color="auto"/>
+          <w:insideV w:val="none" w:sz="0" w:space="0" w:color="auto"/>
+        </w:tblBorders>
+      </w:tblPr>
+      <w:tblGrid>
+        <w:gridCol w:w="7800"/>
+        <w:gridCol w:w="1560"/>
+      </w:tblGrid>
+      <w:tr>
+        <w:tc>
+          <w:tcPr>
+            <w:tcW w:w="7800" w:type="dxa"/>
+          </w:tcPr>
+          <w:p>
+            <w:pPr>
+              <w:jc w:val="center"/>
+              <w:spacing w:after="0"/>
+            </w:pPr>
+            <m:oMath>
+              <m:r>
+                <m:rPr>
+                  <m:sty m:val="p"/>
+                </m:rPr>
+                <m:t xml:space="preserve">Nu</m:t>
+              </m:r>
+              <m:r>
+                <m:rPr>
+                  <m:sty m:val="p"/>
+                </m:rPr>
+                <m:t xml:space="preserve"> = </m:t>
+              </m:r>
+              <m:f>
+                <m:fPr>
+                  <m:type m:val="bar"/>
+                </m:fPr>
+                <m:num>
+                  <m:r>
+                    <m:t xml:space="preserve">h</m:t>
+                  </m:r>
+                  <m:r>
+                    <m:rPr>
+                      <m:sty m:val="p"/>
+                    </m:rPr>
+                    <m:t xml:space="preserve">·</m:t>
+                  </m:r>
+                  <m:sSub>
+                    <m:e>
+                      <m:r>
+                        <m:t xml:space="preserve">D</m:t>
+                      </m:r>
+                    </m:e>
+                    <m:sub>
+                      <m:r>
+                        <m:rPr>
+                          <m:sty m:val="p"/>
+                        </m:rPr>
+                        <m:t xml:space="preserve">h</m:t>
+                      </m:r>
+                    </m:sub>
+                  </m:sSub>
+                </m:num>
+                <m:den>
+                  <m:sSub>
+                    <m:e>
+                      <m:r>
+                        <m:t xml:space="preserve">k</m:t>
+                      </m:r>
+                    </m:e>
+                    <m:sub>
+                      <m:r>
+                        <m:rPr>
+                          <m:sty m:val="p"/>
+                        </m:rPr>
+                        <m:t xml:space="preserve">nf</m:t>
+                      </m:r>
+                    </m:sub>
+                  </m:sSub>
+                </m:den>
+              </m:f>
+            </m:oMath>
+          </w:p>
+        </w:tc>
+        <w:tc>
+          <w:tcPr>
+            <w:tcW w:w="1560" w:type="dxa"/>
+            <w:vAlign w:val="center"/>
+          </w:tcPr>
+          <w:p>
+            <w:pPr>
+              <w:jc w:val="right"/>
+              <w:spacing w:after="0"/>
+            </w:pPr>
+            <w:r>
+              <w:t xml:space="preserve">(9)</w:t>
+            </w:r>
+          </w:p>
+        </w:tc>
+      </w:tr>
+    </w:tbl>
+    <w:p>
+      <w:pPr>
+        <w:jc w:val="center"/>
+        <w:spacing w:before="40" w:after="140"/>
+      </w:pPr>
+      <w:r>
+        <w:rPr>
+          <w:sz w:val="20"/>
           <w:i/>
         </w:rPr>
-        <w:t xml:space="preserve">LMTD  =  (dT_1 - dT_2) / ln(dT_1 / dT_2)</w:t>
-      </w:r>
-      <w:r>
-        <w:tab/>
-        <w:t xml:space="preserve">(7)</w:t>
-      </w:r>
-    </w:p>
-    <w:p>
-      <w:pPr>
+        <w:t xml:space="preserve">In words: Nusselt number equals the convective coefficient times hydraulic diameter divided by nanofluid thermal conductivity.</w:t>
+      </w:r>
+    </w:p>
+    <w:p/>
+    <w:p>
+      <w:pPr>
+        <w:jc w:val="both"/>
+      </w:pPr>
+      <w:r>
+        <w:t xml:space="preserve">The hydraulic target was derived from the measured channel pressure drop. The Darcy friction factor was obtained by rearranging the Darcy–Weisbach relation, so that the friction factor equals the pressure drop multiplied by the hydraulic diameter and by twice the density, divided by the product of the channel length and the square of the mass flux; this is Equation (10). Finally, the net merit of each candidate fluid was quantified by the thermal performance factor </w:t>
+      </w:r>
+      <m:oMath>
+        <m:r>
+          <m:t xml:space="preserve">η</m:t>
+        </m:r>
+      </m:oMath>
+      <w:r>
+        <w:t xml:space="preserve">, defined as the ratio of the convective-coefficient enhancement to the cube root of the friction-factor penalty — that is, the ratio of the nanofluid convective coefficient to the water convective coefficient, divided by the cube root of the ratio of the nanofluid friction factor to the water friction factor. This constant-pumping-power figure of merit is Equation (11); a value exceeding unity signals a net thermohydraulic advantage.</w:t>
+      </w:r>
+    </w:p>
+    <w:p/>
+    <w:p/>
+    <w:tbl>
+      <w:tblPr>
+        <w:tblW w:w="9360" w:type="dxa"/>
         <w:jc w:val="center"/>
-        <w:spacing w:after="140"/>
+        <w:tblBorders>
+          <w:top w:val="none" w:sz="0" w:space="0" w:color="auto"/>
+          <w:left w:val="none" w:sz="0" w:space="0" w:color="auto"/>
+          <w:bottom w:val="none" w:sz="0" w:space="0" w:color="auto"/>
+          <w:right w:val="none" w:sz="0" w:space="0" w:color="auto"/>
+          <w:insideH w:val="none" w:sz="0" w:space="0" w:color="auto"/>
+          <w:insideV w:val="none" w:sz="0" w:space="0" w:color="auto"/>
+        </w:tblBorders>
+      </w:tblPr>
+      <w:tblGrid>
+        <w:gridCol w:w="7800"/>
+        <w:gridCol w:w="1560"/>
+      </w:tblGrid>
+      <w:tr>
+        <w:tc>
+          <w:tcPr>
+            <w:tcW w:w="7800" w:type="dxa"/>
+          </w:tcPr>
+          <w:p>
+            <w:pPr>
+              <w:jc w:val="center"/>
+              <w:spacing w:after="0"/>
+            </w:pPr>
+            <m:oMath>
+              <m:r>
+                <m:t xml:space="preserve">f</m:t>
+              </m:r>
+              <m:r>
+                <m:rPr>
+                  <m:sty m:val="p"/>
+                </m:rPr>
+                <m:t xml:space="preserve"> = </m:t>
+              </m:r>
+              <m:f>
+                <m:fPr>
+                  <m:type m:val="bar"/>
+                </m:fPr>
+                <m:num>
+                  <m:r>
+                    <m:rPr>
+                      <m:sty m:val="p"/>
+                    </m:rPr>
+                    <m:t xml:space="preserve">ΔP</m:t>
+                  </m:r>
+                  <m:r>
+                    <m:rPr>
+                      <m:sty m:val="p"/>
+                    </m:rPr>
+                    <m:t xml:space="preserve">·</m:t>
+                  </m:r>
+                  <m:sSub>
+                    <m:e>
+                      <m:r>
+                        <m:t xml:space="preserve">D</m:t>
+                      </m:r>
+                    </m:e>
+                    <m:sub>
+                      <m:r>
+                        <m:rPr>
+                          <m:sty m:val="p"/>
+                        </m:rPr>
+                        <m:t xml:space="preserve">h</m:t>
+                      </m:r>
+                    </m:sub>
+                  </m:sSub>
+                  <m:r>
+                    <m:rPr>
+                      <m:sty m:val="p"/>
+                    </m:rPr>
+                    <m:t xml:space="preserve">·</m:t>
+                  </m:r>
+                  <m:r>
+                    <m:rPr>
+                      <m:sty m:val="p"/>
+                    </m:rPr>
+                    <m:t xml:space="preserve">2</m:t>
+                  </m:r>
+                  <m:r>
+                    <m:t xml:space="preserve">ρ</m:t>
+                  </m:r>
+                </m:num>
+                <m:den>
+                  <m:r>
+                    <m:t xml:space="preserve">L</m:t>
+                  </m:r>
+                  <m:r>
+                    <m:rPr>
+                      <m:sty m:val="p"/>
+                    </m:rPr>
+                    <m:t xml:space="preserve">·</m:t>
+                  </m:r>
+                  <m:sSup>
+                    <m:e>
+                      <m:r>
+                        <m:t xml:space="preserve">G</m:t>
+                      </m:r>
+                    </m:e>
+                    <m:sup>
+                      <m:r>
+                        <m:rPr>
+                          <m:sty m:val="p"/>
+                        </m:rPr>
+                        <m:t xml:space="preserve">2</m:t>
+                      </m:r>
+                    </m:sup>
+                  </m:sSup>
+                </m:den>
+              </m:f>
+            </m:oMath>
+          </w:p>
+        </w:tc>
+        <w:tc>
+          <w:tcPr>
+            <w:tcW w:w="1560" w:type="dxa"/>
+            <w:vAlign w:val="center"/>
+          </w:tcPr>
+          <w:p>
+            <w:pPr>
+              <w:jc w:val="right"/>
+              <w:spacing w:after="0"/>
+            </w:pPr>
+            <w:r>
+              <w:t xml:space="preserve">(10)</w:t>
+            </w:r>
+          </w:p>
+        </w:tc>
+      </w:tr>
+    </w:tbl>
+    <w:p>
+      <w:pPr>
+        <w:jc w:val="center"/>
+        <w:spacing w:before="40" w:after="140"/>
       </w:pPr>
       <w:r>
         <w:rPr>
           <w:sz w:val="20"/>
-        </w:rPr>
-        <w:t xml:space="preserve">In words: Log-mean temperature difference equals the difference of the terminal temperature differences divided by the natural logarithm of their ratio.</w:t>
-      </w:r>
-    </w:p>
-    <w:p/>
-    <w:p>
-      <w:pPr>
-        <w:jc w:val="both"/>
-      </w:pPr>
-      <w:r>
-        <w:t xml:space="preserve">The hot-side convective coefficient was then isolated by subtracting the two series resistances from the overall resistance: the reciprocal of the product of the overall coefficient and the area equals the reciprocal of the hot-side convective conductance, plus the plate-wall conduction resistance, plus the reciprocal of the cold-side convective conductance. This resistance decomposition is Equation (8). The cold-side coefficient was supplied by a previously validated water-side correlation, and the wall resistance from the plate thickness divided by the product of the plate thermal conductivity and area, so that the hot-side convective coefficient could be recovered unambiguously. The convective coefficient was subsequently cast in dimensionless form through the Nusselt number, defined as the product of the convective coefficient and the hydraulic diameter divided by the nanofluid thermal conductivity, which is Equation (9).</w:t>
-      </w:r>
-    </w:p>
-    <w:p/>
-    <w:p>
-      <w:pPr>
+          <w:i/>
+        </w:rPr>
+        <w:t xml:space="preserve">In words: Darcy friction factor equals pressure drop times hydraulic diameter times twice the density, divided by channel length times the square of the mass flux.</w:t>
+      </w:r>
+    </w:p>
+    <w:p/>
+    <w:p/>
+    <w:tbl>
+      <w:tblPr>
+        <w:tblW w:w="9360" w:type="dxa"/>
         <w:jc w:val="center"/>
-        <w:spacing w:before="80" w:after="20"/>
-      </w:pPr>
-      <w:r>
-        <w:rPr>
+        <w:tblBorders>
+          <w:top w:val="none" w:sz="0" w:space="0" w:color="auto"/>
+          <w:left w:val="none" w:sz="0" w:space="0" w:color="auto"/>
+          <w:bottom w:val="none" w:sz="0" w:space="0" w:color="auto"/>
+          <w:right w:val="none" w:sz="0" w:space="0" w:color="auto"/>
+          <w:insideH w:val="none" w:sz="0" w:space="0" w:color="auto"/>
+          <w:insideV w:val="none" w:sz="0" w:space="0" w:color="auto"/>
+        </w:tblBorders>
+      </w:tblPr>
+      <w:tblGrid>
+        <w:gridCol w:w="7800"/>
+        <w:gridCol w:w="1560"/>
+      </w:tblGrid>
+      <w:tr>
+        <w:tc>
+          <w:tcPr>
+            <w:tcW w:w="7800" w:type="dxa"/>
+          </w:tcPr>
+          <w:p>
+            <w:pPr>
+              <w:jc w:val="center"/>
+              <w:spacing w:after="0"/>
+            </w:pPr>
+            <m:oMath>
+              <m:r>
+                <m:t xml:space="preserve">η</m:t>
+              </m:r>
+              <m:r>
+                <m:rPr>
+                  <m:sty m:val="p"/>
+                </m:rPr>
+                <m:t xml:space="preserve"> = </m:t>
+              </m:r>
+              <m:f>
+                <m:fPr>
+                  <m:type m:val="bar"/>
+                </m:fPr>
+                <m:num>
+                  <m:f>
+                    <m:fPr>
+                      <m:type m:val="bar"/>
+                    </m:fPr>
+                    <m:num>
+                      <m:sSub>
+                        <m:e>
+                          <m:r>
+                            <m:t xml:space="preserve">h</m:t>
+                          </m:r>
+                        </m:e>
+                        <m:sub>
+                          <m:r>
+                            <m:rPr>
+                              <m:sty m:val="p"/>
+                            </m:rPr>
+                            <m:t xml:space="preserve">nf</m:t>
+                          </m:r>
+                        </m:sub>
+                      </m:sSub>
+                    </m:num>
+                    <m:den>
+                      <m:sSub>
+                        <m:e>
+                          <m:r>
+                            <m:t xml:space="preserve">h</m:t>
+                          </m:r>
+                        </m:e>
+                        <m:sub>
+                          <m:r>
+                            <m:rPr>
+                              <m:sty m:val="p"/>
+                            </m:rPr>
+                            <m:t xml:space="preserve">w</m:t>
+                          </m:r>
+                        </m:sub>
+                      </m:sSub>
+                    </m:den>
+                  </m:f>
+                </m:num>
+                <m:den>
+                  <m:rad>
+                    <m:radPr/>
+                    <m:deg>
+                      <m:r>
+                        <m:rPr>
+                          <m:sty m:val="p"/>
+                        </m:rPr>
+                        <m:t xml:space="preserve">3</m:t>
+                      </m:r>
+                    </m:deg>
+                    <m:e>
+                      <m:f>
+                        <m:fPr>
+                          <m:type m:val="bar"/>
+                        </m:fPr>
+                        <m:num>
+                          <m:sSub>
+                            <m:e>
+                              <m:r>
+                                <m:t xml:space="preserve">f</m:t>
+                              </m:r>
+                            </m:e>
+                            <m:sub>
+                              <m:r>
+                                <m:rPr>
+                                  <m:sty m:val="p"/>
+                                </m:rPr>
+                                <m:t xml:space="preserve">nf</m:t>
+                              </m:r>
+                            </m:sub>
+                          </m:sSub>
+                        </m:num>
+                        <m:den>
+                          <m:sSub>
+                            <m:e>
+                              <m:r>
+                                <m:t xml:space="preserve">f</m:t>
+                              </m:r>
+                            </m:e>
+                            <m:sub>
+                              <m:r>
+                                <m:rPr>
+                                  <m:sty m:val="p"/>
+                                </m:rPr>
+                                <m:t xml:space="preserve">w</m:t>
+                              </m:r>
+                            </m:sub>
+                          </m:sSub>
+                        </m:den>
+                      </m:f>
+                    </m:e>
+                  </m:rad>
+                </m:den>
+              </m:f>
+            </m:oMath>
+          </w:p>
+        </w:tc>
+        <w:tc>
+          <w:tcPr>
+            <w:tcW w:w="1560" w:type="dxa"/>
+            <w:vAlign w:val="center"/>
+          </w:tcPr>
+          <w:p>
+            <w:pPr>
+              <w:jc w:val="right"/>
+              <w:spacing w:after="0"/>
+            </w:pPr>
+            <w:r>
+              <w:t xml:space="preserve">(11)</w:t>
+            </w:r>
+          </w:p>
+        </w:tc>
+      </w:tr>
+    </w:tbl>
+    <w:p>
+      <w:pPr>
+        <w:jc w:val="center"/>
+        <w:spacing w:before="40" w:after="140"/>
+      </w:pPr>
+      <w:r>
+        <w:rPr>
+          <w:sz w:val="20"/>
           <w:i/>
-        </w:rPr>
-        <w:t xml:space="preserve">1 / (U * A)  =  1 / (h_h * A)  +  t_w / (k_w * A)  +  1 / (h_c * A)</w:t>
-      </w:r>
-      <w:r>
-        <w:tab/>
-        <w:t xml:space="preserve">(8)</w:t>
-      </w:r>
-    </w:p>
-    <w:p>
-      <w:pPr>
-        <w:jc w:val="center"/>
-        <w:spacing w:after="140"/>
-      </w:pPr>
-      <w:r>
-        <w:rPr>
-          <w:sz w:val="20"/>
-        </w:rPr>
-        <w:t xml:space="preserve">In words: Overall thermal resistance equals the hot-side convective resistance plus the plate-wall conduction resistance plus the cold-side convective resistance.</w:t>
-      </w:r>
-    </w:p>
-    <w:p/>
-    <w:p>
-      <w:pPr>
-        <w:jc w:val="center"/>
-        <w:spacing w:before="80" w:after="20"/>
-      </w:pPr>
-      <w:r>
-        <w:rPr>
-          <w:i/>
-        </w:rPr>
-        <w:t xml:space="preserve">Nu  =  (h * D_h) / k_nf</w:t>
-      </w:r>
-      <w:r>
-        <w:tab/>
-        <w:t xml:space="preserve">(9)</w:t>
-      </w:r>
-    </w:p>
-    <w:p>
-      <w:pPr>
-        <w:jc w:val="center"/>
-        <w:spacing w:after="140"/>
-      </w:pPr>
-      <w:r>
-        <w:rPr>
-          <w:sz w:val="20"/>
-        </w:rPr>
-        <w:t xml:space="preserve">In words: Nusselt number equals the convective coefficient times hydraulic diameter divided by nanofluid thermal conductivity.</w:t>
-      </w:r>
-    </w:p>
-    <w:p/>
-    <w:p>
-      <w:pPr>
-        <w:jc w:val="both"/>
-      </w:pPr>
-      <w:r>
-        <w:t xml:space="preserve">The hydraulic target was derived from the measured channel pressure drop. The Darcy friction factor was obtained by rearranging the Darcy–Weisbach relation, so that the friction factor equals the pressure drop multiplied by the hydraulic diameter and by twice the density, divided by the product of the channel length and the square of the mass flux; this is Equation (10). Finally, the net merit of each candidate fluid was quantified by the thermal performance factor, defined as the ratio of the convective-coefficient enhancement to the cube root of the friction-factor penalty — that is, the ratio of the nanofluid convective coefficient to the water convective coefficient, divided by the cube root of the ratio of the nanofluid friction factor to the water friction factor. This constant-pumping-power figure of merit is Equation (11); a value exceeding unity signals a net thermohydraulic advantage.</w:t>
-      </w:r>
-    </w:p>
-    <w:p/>
-    <w:p>
-      <w:pPr>
-        <w:jc w:val="center"/>
-        <w:spacing w:before="80" w:after="20"/>
-      </w:pPr>
-      <w:r>
-        <w:rPr>
-          <w:i/>
-        </w:rPr>
-        <w:t xml:space="preserve">f  =  (dP * D_h * 2 * rho) / (L * G^2)</w:t>
-      </w:r>
-      <w:r>
-        <w:tab/>
-        <w:t xml:space="preserve">(10)</w:t>
-      </w:r>
-    </w:p>
-    <w:p>
-      <w:pPr>
-        <w:jc w:val="center"/>
-        <w:spacing w:after="140"/>
-      </w:pPr>
-      <w:r>
-        <w:rPr>
-          <w:sz w:val="20"/>
-        </w:rPr>
-        <w:t xml:space="preserve">In words: Darcy friction factor equals pressure drop times hydraulic diameter times twice the density, divided by channel length times the square of the mass flux.</w:t>
-      </w:r>
-    </w:p>
-    <w:p/>
-    <w:p>
-      <w:pPr>
-        <w:jc w:val="center"/>
-        <w:spacing w:before="80" w:after="20"/>
-      </w:pPr>
-      <w:r>
-        <w:rPr>
-          <w:i/>
-        </w:rPr>
-        <w:t xml:space="preserve">eta  =  (h_nf / h_w) / (f_nf / f_w)^(1/3)</w:t>
-      </w:r>
-      <w:r>
-        <w:tab/>
-        <w:t xml:space="preserve">(11)</w:t>
-      </w:r>
-    </w:p>
-    <w:p>
-      <w:pPr>
-        <w:jc w:val="center"/>
-        <w:spacing w:after="140"/>
-      </w:pPr>
-      <w:r>
-        <w:rPr>
-          <w:sz w:val="20"/>
         </w:rPr>
         <w:t xml:space="preserve">In words: Thermal performance factor equals the convective-coefficient ratio divided by the cube root of the friction-factor ratio.</w:t>
       </w:r>
@@ -705,7 +3186,76 @@
         <w:jc w:val="both"/>
       </w:pPr>
       <w:r>
-        <w:t xml:space="preserve">The final dataset contained six input features — the TiO2:Al2O3 mixture ratio, the total particle loading, the hot-side flow rate expressed as a Reynolds number, the hot-side inlet temperature, the cold-side inlet temperature, and the measured nanofluid thermal conductivity — and the three outputs h, Nu and f. The feature set and target set are catalogued in Table 1. Twenty-five compositions, five flow settings and three repeats generated 375 clean records after quality screening.</w:t>
+        <w:t xml:space="preserve">The final dataset contained six input features — the </w:t>
+      </w:r>
+      <w:r>
+        <w:t xml:space="preserve">T</w:t>
+      </w:r>
+      <w:r>
+        <w:t xml:space="preserve">i</w:t>
+      </w:r>
+      <w:r>
+        <w:t xml:space="preserve">O</w:t>
+      </w:r>
+      <w:r>
+        <w:rPr>
+          <w:vertAlign w:val="subscript"/>
+        </w:rPr>
+        <w:t xml:space="preserve">2</w:t>
+      </w:r>
+      <w:r>
+        <w:t xml:space="preserve">:</w:t>
+      </w:r>
+      <w:r>
+        <w:t xml:space="preserve">A</w:t>
+      </w:r>
+      <w:r>
+        <w:t xml:space="preserve">l</w:t>
+      </w:r>
+      <w:r>
+        <w:rPr>
+          <w:vertAlign w:val="subscript"/>
+        </w:rPr>
+        <w:t xml:space="preserve">2</w:t>
+      </w:r>
+      <w:r>
+        <w:t xml:space="preserve">O</w:t>
+      </w:r>
+      <w:r>
+        <w:rPr>
+          <w:vertAlign w:val="subscript"/>
+        </w:rPr>
+        <w:t xml:space="preserve">3</w:t>
+      </w:r>
+      <w:r>
+        <w:t xml:space="preserve"> mixture ratio, the total particle loading, the hot-side flow rate expressed as a Reynolds number, the hot-side inlet temperature, the cold-side inlet temperature, and the measured nanofluid thermal conductivity — and the three outputs </w:t>
+      </w:r>
+      <m:oMath>
+        <m:r>
+          <m:t xml:space="preserve">h</m:t>
+        </m:r>
+      </m:oMath>
+      <w:r>
+        <w:t xml:space="preserve">, </w:t>
+      </w:r>
+      <m:oMath>
+        <m:r>
+          <m:rPr>
+            <m:sty m:val="p"/>
+          </m:rPr>
+          <m:t xml:space="preserve">Nu</m:t>
+        </m:r>
+      </m:oMath>
+      <w:r>
+        <w:t xml:space="preserve"> and </w:t>
+      </w:r>
+      <m:oMath>
+        <m:r>
+          <m:t xml:space="preserve">f</m:t>
+        </m:r>
+      </m:oMath>
+      <w:r>
+        <w:t xml:space="preserve">. The feature set and target set are catalogued in Table 1. Twenty-five compositions, five flow settings and three repeats generated 375 clean records after quality screening.</w:t>
       </w:r>
     </w:p>
     <w:p/>
@@ -1394,68 +3944,319 @@
       </w:r>
     </w:p>
     <w:p/>
-    <w:p>
-      <w:pPr>
+    <w:p/>
+    <w:tbl>
+      <w:tblPr>
+        <w:tblW w:w="9360" w:type="dxa"/>
         <w:jc w:val="center"/>
-        <w:spacing w:before="80" w:after="20"/>
-      </w:pPr>
-      <w:r>
-        <w:rPr>
+        <w:tblBorders>
+          <w:top w:val="none" w:sz="0" w:space="0" w:color="auto"/>
+          <w:left w:val="none" w:sz="0" w:space="0" w:color="auto"/>
+          <w:bottom w:val="none" w:sz="0" w:space="0" w:color="auto"/>
+          <w:right w:val="none" w:sz="0" w:space="0" w:color="auto"/>
+          <w:insideH w:val="none" w:sz="0" w:space="0" w:color="auto"/>
+          <w:insideV w:val="none" w:sz="0" w:space="0" w:color="auto"/>
+        </w:tblBorders>
+      </w:tblPr>
+      <w:tblGrid>
+        <w:gridCol w:w="7800"/>
+        <w:gridCol w:w="1560"/>
+      </w:tblGrid>
+      <w:tr>
+        <w:tc>
+          <w:tcPr>
+            <w:tcW w:w="7800" w:type="dxa"/>
+          </w:tcPr>
+          <w:p>
+            <w:pPr>
+              <w:jc w:val="center"/>
+              <w:spacing w:after="0"/>
+            </w:pPr>
+            <m:oMath>
+              <m:sSub>
+                <m:e>
+                  <m:r>
+                    <m:t xml:space="preserve">Q</m:t>
+                  </m:r>
+                </m:e>
+                <m:sub>
+                  <m:r>
+                    <m:rPr>
+                      <m:sty m:val="p"/>
+                    </m:rPr>
+                    <m:t xml:space="preserve">1</m:t>
+                  </m:r>
+                </m:sub>
+              </m:sSub>
+              <m:r>
+                <m:rPr>
+                  <m:sty m:val="p"/>
+                </m:rPr>
+                <m:t xml:space="preserve"> − </m:t>
+              </m:r>
+              <m:r>
+                <m:rPr>
+                  <m:sty m:val="p"/>
+                </m:rPr>
+                <m:t xml:space="preserve">1.5</m:t>
+              </m:r>
+              <m:r>
+                <m:rPr>
+                  <m:sty m:val="p"/>
+                </m:rPr>
+                <m:t xml:space="preserve">·</m:t>
+              </m:r>
+              <m:r>
+                <m:rPr>
+                  <m:sty m:val="p"/>
+                </m:rPr>
+                <m:t xml:space="preserve">IQR</m:t>
+              </m:r>
+              <m:r>
+                <m:rPr>
+                  <m:sty m:val="p"/>
+                </m:rPr>
+                <m:t xml:space="preserve"> ≤ </m:t>
+              </m:r>
+              <m:r>
+                <m:t xml:space="preserve">x</m:t>
+              </m:r>
+              <m:r>
+                <m:rPr>
+                  <m:sty m:val="p"/>
+                </m:rPr>
+                <m:t xml:space="preserve"> ≤ </m:t>
+              </m:r>
+              <m:sSub>
+                <m:e>
+                  <m:r>
+                    <m:t xml:space="preserve">Q</m:t>
+                  </m:r>
+                </m:e>
+                <m:sub>
+                  <m:r>
+                    <m:rPr>
+                      <m:sty m:val="p"/>
+                    </m:rPr>
+                    <m:t xml:space="preserve">3</m:t>
+                  </m:r>
+                </m:sub>
+              </m:sSub>
+              <m:r>
+                <m:rPr>
+                  <m:sty m:val="p"/>
+                </m:rPr>
+                <m:t xml:space="preserve"> + </m:t>
+              </m:r>
+              <m:r>
+                <m:rPr>
+                  <m:sty m:val="p"/>
+                </m:rPr>
+                <m:t xml:space="preserve">1.5</m:t>
+              </m:r>
+              <m:r>
+                <m:rPr>
+                  <m:sty m:val="p"/>
+                </m:rPr>
+                <m:t xml:space="preserve">·</m:t>
+              </m:r>
+              <m:r>
+                <m:rPr>
+                  <m:sty m:val="p"/>
+                </m:rPr>
+                <m:t xml:space="preserve">IQR</m:t>
+              </m:r>
+            </m:oMath>
+          </w:p>
+        </w:tc>
+        <w:tc>
+          <w:tcPr>
+            <w:tcW w:w="1560" w:type="dxa"/>
+            <w:vAlign w:val="center"/>
+          </w:tcPr>
+          <w:p>
+            <w:pPr>
+              <w:jc w:val="right"/>
+              <w:spacing w:after="0"/>
+            </w:pPr>
+            <w:r>
+              <w:t xml:space="preserve">(12)</w:t>
+            </w:r>
+          </w:p>
+        </w:tc>
+      </w:tr>
+    </w:tbl>
+    <w:p>
+      <w:pPr>
+        <w:jc w:val="center"/>
+        <w:spacing w:before="40" w:after="140"/>
+      </w:pPr>
+      <w:r>
+        <w:rPr>
+          <w:sz w:val="20"/>
           <w:i/>
         </w:rPr>
-        <w:t xml:space="preserve">keep x  if  Q1 - 1.5*IQR  &lt;=  x  &lt;=  Q3 + 1.5*IQR</w:t>
-      </w:r>
-      <w:r>
-        <w:tab/>
-        <w:t xml:space="preserve">(12)</w:t>
-      </w:r>
-    </w:p>
-    <w:p>
-      <w:pPr>
+        <w:t xml:space="preserve">In words: An observation is retained only if it lies within 1.5 interquartile ranges of the first and third quartiles.</w:t>
+      </w:r>
+    </w:p>
+    <w:p/>
+    <w:p>
+      <w:pPr>
+        <w:jc w:val="both"/>
+      </w:pPr>
+      <w:r>
+        <w:t xml:space="preserve">Second, each input was scaled to the unit interval by min–max normalisation, so that the normalised feature equals the raw feature minus its minimum, divided by the span between its maximum and minimum, which is Equation (13).</w:t>
+      </w:r>
+    </w:p>
+    <w:p/>
+    <w:p/>
+    <w:tbl>
+      <w:tblPr>
+        <w:tblW w:w="9360" w:type="dxa"/>
         <w:jc w:val="center"/>
-        <w:spacing w:after="140"/>
+        <w:tblBorders>
+          <w:top w:val="none" w:sz="0" w:space="0" w:color="auto"/>
+          <w:left w:val="none" w:sz="0" w:space="0" w:color="auto"/>
+          <w:bottom w:val="none" w:sz="0" w:space="0" w:color="auto"/>
+          <w:right w:val="none" w:sz="0" w:space="0" w:color="auto"/>
+          <w:insideH w:val="none" w:sz="0" w:space="0" w:color="auto"/>
+          <w:insideV w:val="none" w:sz="0" w:space="0" w:color="auto"/>
+        </w:tblBorders>
+      </w:tblPr>
+      <w:tblGrid>
+        <w:gridCol w:w="7800"/>
+        <w:gridCol w:w="1560"/>
+      </w:tblGrid>
+      <w:tr>
+        <w:tc>
+          <w:tcPr>
+            <w:tcW w:w="7800" w:type="dxa"/>
+          </w:tcPr>
+          <w:p>
+            <w:pPr>
+              <w:jc w:val="center"/>
+              <w:spacing w:after="0"/>
+            </w:pPr>
+            <m:oMath>
+              <m:sSub>
+                <m:e>
+                  <m:r>
+                    <m:t xml:space="preserve">x</m:t>
+                  </m:r>
+                </m:e>
+                <m:sub>
+                  <m:r>
+                    <m:rPr>
+                      <m:sty m:val="p"/>
+                    </m:rPr>
+                    <m:t xml:space="preserve">norm</m:t>
+                  </m:r>
+                </m:sub>
+              </m:sSub>
+              <m:r>
+                <m:rPr>
+                  <m:sty m:val="p"/>
+                </m:rPr>
+                <m:t xml:space="preserve"> = </m:t>
+              </m:r>
+              <m:f>
+                <m:fPr>
+                  <m:type m:val="bar"/>
+                </m:fPr>
+                <m:num>
+                  <m:r>
+                    <m:t xml:space="preserve">x</m:t>
+                  </m:r>
+                  <m:r>
+                    <m:rPr>
+                      <m:sty m:val="p"/>
+                    </m:rPr>
+                    <m:t xml:space="preserve"> − </m:t>
+                  </m:r>
+                  <m:sSub>
+                    <m:e>
+                      <m:r>
+                        <m:t xml:space="preserve">x</m:t>
+                      </m:r>
+                    </m:e>
+                    <m:sub>
+                      <m:r>
+                        <m:rPr>
+                          <m:sty m:val="p"/>
+                        </m:rPr>
+                        <m:t xml:space="preserve">min</m:t>
+                      </m:r>
+                    </m:sub>
+                  </m:sSub>
+                </m:num>
+                <m:den>
+                  <m:sSub>
+                    <m:e>
+                      <m:r>
+                        <m:t xml:space="preserve">x</m:t>
+                      </m:r>
+                    </m:e>
+                    <m:sub>
+                      <m:r>
+                        <m:rPr>
+                          <m:sty m:val="p"/>
+                        </m:rPr>
+                        <m:t xml:space="preserve">max</m:t>
+                      </m:r>
+                    </m:sub>
+                  </m:sSub>
+                  <m:r>
+                    <m:rPr>
+                      <m:sty m:val="p"/>
+                    </m:rPr>
+                    <m:t xml:space="preserve"> − </m:t>
+                  </m:r>
+                  <m:sSub>
+                    <m:e>
+                      <m:r>
+                        <m:t xml:space="preserve">x</m:t>
+                      </m:r>
+                    </m:e>
+                    <m:sub>
+                      <m:r>
+                        <m:rPr>
+                          <m:sty m:val="p"/>
+                        </m:rPr>
+                        <m:t xml:space="preserve">min</m:t>
+                      </m:r>
+                    </m:sub>
+                  </m:sSub>
+                </m:den>
+              </m:f>
+            </m:oMath>
+          </w:p>
+        </w:tc>
+        <w:tc>
+          <w:tcPr>
+            <w:tcW w:w="1560" w:type="dxa"/>
+            <w:vAlign w:val="center"/>
+          </w:tcPr>
+          <w:p>
+            <w:pPr>
+              <w:jc w:val="right"/>
+              <w:spacing w:after="0"/>
+            </w:pPr>
+            <w:r>
+              <w:t xml:space="preserve">(13)</w:t>
+            </w:r>
+          </w:p>
+        </w:tc>
+      </w:tr>
+    </w:tbl>
+    <w:p>
+      <w:pPr>
+        <w:jc w:val="center"/>
+        <w:spacing w:before="40" w:after="140"/>
       </w:pPr>
       <w:r>
         <w:rPr>
           <w:sz w:val="20"/>
-        </w:rPr>
-        <w:t xml:space="preserve">In words: An observation is retained only if it lies within 1.5 interquartile ranges of the first and third quartiles.</w:t>
-      </w:r>
-    </w:p>
-    <w:p/>
-    <w:p>
-      <w:pPr>
-        <w:jc w:val="both"/>
-      </w:pPr>
-      <w:r>
-        <w:t xml:space="preserve">Second, each input was scaled to the unit interval by min–max normalisation, so that the normalised feature equals the raw feature minus its minimum, divided by the span between its maximum and minimum, which is Equation (13).</w:t>
-      </w:r>
-    </w:p>
-    <w:p/>
-    <w:p>
-      <w:pPr>
-        <w:jc w:val="center"/>
-        <w:spacing w:before="80" w:after="20"/>
-      </w:pPr>
-      <w:r>
-        <w:rPr>
           <w:i/>
-        </w:rPr>
-        <w:t xml:space="preserve">x_norm  =  (x - x_min) / (x_max - x_min)</w:t>
-      </w:r>
-      <w:r>
-        <w:tab/>
-        <w:t xml:space="preserve">(13)</w:t>
-      </w:r>
-    </w:p>
-    <w:p>
-      <w:pPr>
-        <w:jc w:val="center"/>
-        <w:spacing w:after="140"/>
-      </w:pPr>
-      <w:r>
-        <w:rPr>
-          <w:sz w:val="20"/>
         </w:rPr>
         <w:t xml:space="preserve">In words: The normalised feature equals the raw value minus its minimum divided by the span between its maximum and minimum.</w:t>
       </w:r>
@@ -2022,117 +4823,723 @@
       </w:r>
     </w:p>
     <w:p/>
-    <w:p>
-      <w:pPr>
+    <w:p/>
+    <w:tbl>
+      <w:tblPr>
+        <w:tblW w:w="9360" w:type="dxa"/>
         <w:jc w:val="center"/>
-        <w:spacing w:before="80" w:after="20"/>
-      </w:pPr>
-      <w:r>
-        <w:rPr>
+        <w:tblBorders>
+          <w:top w:val="none" w:sz="0" w:space="0" w:color="auto"/>
+          <w:left w:val="none" w:sz="0" w:space="0" w:color="auto"/>
+          <w:bottom w:val="none" w:sz="0" w:space="0" w:color="auto"/>
+          <w:right w:val="none" w:sz="0" w:space="0" w:color="auto"/>
+          <w:insideH w:val="none" w:sz="0" w:space="0" w:color="auto"/>
+          <w:insideV w:val="none" w:sz="0" w:space="0" w:color="auto"/>
+        </w:tblBorders>
+      </w:tblPr>
+      <w:tblGrid>
+        <w:gridCol w:w="7800"/>
+        <w:gridCol w:w="1560"/>
+      </w:tblGrid>
+      <w:tr>
+        <w:tc>
+          <w:tcPr>
+            <w:tcW w:w="7800" w:type="dxa"/>
+          </w:tcPr>
+          <w:p>
+            <w:pPr>
+              <w:jc w:val="center"/>
+              <w:spacing w:after="0"/>
+            </w:pPr>
+            <m:oMath>
+              <m:r>
+                <m:t xml:space="preserve">F</m:t>
+              </m:r>
+              <m:d>
+                <m:dPr>
+                  <m:begChr m:val="("/>
+                  <m:endChr m:val=")"/>
+                </m:dPr>
+                <m:e>
+                  <m:r>
+                    <m:t xml:space="preserve">w</m:t>
+                  </m:r>
+                </m:e>
+              </m:d>
+              <m:r>
+                <m:rPr>
+                  <m:sty m:val="p"/>
+                </m:rPr>
+                <m:t xml:space="preserve"> = </m:t>
+              </m:r>
+              <m:r>
+                <m:t xml:space="preserve">β</m:t>
+              </m:r>
+              <m:r>
+                <m:rPr>
+                  <m:sty m:val="p"/>
+                </m:rPr>
+                <m:t xml:space="preserve">·</m:t>
+              </m:r>
+              <m:nary>
+                <m:naryPr>
+                  <m:chr m:val="∑"/>
+                  <m:limLoc m:val="undOvr"/>
+                  <m:supHide m:val="1"/>
+                </m:naryPr>
+                <m:sub>
+                  <m:r>
+                    <m:t xml:space="preserve">i</m:t>
+                  </m:r>
+                </m:sub>
+                <m:sup/>
+                <m:e>
+                  <m:sSup>
+                    <m:e>
+                      <m:sSub>
+                        <m:e>
+                          <m:r>
+                            <m:t xml:space="preserve">e</m:t>
+                          </m:r>
+                        </m:e>
+                        <m:sub>
+                          <m:r>
+                            <m:rPr>
+                              <m:sty m:val="p"/>
+                            </m:rPr>
+                            <m:t xml:space="preserve">i</m:t>
+                          </m:r>
+                        </m:sub>
+                      </m:sSub>
+                    </m:e>
+                    <m:sup>
+                      <m:r>
+                        <m:rPr>
+                          <m:sty m:val="p"/>
+                        </m:rPr>
+                        <m:t xml:space="preserve">2</m:t>
+                      </m:r>
+                    </m:sup>
+                  </m:sSup>
+                </m:e>
+              </m:nary>
+              <m:r>
+                <m:rPr>
+                  <m:sty m:val="p"/>
+                </m:rPr>
+                <m:t xml:space="preserve"> + </m:t>
+              </m:r>
+              <m:r>
+                <m:t xml:space="preserve">α</m:t>
+              </m:r>
+              <m:r>
+                <m:rPr>
+                  <m:sty m:val="p"/>
+                </m:rPr>
+                <m:t xml:space="preserve">·</m:t>
+              </m:r>
+              <m:nary>
+                <m:naryPr>
+                  <m:chr m:val="∑"/>
+                  <m:limLoc m:val="undOvr"/>
+                  <m:supHide m:val="1"/>
+                </m:naryPr>
+                <m:sub>
+                  <m:r>
+                    <m:t xml:space="preserve">j</m:t>
+                  </m:r>
+                </m:sub>
+                <m:sup/>
+                <m:e>
+                  <m:sSup>
+                    <m:e>
+                      <m:sSub>
+                        <m:e>
+                          <m:r>
+                            <m:t xml:space="preserve">w</m:t>
+                          </m:r>
+                        </m:e>
+                        <m:sub>
+                          <m:r>
+                            <m:rPr>
+                              <m:sty m:val="p"/>
+                            </m:rPr>
+                            <m:t xml:space="preserve">j</m:t>
+                          </m:r>
+                        </m:sub>
+                      </m:sSub>
+                    </m:e>
+                    <m:sup>
+                      <m:r>
+                        <m:rPr>
+                          <m:sty m:val="p"/>
+                        </m:rPr>
+                        <m:t xml:space="preserve">2</m:t>
+                      </m:r>
+                    </m:sup>
+                  </m:sSup>
+                </m:e>
+              </m:nary>
+            </m:oMath>
+          </w:p>
+        </w:tc>
+        <w:tc>
+          <w:tcPr>
+            <w:tcW w:w="1560" w:type="dxa"/>
+            <w:vAlign w:val="center"/>
+          </w:tcPr>
+          <w:p>
+            <w:pPr>
+              <w:jc w:val="right"/>
+              <w:spacing w:after="0"/>
+            </w:pPr>
+            <w:r>
+              <w:t xml:space="preserve">(14)</w:t>
+            </w:r>
+          </w:p>
+        </w:tc>
+      </w:tr>
+    </w:tbl>
+    <w:p>
+      <w:pPr>
+        <w:jc w:val="center"/>
+        <w:spacing w:before="40" w:after="140"/>
+      </w:pPr>
+      <w:r>
+        <w:rPr>
+          <w:sz w:val="20"/>
           <w:i/>
         </w:rPr>
-        <w:t xml:space="preserve">F(w)  =  beta * sum(e_i^2)  +  alpha * sum(w_j^2)</w:t>
-      </w:r>
-      <w:r>
-        <w:tab/>
-        <w:t xml:space="preserve">(14)</w:t>
-      </w:r>
-    </w:p>
-    <w:p>
-      <w:pPr>
+        <w:t xml:space="preserve">In words: The Bayesian-regularised objective equals a weighted sum of squared errors plus a weighted sum of squared network weights.</w:t>
+      </w:r>
+    </w:p>
+    <w:p/>
+    <w:p/>
+    <w:tbl>
+      <w:tblPr>
+        <w:tblW w:w="9360" w:type="dxa"/>
         <w:jc w:val="center"/>
-        <w:spacing w:after="140"/>
+        <w:tblBorders>
+          <w:top w:val="none" w:sz="0" w:space="0" w:color="auto"/>
+          <w:left w:val="none" w:sz="0" w:space="0" w:color="auto"/>
+          <w:bottom w:val="none" w:sz="0" w:space="0" w:color="auto"/>
+          <w:right w:val="none" w:sz="0" w:space="0" w:color="auto"/>
+          <w:insideH w:val="none" w:sz="0" w:space="0" w:color="auto"/>
+          <w:insideV w:val="none" w:sz="0" w:space="0" w:color="auto"/>
+        </w:tblBorders>
+      </w:tblPr>
+      <w:tblGrid>
+        <w:gridCol w:w="7800"/>
+        <w:gridCol w:w="1560"/>
+      </w:tblGrid>
+      <w:tr>
+        <w:tc>
+          <w:tcPr>
+            <w:tcW w:w="7800" w:type="dxa"/>
+          </w:tcPr>
+          <w:p>
+            <w:pPr>
+              <w:jc w:val="center"/>
+              <w:spacing w:after="0"/>
+            </w:pPr>
+            <m:oMath>
+              <m:sSub>
+                <m:e>
+                  <m:r>
+                    <m:t xml:space="preserve">ŷ</m:t>
+                  </m:r>
+                </m:e>
+                <m:sub>
+                  <m:r>
+                    <m:rPr>
+                      <m:sty m:val="p"/>
+                    </m:rPr>
+                    <m:t xml:space="preserve">RF</m:t>
+                  </m:r>
+                </m:sub>
+              </m:sSub>
+              <m:r>
+                <m:rPr>
+                  <m:sty m:val="p"/>
+                </m:rPr>
+                <m:t xml:space="preserve"> = </m:t>
+              </m:r>
+              <m:f>
+                <m:fPr>
+                  <m:type m:val="bar"/>
+                </m:fPr>
+                <m:num>
+                  <m:r>
+                    <m:rPr>
+                      <m:sty m:val="p"/>
+                    </m:rPr>
+                    <m:t xml:space="preserve">1</m:t>
+                  </m:r>
+                </m:num>
+                <m:den>
+                  <m:r>
+                    <m:t xml:space="preserve">B</m:t>
+                  </m:r>
+                </m:den>
+              </m:f>
+              <m:r>
+                <m:rPr>
+                  <m:sty m:val="p"/>
+                </m:rPr>
+                <m:t xml:space="preserve">·</m:t>
+              </m:r>
+              <m:nary>
+                <m:naryPr>
+                  <m:chr m:val="∑"/>
+                  <m:limLoc m:val="undOvr"/>
+                </m:naryPr>
+                <m:sub>
+                  <m:r>
+                    <m:t xml:space="preserve">b</m:t>
+                  </m:r>
+                  <m:r>
+                    <m:rPr>
+                      <m:sty m:val="p"/>
+                    </m:rPr>
+                    <m:t xml:space="preserve">=</m:t>
+                  </m:r>
+                  <m:r>
+                    <m:rPr>
+                      <m:sty m:val="p"/>
+                    </m:rPr>
+                    <m:t xml:space="preserve">1</m:t>
+                  </m:r>
+                </m:sub>
+                <m:sup>
+                  <m:r>
+                    <m:t xml:space="preserve">B</m:t>
+                  </m:r>
+                </m:sup>
+                <m:e>
+                  <m:sSub>
+                    <m:e>
+                      <m:r>
+                        <m:t xml:space="preserve">T</m:t>
+                      </m:r>
+                    </m:e>
+                    <m:sub>
+                      <m:r>
+                        <m:rPr>
+                          <m:sty m:val="p"/>
+                        </m:rPr>
+                        <m:t xml:space="preserve">b</m:t>
+                      </m:r>
+                    </m:sub>
+                  </m:sSub>
+                  <m:d>
+                    <m:dPr>
+                      <m:begChr m:val="("/>
+                      <m:endChr m:val=")"/>
+                    </m:dPr>
+                    <m:e>
+                      <m:r>
+                        <m:t xml:space="preserve">x</m:t>
+                      </m:r>
+                    </m:e>
+                  </m:d>
+                </m:e>
+              </m:nary>
+            </m:oMath>
+          </w:p>
+        </w:tc>
+        <w:tc>
+          <w:tcPr>
+            <w:tcW w:w="1560" w:type="dxa"/>
+            <w:vAlign w:val="center"/>
+          </w:tcPr>
+          <w:p>
+            <w:pPr>
+              <w:jc w:val="right"/>
+              <w:spacing w:after="0"/>
+            </w:pPr>
+            <w:r>
+              <w:t xml:space="preserve">(15)</w:t>
+            </w:r>
+          </w:p>
+        </w:tc>
+      </w:tr>
+    </w:tbl>
+    <w:p>
+      <w:pPr>
+        <w:jc w:val="center"/>
+        <w:spacing w:before="40" w:after="140"/>
       </w:pPr>
       <w:r>
         <w:rPr>
           <w:sz w:val="20"/>
-        </w:rPr>
-        <w:t xml:space="preserve">In words: The Bayesian-regularised objective equals a weighted sum of squared errors plus a weighted sum of squared network weights.</w:t>
-      </w:r>
-    </w:p>
-    <w:p/>
-    <w:p>
-      <w:pPr>
+          <w:i/>
+        </w:rPr>
+        <w:t xml:space="preserve">In words: The random-forest prediction equals the arithmetic mean of the outputs of the B bootstrap trees.</w:t>
+      </w:r>
+    </w:p>
+    <w:p/>
+    <w:p/>
+    <w:tbl>
+      <w:tblPr>
+        <w:tblW w:w="9360" w:type="dxa"/>
         <w:jc w:val="center"/>
-        <w:spacing w:before="80" w:after="20"/>
-      </w:pPr>
-      <w:r>
-        <w:rPr>
+        <w:tblBorders>
+          <w:top w:val="none" w:sz="0" w:space="0" w:color="auto"/>
+          <w:left w:val="none" w:sz="0" w:space="0" w:color="auto"/>
+          <w:bottom w:val="none" w:sz="0" w:space="0" w:color="auto"/>
+          <w:right w:val="none" w:sz="0" w:space="0" w:color="auto"/>
+          <w:insideH w:val="none" w:sz="0" w:space="0" w:color="auto"/>
+          <w:insideV w:val="none" w:sz="0" w:space="0" w:color="auto"/>
+        </w:tblBorders>
+      </w:tblPr>
+      <w:tblGrid>
+        <w:gridCol w:w="7800"/>
+        <w:gridCol w:w="1560"/>
+      </w:tblGrid>
+      <w:tr>
+        <w:tc>
+          <w:tcPr>
+            <w:tcW w:w="7800" w:type="dxa"/>
+          </w:tcPr>
+          <w:p>
+            <w:pPr>
+              <w:jc w:val="center"/>
+              <w:spacing w:after="0"/>
+            </w:pPr>
+            <m:oMath>
+              <m:sSub>
+                <m:e>
+                  <m:r>
+                    <m:t xml:space="preserve">F</m:t>
+                  </m:r>
+                </m:e>
+                <m:sub>
+                  <m:r>
+                    <m:rPr>
+                      <m:sty m:val="p"/>
+                    </m:rPr>
+                    <m:t xml:space="preserve">m</m:t>
+                  </m:r>
+                </m:sub>
+              </m:sSub>
+              <m:d>
+                <m:dPr>
+                  <m:begChr m:val="("/>
+                  <m:endChr m:val=")"/>
+                </m:dPr>
+                <m:e>
+                  <m:r>
+                    <m:t xml:space="preserve">x</m:t>
+                  </m:r>
+                </m:e>
+              </m:d>
+              <m:r>
+                <m:rPr>
+                  <m:sty m:val="p"/>
+                </m:rPr>
+                <m:t xml:space="preserve"> = </m:t>
+              </m:r>
+              <m:sSub>
+                <m:e>
+                  <m:r>
+                    <m:t xml:space="preserve">F</m:t>
+                  </m:r>
+                </m:e>
+                <m:sub>
+                  <m:r>
+                    <m:rPr>
+                      <m:sty m:val="p"/>
+                    </m:rPr>
+                    <m:t xml:space="preserve">m−1</m:t>
+                  </m:r>
+                </m:sub>
+              </m:sSub>
+              <m:d>
+                <m:dPr>
+                  <m:begChr m:val="("/>
+                  <m:endChr m:val=")"/>
+                </m:dPr>
+                <m:e>
+                  <m:r>
+                    <m:t xml:space="preserve">x</m:t>
+                  </m:r>
+                </m:e>
+              </m:d>
+              <m:r>
+                <m:rPr>
+                  <m:sty m:val="p"/>
+                </m:rPr>
+                <m:t xml:space="preserve"> + </m:t>
+              </m:r>
+              <m:r>
+                <m:t xml:space="preserve">ν</m:t>
+              </m:r>
+              <m:r>
+                <m:rPr>
+                  <m:sty m:val="p"/>
+                </m:rPr>
+                <m:t xml:space="preserve">·</m:t>
+              </m:r>
+              <m:sSub>
+                <m:e>
+                  <m:r>
+                    <m:t xml:space="preserve">h</m:t>
+                  </m:r>
+                </m:e>
+                <m:sub>
+                  <m:r>
+                    <m:rPr>
+                      <m:sty m:val="p"/>
+                    </m:rPr>
+                    <m:t xml:space="preserve">m</m:t>
+                  </m:r>
+                </m:sub>
+              </m:sSub>
+              <m:d>
+                <m:dPr>
+                  <m:begChr m:val="("/>
+                  <m:endChr m:val=")"/>
+                </m:dPr>
+                <m:e>
+                  <m:r>
+                    <m:t xml:space="preserve">x</m:t>
+                  </m:r>
+                </m:e>
+              </m:d>
+            </m:oMath>
+          </w:p>
+        </w:tc>
+        <w:tc>
+          <w:tcPr>
+            <w:tcW w:w="1560" w:type="dxa"/>
+            <w:vAlign w:val="center"/>
+          </w:tcPr>
+          <w:p>
+            <w:pPr>
+              <w:jc w:val="right"/>
+              <w:spacing w:after="0"/>
+            </w:pPr>
+            <w:r>
+              <w:t xml:space="preserve">(16)</w:t>
+            </w:r>
+          </w:p>
+        </w:tc>
+      </w:tr>
+    </w:tbl>
+    <w:p>
+      <w:pPr>
+        <w:jc w:val="center"/>
+        <w:spacing w:before="40" w:after="140"/>
+      </w:pPr>
+      <w:r>
+        <w:rPr>
+          <w:sz w:val="20"/>
           <w:i/>
         </w:rPr>
-        <w:t xml:space="preserve">y_RF  =  (1 / B) * sum over b of  T_b(x)</w:t>
-      </w:r>
-      <w:r>
-        <w:tab/>
-        <w:t xml:space="preserve">(15)</w:t>
-      </w:r>
-    </w:p>
-    <w:p>
-      <w:pPr>
+        <w:t xml:space="preserve">In words: Each boosting stage adds a shrunk tree fitted to the negative gradient of a complexity-penalised loss.</w:t>
+      </w:r>
+    </w:p>
+    <w:p/>
+    <w:p/>
+    <w:tbl>
+      <w:tblPr>
+        <w:tblW w:w="9360" w:type="dxa"/>
         <w:jc w:val="center"/>
-        <w:spacing w:after="140"/>
+        <w:tblBorders>
+          <w:top w:val="none" w:sz="0" w:space="0" w:color="auto"/>
+          <w:left w:val="none" w:sz="0" w:space="0" w:color="auto"/>
+          <w:bottom w:val="none" w:sz="0" w:space="0" w:color="auto"/>
+          <w:right w:val="none" w:sz="0" w:space="0" w:color="auto"/>
+          <w:insideH w:val="none" w:sz="0" w:space="0" w:color="auto"/>
+          <w:insideV w:val="none" w:sz="0" w:space="0" w:color="auto"/>
+        </w:tblBorders>
+      </w:tblPr>
+      <w:tblGrid>
+        <w:gridCol w:w="7800"/>
+        <w:gridCol w:w="1560"/>
+      </w:tblGrid>
+      <w:tr>
+        <w:tc>
+          <w:tcPr>
+            <w:tcW w:w="7800" w:type="dxa"/>
+          </w:tcPr>
+          <w:p>
+            <w:pPr>
+              <w:jc w:val="center"/>
+              <w:spacing w:after="0"/>
+            </w:pPr>
+            <m:oMath>
+              <m:r>
+                <m:rPr>
+                  <m:sty m:val="p"/>
+                </m:rPr>
+                <m:t xml:space="preserve">min</m:t>
+              </m:r>
+              <m:r>
+                <m:rPr>
+                  <m:sty m:val="p"/>
+                </m:rPr>
+                <m:t xml:space="preserve">  </m:t>
+              </m:r>
+              <m:f>
+                <m:fPr>
+                  <m:type m:val="bar"/>
+                </m:fPr>
+                <m:num>
+                  <m:r>
+                    <m:rPr>
+                      <m:sty m:val="p"/>
+                    </m:rPr>
+                    <m:t xml:space="preserve">1</m:t>
+                  </m:r>
+                </m:num>
+                <m:den>
+                  <m:r>
+                    <m:rPr>
+                      <m:sty m:val="p"/>
+                    </m:rPr>
+                    <m:t xml:space="preserve">2</m:t>
+                  </m:r>
+                </m:den>
+              </m:f>
+              <m:sSup>
+                <m:e>
+                  <m:d>
+                    <m:dPr>
+                      <m:begChr m:val="‖"/>
+                      <m:endChr m:val="‖"/>
+                    </m:dPr>
+                    <m:e>
+                      <m:r>
+                        <m:t xml:space="preserve">w</m:t>
+                      </m:r>
+                    </m:e>
+                  </m:d>
+                </m:e>
+                <m:sup>
+                  <m:r>
+                    <m:rPr>
+                      <m:sty m:val="p"/>
+                    </m:rPr>
+                    <m:t xml:space="preserve">2</m:t>
+                  </m:r>
+                </m:sup>
+              </m:sSup>
+              <m:r>
+                <m:rPr>
+                  <m:sty m:val="p"/>
+                </m:rPr>
+                <m:t xml:space="preserve"> + </m:t>
+              </m:r>
+              <m:r>
+                <m:t xml:space="preserve">C</m:t>
+              </m:r>
+              <m:r>
+                <m:rPr>
+                  <m:sty m:val="p"/>
+                </m:rPr>
+                <m:t xml:space="preserve">·</m:t>
+              </m:r>
+              <m:nary>
+                <m:naryPr>
+                  <m:chr m:val="∑"/>
+                  <m:limLoc m:val="undOvr"/>
+                  <m:supHide m:val="1"/>
+                </m:naryPr>
+                <m:sub>
+                  <m:r>
+                    <m:t xml:space="preserve">i</m:t>
+                  </m:r>
+                </m:sub>
+                <m:sup/>
+                <m:e>
+                  <m:d>
+                    <m:dPr>
+                      <m:begChr m:val="("/>
+                      <m:endChr m:val=")"/>
+                    </m:dPr>
+                    <m:e>
+                      <m:sSub>
+                        <m:e>
+                          <m:r>
+                            <m:t xml:space="preserve">ξ</m:t>
+                          </m:r>
+                        </m:e>
+                        <m:sub>
+                          <m:r>
+                            <m:rPr>
+                              <m:sty m:val="p"/>
+                            </m:rPr>
+                            <m:t xml:space="preserve">i</m:t>
+                          </m:r>
+                        </m:sub>
+                      </m:sSub>
+                      <m:r>
+                        <m:rPr>
+                          <m:sty m:val="p"/>
+                        </m:rPr>
+                        <m:t xml:space="preserve"> + </m:t>
+                      </m:r>
+                      <m:sSup>
+                        <m:e>
+                          <m:sSub>
+                            <m:e>
+                              <m:r>
+                                <m:t xml:space="preserve">ξ</m:t>
+                              </m:r>
+                            </m:e>
+                            <m:sub>
+                              <m:r>
+                                <m:rPr>
+                                  <m:sty m:val="p"/>
+                                </m:rPr>
+                                <m:t xml:space="preserve">i</m:t>
+                              </m:r>
+                            </m:sub>
+                          </m:sSub>
+                        </m:e>
+                        <m:sup>
+                          <m:r>
+                            <m:rPr>
+                              <m:sty m:val="p"/>
+                            </m:rPr>
+                            <m:t xml:space="preserve">*</m:t>
+                          </m:r>
+                        </m:sup>
+                      </m:sSup>
+                    </m:e>
+                  </m:d>
+                </m:e>
+              </m:nary>
+            </m:oMath>
+          </w:p>
+        </w:tc>
+        <w:tc>
+          <w:tcPr>
+            <w:tcW w:w="1560" w:type="dxa"/>
+            <w:vAlign w:val="center"/>
+          </w:tcPr>
+          <w:p>
+            <w:pPr>
+              <w:jc w:val="right"/>
+              <w:spacing w:after="0"/>
+            </w:pPr>
+            <w:r>
+              <w:t xml:space="preserve">(17)</w:t>
+            </w:r>
+          </w:p>
+        </w:tc>
+      </w:tr>
+    </w:tbl>
+    <w:p>
+      <w:pPr>
+        <w:jc w:val="center"/>
+        <w:spacing w:before="40" w:after="140"/>
       </w:pPr>
       <w:r>
         <w:rPr>
           <w:sz w:val="20"/>
-        </w:rPr>
-        <w:t xml:space="preserve">In words: The random-forest prediction equals the arithmetic mean of the outputs of the B bootstrap trees.</w:t>
-      </w:r>
-    </w:p>
-    <w:p/>
-    <w:p>
-      <w:pPr>
-        <w:jc w:val="center"/>
-        <w:spacing w:before="80" w:after="20"/>
-      </w:pPr>
-      <w:r>
-        <w:rPr>
           <w:i/>
-        </w:rPr>
-        <w:t xml:space="preserve">F_m(x)  =  F_(m-1)(x)  +  nu * h_m(x),   h_m fit to the negative gradient of the regularised loss</w:t>
-      </w:r>
-      <w:r>
-        <w:tab/>
-        <w:t xml:space="preserve">(16)</w:t>
-      </w:r>
-    </w:p>
-    <w:p>
-      <w:pPr>
-        <w:jc w:val="center"/>
-        <w:spacing w:after="140"/>
-      </w:pPr>
-      <w:r>
-        <w:rPr>
-          <w:sz w:val="20"/>
-        </w:rPr>
-        <w:t xml:space="preserve">In words: Each boosting stage adds a shrunk tree fitted to the negative gradient of a complexity-penalised loss.</w:t>
-      </w:r>
-    </w:p>
-    <w:p/>
-    <w:p>
-      <w:pPr>
-        <w:jc w:val="center"/>
-        <w:spacing w:before="80" w:after="20"/>
-      </w:pPr>
-      <w:r>
-        <w:rPr>
-          <w:i/>
-        </w:rPr>
-        <w:t xml:space="preserve">minimise  (1/2)||w||^2 + C * sum(xi_i + xi_i*)   subject to the epsilon-insensitive tube</w:t>
-      </w:r>
-      <w:r>
-        <w:tab/>
-        <w:t xml:space="preserve">(17)</w:t>
-      </w:r>
-    </w:p>
-    <w:p>
-      <w:pPr>
-        <w:jc w:val="center"/>
-        <w:spacing w:after="140"/>
-      </w:pPr>
-      <w:r>
-        <w:rPr>
-          <w:sz w:val="20"/>
         </w:rPr>
         <w:t xml:space="preserve">In words: Support-vector regression minimises model complexity plus a penalty on deviations that exceed the epsilon-insensitive tube.</w:t>
       </w:r>
@@ -2464,30 +5871,236 @@
       </w:r>
     </w:p>
     <w:p/>
-    <w:p>
-      <w:pPr>
+    <w:p/>
+    <w:tbl>
+      <w:tblPr>
+        <w:tblW w:w="9360" w:type="dxa"/>
         <w:jc w:val="center"/>
-        <w:spacing w:before="80" w:after="20"/>
-      </w:pPr>
-      <w:r>
-        <w:rPr>
+        <w:tblBorders>
+          <w:top w:val="none" w:sz="0" w:space="0" w:color="auto"/>
+          <w:left w:val="none" w:sz="0" w:space="0" w:color="auto"/>
+          <w:bottom w:val="none" w:sz="0" w:space="0" w:color="auto"/>
+          <w:right w:val="none" w:sz="0" w:space="0" w:color="auto"/>
+          <w:insideH w:val="none" w:sz="0" w:space="0" w:color="auto"/>
+          <w:insideV w:val="none" w:sz="0" w:space="0" w:color="auto"/>
+        </w:tblBorders>
+      </w:tblPr>
+      <w:tblGrid>
+        <w:gridCol w:w="7800"/>
+        <w:gridCol w:w="1560"/>
+      </w:tblGrid>
+      <w:tr>
+        <w:tc>
+          <w:tcPr>
+            <w:tcW w:w="7800" w:type="dxa"/>
+          </w:tcPr>
+          <w:p>
+            <w:pPr>
+              <w:jc w:val="center"/>
+              <w:spacing w:after="0"/>
+            </w:pPr>
+            <m:oMath>
+              <m:sSup>
+                <m:e>
+                  <m:r>
+                    <m:t xml:space="preserve">R</m:t>
+                  </m:r>
+                </m:e>
+                <m:sup>
+                  <m:r>
+                    <m:rPr>
+                      <m:sty m:val="p"/>
+                    </m:rPr>
+                    <m:t xml:space="preserve">2</m:t>
+                  </m:r>
+                </m:sup>
+              </m:sSup>
+              <m:r>
+                <m:rPr>
+                  <m:sty m:val="p"/>
+                </m:rPr>
+                <m:t xml:space="preserve"> = </m:t>
+              </m:r>
+              <m:r>
+                <m:rPr>
+                  <m:sty m:val="p"/>
+                </m:rPr>
+                <m:t xml:space="preserve">1</m:t>
+              </m:r>
+              <m:r>
+                <m:rPr>
+                  <m:sty m:val="p"/>
+                </m:rPr>
+                <m:t xml:space="preserve"> − </m:t>
+              </m:r>
+              <m:f>
+                <m:fPr>
+                  <m:type m:val="bar"/>
+                </m:fPr>
+                <m:num>
+                  <m:nary>
+                    <m:naryPr>
+                      <m:chr m:val="∑"/>
+                      <m:limLoc m:val="undOvr"/>
+                      <m:supHide m:val="1"/>
+                    </m:naryPr>
+                    <m:sub>
+                      <m:r>
+                        <m:t xml:space="preserve">i</m:t>
+                      </m:r>
+                    </m:sub>
+                    <m:sup/>
+                    <m:e>
+                      <m:sSup>
+                        <m:e>
+                          <m:d>
+                            <m:dPr>
+                              <m:begChr m:val="("/>
+                              <m:endChr m:val=")"/>
+                            </m:dPr>
+                            <m:e>
+                              <m:sSub>
+                                <m:e>
+                                  <m:r>
+                                    <m:t xml:space="preserve">y</m:t>
+                                  </m:r>
+                                </m:e>
+                                <m:sub>
+                                  <m:r>
+                                    <m:rPr>
+                                      <m:sty m:val="p"/>
+                                    </m:rPr>
+                                    <m:t xml:space="preserve">i</m:t>
+                                  </m:r>
+                                </m:sub>
+                              </m:sSub>
+                              <m:r>
+                                <m:rPr>
+                                  <m:sty m:val="p"/>
+                                </m:rPr>
+                                <m:t xml:space="preserve"> − </m:t>
+                              </m:r>
+                              <m:sSub>
+                                <m:e>
+                                  <m:r>
+                                    <m:t xml:space="preserve">ŷ</m:t>
+                                  </m:r>
+                                </m:e>
+                                <m:sub>
+                                  <m:r>
+                                    <m:rPr>
+                                      <m:sty m:val="p"/>
+                                    </m:rPr>
+                                    <m:t xml:space="preserve">i</m:t>
+                                  </m:r>
+                                </m:sub>
+                              </m:sSub>
+                            </m:e>
+                          </m:d>
+                        </m:e>
+                        <m:sup>
+                          <m:r>
+                            <m:rPr>
+                              <m:sty m:val="p"/>
+                            </m:rPr>
+                            <m:t xml:space="preserve">2</m:t>
+                          </m:r>
+                        </m:sup>
+                      </m:sSup>
+                    </m:e>
+                  </m:nary>
+                </m:num>
+                <m:den>
+                  <m:nary>
+                    <m:naryPr>
+                      <m:chr m:val="∑"/>
+                      <m:limLoc m:val="undOvr"/>
+                      <m:supHide m:val="1"/>
+                    </m:naryPr>
+                    <m:sub>
+                      <m:r>
+                        <m:t xml:space="preserve">i</m:t>
+                      </m:r>
+                    </m:sub>
+                    <m:sup/>
+                    <m:e>
+                      <m:sSup>
+                        <m:e>
+                          <m:d>
+                            <m:dPr>
+                              <m:begChr m:val="("/>
+                              <m:endChr m:val=")"/>
+                            </m:dPr>
+                            <m:e>
+                              <m:sSub>
+                                <m:e>
+                                  <m:r>
+                                    <m:t xml:space="preserve">y</m:t>
+                                  </m:r>
+                                </m:e>
+                                <m:sub>
+                                  <m:r>
+                                    <m:rPr>
+                                      <m:sty m:val="p"/>
+                                    </m:rPr>
+                                    <m:t xml:space="preserve">i</m:t>
+                                  </m:r>
+                                </m:sub>
+                              </m:sSub>
+                              <m:r>
+                                <m:rPr>
+                                  <m:sty m:val="p"/>
+                                </m:rPr>
+                                <m:t xml:space="preserve"> − </m:t>
+                              </m:r>
+                              <m:r>
+                                <m:t xml:space="preserve">ȳ</m:t>
+                              </m:r>
+                            </m:e>
+                          </m:d>
+                        </m:e>
+                        <m:sup>
+                          <m:r>
+                            <m:rPr>
+                              <m:sty m:val="p"/>
+                            </m:rPr>
+                            <m:t xml:space="preserve">2</m:t>
+                          </m:r>
+                        </m:sup>
+                      </m:sSup>
+                    </m:e>
+                  </m:nary>
+                </m:den>
+              </m:f>
+            </m:oMath>
+          </w:p>
+        </w:tc>
+        <w:tc>
+          <w:tcPr>
+            <w:tcW w:w="1560" w:type="dxa"/>
+            <w:vAlign w:val="center"/>
+          </w:tcPr>
+          <w:p>
+            <w:pPr>
+              <w:jc w:val="right"/>
+              <w:spacing w:after="0"/>
+            </w:pPr>
+            <w:r>
+              <w:t xml:space="preserve">(18)</w:t>
+            </w:r>
+          </w:p>
+        </w:tc>
+      </w:tr>
+    </w:tbl>
+    <w:p>
+      <w:pPr>
+        <w:jc w:val="center"/>
+        <w:spacing w:before="40" w:after="140"/>
+      </w:pPr>
+      <w:r>
+        <w:rPr>
+          <w:sz w:val="20"/>
           <w:i/>
-        </w:rPr>
-        <w:t xml:space="preserve">R^2  =  1 - ( sum(y_i - y_hat_i)^2 / sum(y_i - y_bar)^2 )</w:t>
-      </w:r>
-      <w:r>
-        <w:tab/>
-        <w:t xml:space="preserve">(18)</w:t>
-      </w:r>
-    </w:p>
-    <w:p>
-      <w:pPr>
-        <w:jc w:val="center"/>
-        <w:spacing w:after="140"/>
-      </w:pPr>
-      <w:r>
-        <w:rPr>
-          <w:sz w:val="20"/>
         </w:rPr>
         <w:t xml:space="preserve">In words: The coefficient of determination equals one minus the residual sum of squares divided by the total sum of squares.</w:t>
       </w:r>
@@ -2517,7 +6130,98 @@
           <w:sz w:val="24"/>
           <w:szCs w:val="24"/>
         </w:rPr>
-        <w:t xml:space="preserve">3.1 Thermal–hydraulic behaviour of the TiO2–Al2O3/water hybrid nanofluid</w:t>
+        <w:t xml:space="preserve">3.1 Thermal–hydraulic behaviour of the </w:t>
+      </w:r>
+      <w:r>
+        <w:rPr>
+          <w:b/>
+          <w:sz w:val="24"/>
+          <w:szCs w:val="24"/>
+        </w:rPr>
+        <w:t xml:space="preserve">T</w:t>
+      </w:r>
+      <w:r>
+        <w:rPr>
+          <w:b/>
+          <w:sz w:val="24"/>
+          <w:szCs w:val="24"/>
+        </w:rPr>
+        <w:t xml:space="preserve">i</w:t>
+      </w:r>
+      <w:r>
+        <w:rPr>
+          <w:b/>
+          <w:sz w:val="24"/>
+          <w:szCs w:val="24"/>
+        </w:rPr>
+        <w:t xml:space="preserve">O</w:t>
+      </w:r>
+      <w:r>
+        <w:rPr>
+          <w:b/>
+          <w:sz w:val="24"/>
+          <w:szCs w:val="24"/>
+          <w:vertAlign w:val="subscript"/>
+        </w:rPr>
+        <w:t xml:space="preserve">2</w:t>
+      </w:r>
+      <w:r>
+        <w:rPr>
+          <w:b/>
+          <w:sz w:val="24"/>
+          <w:szCs w:val="24"/>
+        </w:rPr>
+        <w:t xml:space="preserve">–</w:t>
+      </w:r>
+      <w:r>
+        <w:rPr>
+          <w:b/>
+          <w:sz w:val="24"/>
+          <w:szCs w:val="24"/>
+        </w:rPr>
+        <w:t xml:space="preserve">A</w:t>
+      </w:r>
+      <w:r>
+        <w:rPr>
+          <w:b/>
+          <w:sz w:val="24"/>
+          <w:szCs w:val="24"/>
+        </w:rPr>
+        <w:t xml:space="preserve">l</w:t>
+      </w:r>
+      <w:r>
+        <w:rPr>
+          <w:b/>
+          <w:sz w:val="24"/>
+          <w:szCs w:val="24"/>
+          <w:vertAlign w:val="subscript"/>
+        </w:rPr>
+        <w:t xml:space="preserve">2</w:t>
+      </w:r>
+      <w:r>
+        <w:rPr>
+          <w:b/>
+          <w:sz w:val="24"/>
+          <w:szCs w:val="24"/>
+        </w:rPr>
+        <w:t xml:space="preserve">O</w:t>
+      </w:r>
+      <w:r>
+        <w:rPr>
+          <w:b/>
+          <w:sz w:val="24"/>
+          <w:szCs w:val="24"/>
+          <w:vertAlign w:val="subscript"/>
+        </w:rPr>
+        <w:t xml:space="preserve">3</w:t>
+      </w:r>
+      <w:r>
+        <w:rPr>
+          <w:b/>
+          <w:sz w:val="24"/>
+          <w:szCs w:val="24"/>
+        </w:rPr>
+        <w:t xml:space="preserve">/water hybrid nanofluid</w:t>
       </w:r>
     </w:p>
     <w:p/>
@@ -2735,7 +6439,34 @@
         <w:jc w:val="both"/>
       </w:pPr>
       <w:r>
-        <w:t xml:space="preserve">The test-set performance of the four algorithms is summarised in Table 4 and visualised in Figures 5 and 6. XGBoost emerged as the best overall predictor, achieving a coefficient of determination of 0.9969, 0.9969 and 0.9831 for h, Nu and f, respectively, with mean absolute percentage errors of 1.37%, 1.33% and 1.95%. The BR-ANN was essentially equivalent on the thermal targets (R-squared of 0.9964 for both h and Nu) but slightly weaker on the friction factor (0.9784). SVR exhibited the largest errors, concentrated in f (R-squared of 0.9626), where the small dynamic range of the target challenges kernel methods operating with a fixed epsilon-insensitive tube.</w:t>
+        <w:t xml:space="preserve">The test-set performance of the four algorithms is summarised in Table 4 and visualised in Figures 5 and 6. XGBoost emerged as the best overall predictor, achieving a coefficient of determination of 0.9969, 0.9969 and 0.9831 for </w:t>
+      </w:r>
+      <m:oMath>
+        <m:r>
+          <m:t xml:space="preserve">h</m:t>
+        </m:r>
+      </m:oMath>
+      <w:r>
+        <w:t xml:space="preserve">, </w:t>
+      </w:r>
+      <m:oMath>
+        <m:r>
+          <m:rPr>
+            <m:sty m:val="p"/>
+          </m:rPr>
+          <m:t xml:space="preserve">Nu</m:t>
+        </m:r>
+      </m:oMath>
+      <w:r>
+        <w:t xml:space="preserve"> and </w:t>
+      </w:r>
+      <m:oMath>
+        <m:r>
+          <m:t xml:space="preserve">f</m:t>
+        </m:r>
+      </m:oMath>
+      <w:r>
+        <w:t xml:space="preserve">, respectively, with mean absolute percentage errors of 1.37%, 1.33% and 1.95%. The BR-ANN was essentially equivalent on the thermal targets (R-squared of 0.9964 for both h and Nu) but slightly weaker on the friction factor (0.9784). SVR exhibited the largest errors, concentrated in f (R-squared of 0.9626), where the small dynamic range of the target challenges kernel methods operating with a fixed epsilon-insensitive tube.</w:t>
       </w:r>
     </w:p>
     <w:p/>
@@ -3706,7 +7437,76 @@
         <w:jc w:val="both"/>
       </w:pPr>
       <w:r>
-        <w:t xml:space="preserve">The XGBoost framework was benchmarked against established nanofluid correlations for the Nusselt number and the friction factor, with the comparison reported in Table 5. The classical correlations reach R-squared values of 0.913, 0.934 and 0.872 for h, Nu and f, respectively — respectable, but materially below the ML framework. Because the classical forms express Nu and f as functions of Reynolds number, Prandtl number and loading alone, they cannot represent the mixture-ratio dependence that Figures 2 and 3 make plain: at identical Reynolds number and loading, different TiO2:Al2O3 ratios yield measurably different coefficients, and any single correlation must average over this spread. The ML model, by contrast, admits the ratio explicitly and learns the ratio–loading–flow interactions, which accounts for the 4–11 percentage-point improvement in R-squared and the reduction of normalised RMSE below 2.7% on every target.</w:t>
+        <w:t xml:space="preserve">The XGBoost framework was benchmarked against established nanofluid correlations for the Nusselt number and the friction factor, with the comparison reported in Table 5. The classical correlations reach R-squared values of 0.913, 0.934 and 0.872 for </w:t>
+      </w:r>
+      <m:oMath>
+        <m:r>
+          <m:t xml:space="preserve">h</m:t>
+        </m:r>
+      </m:oMath>
+      <w:r>
+        <w:t xml:space="preserve">, </w:t>
+      </w:r>
+      <m:oMath>
+        <m:r>
+          <m:rPr>
+            <m:sty m:val="p"/>
+          </m:rPr>
+          <m:t xml:space="preserve">Nu</m:t>
+        </m:r>
+      </m:oMath>
+      <w:r>
+        <w:t xml:space="preserve"> and </w:t>
+      </w:r>
+      <m:oMath>
+        <m:r>
+          <m:t xml:space="preserve">f</m:t>
+        </m:r>
+      </m:oMath>
+      <w:r>
+        <w:t xml:space="preserve">, respectively — respectable, but materially below the ML framework. Because the classical forms express Nu and f as functions of Reynolds number, Prandtl number and loading alone, they cannot represent the mixture-ratio dependence that Figures 2 and 3 make plain: at identical Reynolds number and loading, different </w:t>
+      </w:r>
+      <w:r>
+        <w:t xml:space="preserve">T</w:t>
+      </w:r>
+      <w:r>
+        <w:t xml:space="preserve">i</w:t>
+      </w:r>
+      <w:r>
+        <w:t xml:space="preserve">O</w:t>
+      </w:r>
+      <w:r>
+        <w:rPr>
+          <w:vertAlign w:val="subscript"/>
+        </w:rPr>
+        <w:t xml:space="preserve">2</w:t>
+      </w:r>
+      <w:r>
+        <w:t xml:space="preserve">:</w:t>
+      </w:r>
+      <w:r>
+        <w:t xml:space="preserve">A</w:t>
+      </w:r>
+      <w:r>
+        <w:t xml:space="preserve">l</w:t>
+      </w:r>
+      <w:r>
+        <w:rPr>
+          <w:vertAlign w:val="subscript"/>
+        </w:rPr>
+        <w:t xml:space="preserve">2</w:t>
+      </w:r>
+      <w:r>
+        <w:t xml:space="preserve">O</w:t>
+      </w:r>
+      <w:r>
+        <w:rPr>
+          <w:vertAlign w:val="subscript"/>
+        </w:rPr>
+        <w:t xml:space="preserve">3</w:t>
+      </w:r>
+      <w:r>
+        <w:t xml:space="preserve"> ratios yield measurably different coefficients, and any single correlation must average over this spread. The ML model, by contrast, admits the ratio explicitly and learns the ratio–loading–flow interactions, which accounts for the 4–11 percentage-point improvement in R-squared and the reduction of normalised RMSE below 2.7% on every target.</w:t>
       </w:r>
     </w:p>
     <w:p/>
@@ -4121,7 +7921,49 @@
         <w:jc w:val="both"/>
       </w:pPr>
       <w:r>
-        <w:t xml:space="preserve">Placed against the wider literature, the present results are both consistent and incremental. The 16.9% enhancement that Bhattad et al. [3,10] measured for the pure-alumina composition at 0.1 vol.% brackets the present trend, in which the alumina-rich mixtures lead and the enhancement grows to roughly 23% at the higher 0.20 vol.% loading. The sub-linear loading dependence echoes the saturation that Ajeeb and Murshed [9] attributed to competition between conductivity gain and viscosity penalty, and the modest hydraulic penalty aligns with the low-loading oxide-nanofluid behaviour those authors reported. On the modelling side, the accuracy obtained here is comparable with, and in several respects exceeds, that reported in single-target ML studies: Kanti et al. [28] and Tota et al. [29] reported strong agreement for heat transfer and friction factor on related hybrids, but did so one output at a time, whereas the present framework predicts all three targets jointly at a maximum error below 2%. The multi-target premise itself follows Krishna et al. [35], who established simultaneous prediction for a fly-ash–Cu hybrid; the present study extends that premise to the technologically important TiO2–Al2O3/water pair and couples it to an explicit, interpretable algorithm comparison that the earlier work did not provide. Finally, the superiority of the Bayesian-regularised network on the thermal targets corroborates its established robustness for nanofluid thermal problems [21,33], while the dominance of the gradient-boosted ensemble on the hydraulic target highlights the value of threshold-based partitioning when the response surface is strongly interaction-driven.</w:t>
+        <w:t xml:space="preserve">Placed against the wider literature, the present results are both consistent and incremental. The 16.9% enhancement that Bhattad et al. [3,10] measured for the pure-alumina composition at 0.1 vol.% brackets the present trend, in which the alumina-rich mixtures lead and the enhancement grows to roughly 23% at the higher 0.20 vol.% loading. The sub-linear loading dependence echoes the saturation that Ajeeb and Murshed [9] attributed to competition between conductivity gain and viscosity penalty, and the modest hydraulic penalty aligns with the low-loading oxide-nanofluid behaviour those authors reported. On the modelling side, the accuracy obtained here is comparable with, and in several respects exceeds, that reported in single-target ML studies: Kanti et al. [28] and Tota et al. [29] reported strong agreement for heat transfer and friction factor on related hybrids, but did so one output at a time, whereas the present framework predicts all three targets jointly at a maximum error below 2%. The multi-target premise itself follows Krishna et al. [35], who established simultaneous prediction for a fly-ash–Cu hybrid; the present study extends that premise to the technologically important </w:t>
+      </w:r>
+      <w:r>
+        <w:t xml:space="preserve">T</w:t>
+      </w:r>
+      <w:r>
+        <w:t xml:space="preserve">i</w:t>
+      </w:r>
+      <w:r>
+        <w:t xml:space="preserve">O</w:t>
+      </w:r>
+      <w:r>
+        <w:rPr>
+          <w:vertAlign w:val="subscript"/>
+        </w:rPr>
+        <w:t xml:space="preserve">2</w:t>
+      </w:r>
+      <w:r>
+        <w:t xml:space="preserve">–</w:t>
+      </w:r>
+      <w:r>
+        <w:t xml:space="preserve">A</w:t>
+      </w:r>
+      <w:r>
+        <w:t xml:space="preserve">l</w:t>
+      </w:r>
+      <w:r>
+        <w:rPr>
+          <w:vertAlign w:val="subscript"/>
+        </w:rPr>
+        <w:t xml:space="preserve">2</w:t>
+      </w:r>
+      <w:r>
+        <w:t xml:space="preserve">O</w:t>
+      </w:r>
+      <w:r>
+        <w:rPr>
+          <w:vertAlign w:val="subscript"/>
+        </w:rPr>
+        <w:t xml:space="preserve">3</w:t>
+      </w:r>
+      <w:r>
+        <w:t xml:space="preserve">/water pair and couples it to an explicit, interpretable algorithm comparison that the earlier work did not provide. Finally, the superiority of the Bayesian-regularised network on the thermal targets corroborates its established robustness for nanofluid thermal problems [21,33], while the dominance of the gradient-boosted ensemble on the hydraulic target highlights the value of threshold-based partitioning when the response surface is strongly interaction-driven.</w:t>
       </w:r>
     </w:p>
     <w:p/>
@@ -4139,7 +7981,49 @@
         <w:jc w:val="both"/>
       </w:pPr>
       <w:r>
-        <w:t xml:space="preserve">Taken together, the results substantiate the three hypotheses underpinning the study: that the thermal and hydraulic performance of a TiO2–Al2O3/water hybrid nanofluid in a PHE can be enhanced relative to water; that this performance can be predicted by a single multi-target ML model at sub-2% error; and that feature-importance analysis recovers the expected physics, namely flow-dominated heat transfer and loading-dominated pressure drop. The framework therefore functions not only as a predictive design tool but also as a rapid screening instrument for optimising mixture ratio and loading before committing to costly experimentation. Because it returns all three targets in a single evaluation, it can be embedded directly inside a thermal-performance-factor optimiser, allowing a designer to search the composition space for the loading and ratio that maximise Equation (11) subject to a pumping-power constraint — a capability that single-output surrogates and fixed correlations cannot offer.</w:t>
+        <w:t xml:space="preserve">Taken together, the results substantiate the three hypotheses underpinning the study: that the thermal and hydraulic performance of a </w:t>
+      </w:r>
+      <w:r>
+        <w:t xml:space="preserve">T</w:t>
+      </w:r>
+      <w:r>
+        <w:t xml:space="preserve">i</w:t>
+      </w:r>
+      <w:r>
+        <w:t xml:space="preserve">O</w:t>
+      </w:r>
+      <w:r>
+        <w:rPr>
+          <w:vertAlign w:val="subscript"/>
+        </w:rPr>
+        <w:t xml:space="preserve">2</w:t>
+      </w:r>
+      <w:r>
+        <w:t xml:space="preserve">–</w:t>
+      </w:r>
+      <w:r>
+        <w:t xml:space="preserve">A</w:t>
+      </w:r>
+      <w:r>
+        <w:t xml:space="preserve">l</w:t>
+      </w:r>
+      <w:r>
+        <w:rPr>
+          <w:vertAlign w:val="subscript"/>
+        </w:rPr>
+        <w:t xml:space="preserve">2</w:t>
+      </w:r>
+      <w:r>
+        <w:t xml:space="preserve">O</w:t>
+      </w:r>
+      <w:r>
+        <w:rPr>
+          <w:vertAlign w:val="subscript"/>
+        </w:rPr>
+        <w:t xml:space="preserve">3</w:t>
+      </w:r>
+      <w:r>
+        <w:t xml:space="preserve">/water hybrid nanofluid in a PHE can be enhanced relative to water; that this performance can be predicted by a single multi-target ML model at sub-2% error; and that feature-importance analysis recovers the expected physics, namely flow-dominated heat transfer and loading-dominated pressure drop. The framework therefore functions not only as a predictive design tool but also as a rapid screening instrument for optimising mixture ratio and loading before committing to costly experimentation. Because it returns all three targets in a single evaluation, it can be embedded directly inside a thermal-performance-factor optimiser, allowing a designer to search the composition space for the loading and ratio that maximise Equation (11) subject to a pumping-power constraint — a capability that single-output surrogates and fixed correlations cannot offer.</w:t>
       </w:r>
     </w:p>
     <w:p/>
@@ -4162,7 +8046,49 @@
         <w:jc w:val="both"/>
       </w:pPr>
       <w:r>
-        <w:t xml:space="preserve">Motivated by the absence of a validated thermal–hydraulic predictor for the TiO2–Al2O3/water hybrid nanofluid in a plate heat exchanger, this work developed and benchmarked a machine-learning-based multi-target framework trained on a purpose-built experimental dataset. The principal findings are as follows.</w:t>
+        <w:t xml:space="preserve">Motivated by the absence of a validated thermal–hydraulic predictor for the </w:t>
+      </w:r>
+      <w:r>
+        <w:t xml:space="preserve">T</w:t>
+      </w:r>
+      <w:r>
+        <w:t xml:space="preserve">i</w:t>
+      </w:r>
+      <w:r>
+        <w:t xml:space="preserve">O</w:t>
+      </w:r>
+      <w:r>
+        <w:rPr>
+          <w:vertAlign w:val="subscript"/>
+        </w:rPr>
+        <w:t xml:space="preserve">2</w:t>
+      </w:r>
+      <w:r>
+        <w:t xml:space="preserve">–</w:t>
+      </w:r>
+      <w:r>
+        <w:t xml:space="preserve">A</w:t>
+      </w:r>
+      <w:r>
+        <w:t xml:space="preserve">l</w:t>
+      </w:r>
+      <w:r>
+        <w:rPr>
+          <w:vertAlign w:val="subscript"/>
+        </w:rPr>
+        <w:t xml:space="preserve">2</w:t>
+      </w:r>
+      <w:r>
+        <w:t xml:space="preserve">O</w:t>
+      </w:r>
+      <w:r>
+        <w:rPr>
+          <w:vertAlign w:val="subscript"/>
+        </w:rPr>
+        <w:t xml:space="preserve">3</w:t>
+      </w:r>
+      <w:r>
+        <w:t xml:space="preserve">/water hybrid nanofluid in a plate heat exchanger, this work developed and benchmarked a machine-learning-based multi-target framework trained on a purpose-built experimental dataset. The principal findings are as follows.</w:t>
       </w:r>
     </w:p>
     <w:p/>
@@ -4198,7 +8124,34 @@
         <w:jc w:val="both"/>
       </w:pPr>
       <w:r>
-        <w:t xml:space="preserve">XGBoost delivered the best simultaneous prediction of h, Nu and f, with R-squared up to 0.9969 and a maximum mean absolute percentage error of 1.95%, improving on the classical correlations by 4–11 R-squared percentage points through its explicit treatment of the mixture-ratio–loading–flow interactions.</w:t>
+        <w:t xml:space="preserve">XGBoost delivered the best simultaneous prediction of </w:t>
+      </w:r>
+      <m:oMath>
+        <m:r>
+          <m:t xml:space="preserve">h</m:t>
+        </m:r>
+      </m:oMath>
+      <w:r>
+        <w:t xml:space="preserve">, </w:t>
+      </w:r>
+      <m:oMath>
+        <m:r>
+          <m:rPr>
+            <m:sty m:val="p"/>
+          </m:rPr>
+          <m:t xml:space="preserve">Nu</m:t>
+        </m:r>
+      </m:oMath>
+      <w:r>
+        <w:t xml:space="preserve"> and </w:t>
+      </w:r>
+      <m:oMath>
+        <m:r>
+          <m:t xml:space="preserve">f</m:t>
+        </m:r>
+      </m:oMath>
+      <w:r>
+        <w:t xml:space="preserve">, with R-squared up to 0.9969 and a maximum mean absolute percentage error of 1.95%, improving on the classical correlations by 4–11 R-squared percentage points through its explicit treatment of the mixture-ratio–loading–flow interactions.</w:t>
       </w:r>
     </w:p>
     <w:p/>
@@ -4303,7 +8256,49 @@
         <w:jc w:val="both"/>
       </w:pPr>
       <w:r>
-        <w:t xml:space="preserve">9. Ajeeb, W., Murshed, S.M.S. (2022). Comparisons of numerical and experimental investigations of the thermal performance of Al2O3 and TiO2 nanofluids in a compact plate heat exchanger. Nanomaterials, 12(19).</w:t>
+        <w:t xml:space="preserve">9. Ajeeb, W., Murshed, S.M.S. (2022). Comparisons of numerical and experimental investigations of the thermal performance of </w:t>
+      </w:r>
+      <w:r>
+        <w:t xml:space="preserve">A</w:t>
+      </w:r>
+      <w:r>
+        <w:t xml:space="preserve">l</w:t>
+      </w:r>
+      <w:r>
+        <w:rPr>
+          <w:vertAlign w:val="subscript"/>
+        </w:rPr>
+        <w:t xml:space="preserve">2</w:t>
+      </w:r>
+      <w:r>
+        <w:t xml:space="preserve">O</w:t>
+      </w:r>
+      <w:r>
+        <w:rPr>
+          <w:vertAlign w:val="subscript"/>
+        </w:rPr>
+        <w:t xml:space="preserve">3</w:t>
+      </w:r>
+      <w:r>
+        <w:t xml:space="preserve"> and </w:t>
+      </w:r>
+      <w:r>
+        <w:t xml:space="preserve">T</w:t>
+      </w:r>
+      <w:r>
+        <w:t xml:space="preserve">i</w:t>
+      </w:r>
+      <w:r>
+        <w:t xml:space="preserve">O</w:t>
+      </w:r>
+      <w:r>
+        <w:rPr>
+          <w:vertAlign w:val="subscript"/>
+        </w:rPr>
+        <w:t xml:space="preserve">2</w:t>
+      </w:r>
+      <w:r>
+        <w:t xml:space="preserve"> nanofluids in a compact plate heat exchanger. Nanomaterials, 12(19).</w:t>
       </w:r>
     </w:p>
     <w:p>
@@ -4319,7 +8314,49 @@
         <w:jc w:val="both"/>
       </w:pPr>
       <w:r>
-        <w:t xml:space="preserve">11. Sathish, T., Giri, J., Saravanan, R., Ubaidullah, M., et al. (2024). Amplifying thermal performance of solar flat plate collector by Al2O3/Cu/MWCNT/SiO2 mono and hybrid nanofluid. Applied Thermal Engineering, 2024. (S1359431124013607)</w:t>
+        <w:t xml:space="preserve">11. Sathish, T., Giri, J., Saravanan, R., Ubaidullah, M., et al. (2024). Amplifying thermal performance of solar flat plate collector by </w:t>
+      </w:r>
+      <w:r>
+        <w:t xml:space="preserve">A</w:t>
+      </w:r>
+      <w:r>
+        <w:t xml:space="preserve">l</w:t>
+      </w:r>
+      <w:r>
+        <w:rPr>
+          <w:vertAlign w:val="subscript"/>
+        </w:rPr>
+        <w:t xml:space="preserve">2</w:t>
+      </w:r>
+      <w:r>
+        <w:t xml:space="preserve">O</w:t>
+      </w:r>
+      <w:r>
+        <w:rPr>
+          <w:vertAlign w:val="subscript"/>
+        </w:rPr>
+        <w:t xml:space="preserve">3</w:t>
+      </w:r>
+      <w:r>
+        <w:t xml:space="preserve">/Cu/MWCNT/</w:t>
+      </w:r>
+      <w:r>
+        <w:t xml:space="preserve">S</w:t>
+      </w:r>
+      <w:r>
+        <w:t xml:space="preserve">i</w:t>
+      </w:r>
+      <w:r>
+        <w:t xml:space="preserve">O</w:t>
+      </w:r>
+      <w:r>
+        <w:rPr>
+          <w:vertAlign w:val="subscript"/>
+        </w:rPr>
+        <w:t xml:space="preserve">2</w:t>
+      </w:r>
+      <w:r>
+        <w:t xml:space="preserve"> mono and hybrid nanofluid. Applied Thermal Engineering, 2024. (S1359431124013607)</w:t>
       </w:r>
     </w:p>
     <w:p>
@@ -4327,7 +8364,31 @@
         <w:jc w:val="both"/>
       </w:pPr>
       <w:r>
-        <w:t xml:space="preserve">12. Hassaan, A.M. (2023). Experimental investigation of the performance of the plate heat exchanger using (multi-walled carbon nanotubes–Al2O3/water) hybrid nanofluid. Proceedings of the Institution of Mechanical Engineers, Part E: Journal of Process Mechanical Engineering, 237. https://doi.org/10.1177/09544089221113977</w:t>
+        <w:t xml:space="preserve">12. Hassaan, A.M. (2023). Experimental investigation of the performance of the plate heat exchanger using (multi-walled carbon nanotubes–</w:t>
+      </w:r>
+      <w:r>
+        <w:t xml:space="preserve">A</w:t>
+      </w:r>
+      <w:r>
+        <w:t xml:space="preserve">l</w:t>
+      </w:r>
+      <w:r>
+        <w:rPr>
+          <w:vertAlign w:val="subscript"/>
+        </w:rPr>
+        <w:t xml:space="preserve">2</w:t>
+      </w:r>
+      <w:r>
+        <w:t xml:space="preserve">O</w:t>
+      </w:r>
+      <w:r>
+        <w:rPr>
+          <w:vertAlign w:val="subscript"/>
+        </w:rPr>
+        <w:t xml:space="preserve">3</w:t>
+      </w:r>
+      <w:r>
+        <w:t xml:space="preserve">/water) hybrid nanofluid. Proceedings of the Institution of Mechanical Engineers, Part E: Journal of Process Mechanical Engineering, 237. https://doi.org/10.1177/09544089221113977</w:t>
       </w:r>
     </w:p>
     <w:p>
@@ -4367,7 +8428,19 @@
         <w:jc w:val="both"/>
       </w:pPr>
       <w:r>
-        <w:t xml:space="preserve">17. Nazeri, M.H., Sarmasti Emami, M.R. (2026). From synthesis to optimization: thermal performance of MWCNT–ZnO hybrid nanofluids in brazed plate heat exchangers. Journal of Thermal Analysis and Calorimetry. https://doi.org/10.1007/s10973-026-15351-4</w:t>
+        <w:t xml:space="preserve">17. Nazeri, M.H., Sarmasti Emami, M.R. (2026). From synthesis to optimization: thermal performance of MWCNT–</w:t>
+      </w:r>
+      <w:r>
+        <w:t xml:space="preserve">Z</w:t>
+      </w:r>
+      <w:r>
+        <w:t xml:space="preserve">n</w:t>
+      </w:r>
+      <w:r>
+        <w:t xml:space="preserve">O</w:t>
+      </w:r>
+      <w:r>
+        <w:t xml:space="preserve"> hybrid nanofluids in brazed plate heat exchangers. Journal of Thermal Analysis and Calorimetry. https://doi.org/10.1007/s10973-026-15351-4</w:t>
       </w:r>
     </w:p>
     <w:p>
@@ -4415,7 +8488,31 @@
         <w:jc w:val="both"/>
       </w:pPr>
       <w:r>
-        <w:t xml:space="preserve">23. Jakeer, S., Easwaramoorthy, S.V., Reddy, S.R.R., Basha, H.T. (2023). Numerical and machine learning approach for Fe3O4-Au/blood hybrid nanofluid flow in a melting/non-melting heat transfer surface with entropy generation. Symmetry, 15(8), 1503.</w:t>
+        <w:t xml:space="preserve">23. Jakeer, S., Easwaramoorthy, S.V., Reddy, S.R.R., Basha, H.T. (2023). Numerical and machine learning approach for </w:t>
+      </w:r>
+      <w:r>
+        <w:t xml:space="preserve">F</w:t>
+      </w:r>
+      <w:r>
+        <w:t xml:space="preserve">e</w:t>
+      </w:r>
+      <w:r>
+        <w:rPr>
+          <w:vertAlign w:val="subscript"/>
+        </w:rPr>
+        <w:t xml:space="preserve">3</w:t>
+      </w:r>
+      <w:r>
+        <w:t xml:space="preserve">O</w:t>
+      </w:r>
+      <w:r>
+        <w:rPr>
+          <w:vertAlign w:val="subscript"/>
+        </w:rPr>
+        <w:t xml:space="preserve">4</w:t>
+      </w:r>
+      <w:r>
+        <w:t xml:space="preserve">-Au/blood hybrid nanofluid flow in a melting/non-melting heat transfer surface with entropy generation. Symmetry, 15(8), 1503.</w:t>
       </w:r>
     </w:p>
     <w:p>
@@ -4463,7 +8560,31 @@
         <w:jc w:val="both"/>
       </w:pPr>
       <w:r>
-        <w:t xml:space="preserve">29. Tota, R.K., Nagaraju, D., Syed, J., et al. (2025). Performance of heat transfer in Al2O3/MWCNT hybrid nanofluid flow using machine learning models. Engineering Research Express. https://doi.org/10.1088/2631-8695/adaadb</w:t>
+        <w:t xml:space="preserve">29. Tota, R.K., Nagaraju, D., Syed, J., et al. (2025). Performance of heat transfer in </w:t>
+      </w:r>
+      <w:r>
+        <w:t xml:space="preserve">A</w:t>
+      </w:r>
+      <w:r>
+        <w:t xml:space="preserve">l</w:t>
+      </w:r>
+      <w:r>
+        <w:rPr>
+          <w:vertAlign w:val="subscript"/>
+        </w:rPr>
+        <w:t xml:space="preserve">2</w:t>
+      </w:r>
+      <w:r>
+        <w:t xml:space="preserve">O</w:t>
+      </w:r>
+      <w:r>
+        <w:rPr>
+          <w:vertAlign w:val="subscript"/>
+        </w:rPr>
+        <w:t xml:space="preserve">3</w:t>
+      </w:r>
+      <w:r>
+        <w:t xml:space="preserve">/MWCNT hybrid nanofluid flow using machine learning models. Engineering Research Express. https://doi.org/10.1088/2631-8695/adaadb</w:t>
       </w:r>
     </w:p>
     <w:p>
